--- a/Szakdolgozati_Konzultáció/SZAKDOLGOZAT.docx
+++ b/Szakdolgozati_Konzultáció/SZAKDOLGOZAT.docx
@@ -5269,7 +5269,7 @@
           <w:color w:val="800000"/>
         </w:rPr>
         <w:drawing>
-          <wp:anchor distT="0" distB="0" distL="114300" distR="114300" simplePos="0" relativeHeight="251659264" behindDoc="0" locked="0" layoutInCell="1" allowOverlap="1" wp14:anchorId="7EEC9CA6" wp14:editId="2C7BE5E1">
+          <wp:anchor distT="0" distB="0" distL="114300" distR="114300" simplePos="0" relativeHeight="251659264" behindDoc="0" locked="0" layoutInCell="1" allowOverlap="1" wp14:anchorId="7EEC9CA6" wp14:editId="59E4004E">
             <wp:simplePos x="0" y="0"/>
             <wp:positionH relativeFrom="margin">
               <wp:align>right</wp:align>
@@ -17296,21 +17296,6 @@
     </w:p>
     <w:p>
       <w:pPr>
-        <w:pStyle w:val="Szvegtrzs"/>
-      </w:pPr>
-    </w:p>
-    <w:p>
-      <w:pPr>
-        <w:pStyle w:val="Szvegtrzs"/>
-      </w:pPr>
-    </w:p>
-    <w:p>
-      <w:pPr>
-        <w:pStyle w:val="Szvegtrzs"/>
-      </w:pPr>
-    </w:p>
-    <w:p>
-      <w:pPr>
         <w:pStyle w:val="Cmsor2"/>
         <w:rPr>
           <w:rFonts w:ascii="Times New Roman" w:hAnsi="Times New Roman" w:cs="Times New Roman"/>
@@ -17321,6 +17306,7 @@
         <w:rPr>
           <w:rFonts w:ascii="Times New Roman" w:hAnsi="Times New Roman" w:cs="Times New Roman"/>
         </w:rPr>
+        <w:lastRenderedPageBreak/>
         <w:t xml:space="preserve">3.5 </w:t>
       </w:r>
       <w:r>
@@ -17446,11 +17432,7 @@
         <w:jc w:val="both"/>
       </w:pPr>
       <w:r>
-        <w:t xml:space="preserve">A webalkalmazás tervezése során célom egy olyan rendszer létrehozása volt, amely egyaránt támogatja a hagyományos, helyszíni vásárlást és foglalást, valamint az online felhasználást. Az alkalmazás két fő funkciócsoportra tagolódik: a vásárlási lehetőség a zenékhez kapcsolódik, </w:t>
-      </w:r>
-      <w:r>
-        <w:lastRenderedPageBreak/>
-        <w:t>míg a foglalási funkció a filmekre és sorozatokra vonatkozik. Mindkét esetben elkülönített kezelési logikát alakítottam ki attól függően, hogy a felhasználó regisztrált tagként vagy alkalmi látogatóként használja a rendszert.</w:t>
+        <w:t>A webalkalmazás tervezése során célom egy olyan rendszer létrehozása volt, amely egyaránt támogatja a hagyományos, helyszíni vásárlást és foglalást, valamint az online felhasználást. Az alkalmazás két fő funkciócsoportra tagolódik: a vásárlási lehetőség a zenékhez kapcsolódik, míg a foglalási funkció a filmekre és sorozatokra vonatkozik. Mindkét esetben elkülönített kezelési logikát alakítottam ki attól függően, hogy a felhasználó regisztrált tagként vagy alkalmi látogatóként használja a rendszert.</w:t>
       </w:r>
     </w:p>
     <w:p>
@@ -17473,6 +17455,7 @@
         <w:rPr>
           <w:rFonts w:ascii="Times New Roman" w:hAnsi="Times New Roman" w:cs="Times New Roman"/>
         </w:rPr>
+        <w:lastRenderedPageBreak/>
         <w:t>4</w:t>
       </w:r>
       <w:r>
@@ -17904,7 +17887,6 @@
         <w:rPr>
           <w:rFonts w:ascii="Times New Roman" w:hAnsi="Times New Roman" w:cs="Times New Roman"/>
         </w:rPr>
-        <w:lastRenderedPageBreak/>
         <w:t>4</w:t>
       </w:r>
       <w:r>
@@ -17954,7 +17936,11 @@
         <w:jc w:val="both"/>
       </w:pPr>
       <w:r>
-        <w:t>A helyszíni foglalás egy belső rendszeren keresztül történik, amely kizárólag regisztrált felhasználók számára érhető el.</w:t>
+        <w:t xml:space="preserve">A helyszíni foglalás egy belső rendszeren keresztül történik, amely kizárólag regisztrált </w:t>
+      </w:r>
+      <w:r>
+        <w:lastRenderedPageBreak/>
+        <w:t>felhasználók számára érhető el.</w:t>
       </w:r>
     </w:p>
     <w:p>
@@ -18381,7 +18367,6 @@
           <w:sz w:val="24"/>
           <w:szCs w:val="24"/>
         </w:rPr>
-        <w:lastRenderedPageBreak/>
         <w:t>A foglalás kezdete nem az aktuális rendszeridő, hanem a felhasználó által megadott időpont, amely 10:00 és 18:00 között választható.</w:t>
       </w:r>
     </w:p>
@@ -18421,6 +18406,7 @@
         <w:jc w:val="both"/>
       </w:pPr>
       <w:r>
+        <w:lastRenderedPageBreak/>
         <w:t>A rendszer e-mailes visszaigazolást küld a felhasználónak, amely minden lényeges információt tartalmaz</w:t>
       </w:r>
       <w:r>
@@ -18669,6 +18655,12 @@
       </w:r>
       <w:bookmarkEnd w:id="71"/>
       <w:bookmarkEnd w:id="72"/>
+      <w:r>
+        <w:rPr>
+          <w:rFonts w:ascii="Times New Roman" w:hAnsi="Times New Roman" w:cs="Times New Roman"/>
+        </w:rPr>
+        <w:t xml:space="preserve"> leírása</w:t>
+      </w:r>
     </w:p>
     <w:p>
       <w:pPr>
@@ -18712,11 +18704,114 @@
       </w:r>
       <w:proofErr w:type="spellEnd"/>
       <w:r>
-        <w:t xml:space="preserve"> került meghatározásra: a Felhasználó és az Adminisztrátor. A felhasználó regisztrálhat, bejelentkezhet, zenéket böngészhet, kosárba helyezheti azokat, valamint rendelést is leadhat. A rendelés leadásával automatikusan elindul a készlet frissítése és a visszaigazoló e-mail kiküldése. Az adminisztrátor feladata a készlet karbantartása a rendelések feldolgozását követően. A diagram célja a rendszer fő funkcióinak és azok </w:t>
-      </w:r>
-      <w:r>
+        <w:t xml:space="preserve"> került meghatározásra: a Felhasználó és az Adminisztrátor. A felhasználó regisztrálhat, bejelentkezhet, zenéket böngészhet, kosárba helyezheti azokat, valamint rendelést is leadhat. A rendelés leadásával automatikusan elindul a készlet frissítése és a visszaigazoló e-mail kiküldése. Az adminisztrátor feladata a készlet karbantartása a rendelések feldolgozását követően. A diagram célja a rendszer fő funkcióinak és azok szereplőinek azonosítása.</w:t>
+      </w:r>
+    </w:p>
+    <w:p>
+      <w:pPr>
+        <w:spacing w:line="360" w:lineRule="auto"/>
+        <w:jc w:val="both"/>
+      </w:pPr>
+    </w:p>
+    <w:p>
+      <w:pPr>
+        <w:pStyle w:val="Cmsor3"/>
+        <w:rPr>
+          <w:rFonts w:ascii="Times New Roman" w:hAnsi="Times New Roman" w:cs="Times New Roman"/>
+        </w:rPr>
+      </w:pPr>
+      <w:proofErr w:type="spellStart"/>
+      <w:r>
+        <w:rPr>
+          <w:rFonts w:ascii="Times New Roman" w:hAnsi="Times New Roman" w:cs="Times New Roman"/>
+        </w:rPr>
+        <w:t>Use</w:t>
+      </w:r>
+      <w:proofErr w:type="spellEnd"/>
+      <w:r>
+        <w:rPr>
+          <w:rFonts w:ascii="Times New Roman" w:hAnsi="Times New Roman" w:cs="Times New Roman"/>
+        </w:rPr>
+        <w:t xml:space="preserve"> </w:t>
+      </w:r>
+      <w:proofErr w:type="spellStart"/>
+      <w:r>
+        <w:rPr>
+          <w:rFonts w:ascii="Times New Roman" w:hAnsi="Times New Roman" w:cs="Times New Roman"/>
+        </w:rPr>
+        <w:t>case</w:t>
+      </w:r>
+      <w:proofErr w:type="spellEnd"/>
+      <w:r>
+        <w:rPr>
+          <w:rFonts w:ascii="Times New Roman" w:hAnsi="Times New Roman" w:cs="Times New Roman"/>
+        </w:rPr>
+        <w:t xml:space="preserve"> diagram</w:t>
+      </w:r>
+    </w:p>
+    <w:p>
+      <w:pPr>
+        <w:pStyle w:val="Szvegtrzs"/>
+      </w:pPr>
+    </w:p>
+    <w:p>
+      <w:pPr>
+        <w:rPr>
+          <w:rFonts w:cs="Times New Roman"/>
+        </w:rPr>
+      </w:pPr>
+      <w:r>
+        <w:rPr>
+          <w:rFonts w:cs="Times New Roman"/>
+          <w:noProof/>
+        </w:rPr>
         <w:lastRenderedPageBreak/>
-        <w:t>szereplőinek azonosítása.</w:t>
+        <w:drawing>
+          <wp:inline distT="0" distB="0" distL="0" distR="0" wp14:anchorId="17FFC15E" wp14:editId="68D6552B">
+            <wp:extent cx="5760085" cy="2332990"/>
+            <wp:effectExtent l="19050" t="19050" r="12065" b="10160"/>
+            <wp:docPr id="1482149521" name="Kép 4"/>
+            <wp:cNvGraphicFramePr>
+              <a:graphicFrameLocks xmlns:a="http://schemas.openxmlformats.org/drawingml/2006/main" noChangeAspect="1"/>
+            </wp:cNvGraphicFramePr>
+            <a:graphic xmlns:a="http://schemas.openxmlformats.org/drawingml/2006/main">
+              <a:graphicData uri="http://schemas.openxmlformats.org/drawingml/2006/picture">
+                <pic:pic xmlns:pic="http://schemas.openxmlformats.org/drawingml/2006/picture">
+                  <pic:nvPicPr>
+                    <pic:cNvPr id="1482149521" name="Kép 1482149521"/>
+                    <pic:cNvPicPr/>
+                  </pic:nvPicPr>
+                  <pic:blipFill>
+                    <a:blip r:embed="rId9">
+                      <a:extLst>
+                        <a:ext uri="{28A0092B-C50C-407E-A947-70E740481C1C}">
+                          <a14:useLocalDpi xmlns:a14="http://schemas.microsoft.com/office/drawing/2010/main" val="0"/>
+                        </a:ext>
+                      </a:extLst>
+                    </a:blip>
+                    <a:stretch>
+                      <a:fillRect/>
+                    </a:stretch>
+                  </pic:blipFill>
+                  <pic:spPr>
+                    <a:xfrm>
+                      <a:off x="0" y="0"/>
+                      <a:ext cx="5760085" cy="2332990"/>
+                    </a:xfrm>
+                    <a:prstGeom prst="rect">
+                      <a:avLst/>
+                    </a:prstGeom>
+                    <a:ln>
+                      <a:solidFill>
+                        <a:schemeClr val="tx1"/>
+                      </a:solidFill>
+                    </a:ln>
+                  </pic:spPr>
+                </pic:pic>
+              </a:graphicData>
+            </a:graphic>
+          </wp:inline>
+        </w:drawing>
       </w:r>
     </w:p>
     <w:p>
@@ -18751,6 +18846,12 @@
       </w:r>
       <w:bookmarkEnd w:id="73"/>
       <w:bookmarkEnd w:id="74"/>
+      <w:r>
+        <w:rPr>
+          <w:rFonts w:ascii="Times New Roman" w:hAnsi="Times New Roman" w:cs="Times New Roman"/>
+        </w:rPr>
+        <w:t xml:space="preserve"> leírása</w:t>
+      </w:r>
     </w:p>
     <w:p>
       <w:pPr>
@@ -18774,6 +18875,100 @@
       <w:proofErr w:type="spellEnd"/>
       <w:r>
         <w:t xml:space="preserve"> – között pontosan nyomon követhető a bejelentkezés folyamata, a rendelés rögzítése, az adatbázis-műveletek, valamint az automatikus e-mail küldés. Ez a diagram különösen hasznos a rendszer technikai működésének és a komponensek együttműködésének megértéséhez.</w:t>
+      </w:r>
+    </w:p>
+    <w:p>
+      <w:pPr>
+        <w:rPr>
+          <w:rFonts w:cs="Times New Roman"/>
+        </w:rPr>
+      </w:pPr>
+    </w:p>
+    <w:p>
+      <w:pPr>
+        <w:pStyle w:val="Cmsor3"/>
+        <w:rPr>
+          <w:rFonts w:ascii="Times New Roman" w:hAnsi="Times New Roman" w:cs="Times New Roman"/>
+        </w:rPr>
+      </w:pPr>
+      <w:proofErr w:type="spellStart"/>
+      <w:r>
+        <w:rPr>
+          <w:rFonts w:ascii="Times New Roman" w:hAnsi="Times New Roman" w:cs="Times New Roman"/>
+        </w:rPr>
+        <w:t>Sequence</w:t>
+      </w:r>
+      <w:proofErr w:type="spellEnd"/>
+      <w:r>
+        <w:rPr>
+          <w:rFonts w:ascii="Times New Roman" w:hAnsi="Times New Roman" w:cs="Times New Roman"/>
+        </w:rPr>
+        <w:t xml:space="preserve"> diagram</w:t>
+      </w:r>
+    </w:p>
+    <w:p>
+      <w:pPr>
+        <w:pStyle w:val="Szvegtrzs"/>
+      </w:pPr>
+    </w:p>
+    <w:p>
+      <w:pPr>
+        <w:rPr>
+          <w:rFonts w:cs="Times New Roman"/>
+        </w:rPr>
+      </w:pPr>
+      <w:r>
+        <w:rPr>
+          <w:rFonts w:cs="Times New Roman"/>
+          <w:noProof/>
+        </w:rPr>
+        <w:lastRenderedPageBreak/>
+        <w:drawing>
+          <wp:inline distT="0" distB="0" distL="0" distR="0" wp14:anchorId="4AF43BB7" wp14:editId="77FEB85B">
+            <wp:extent cx="5760085" cy="4134485"/>
+            <wp:effectExtent l="19050" t="19050" r="12065" b="18415"/>
+            <wp:docPr id="1541365816" name="Kép 5"/>
+            <wp:cNvGraphicFramePr>
+              <a:graphicFrameLocks xmlns:a="http://schemas.openxmlformats.org/drawingml/2006/main" noChangeAspect="1"/>
+            </wp:cNvGraphicFramePr>
+            <a:graphic xmlns:a="http://schemas.openxmlformats.org/drawingml/2006/main">
+              <a:graphicData uri="http://schemas.openxmlformats.org/drawingml/2006/picture">
+                <pic:pic xmlns:pic="http://schemas.openxmlformats.org/drawingml/2006/picture">
+                  <pic:nvPicPr>
+                    <pic:cNvPr id="1541365816" name="Kép 1541365816"/>
+                    <pic:cNvPicPr/>
+                  </pic:nvPicPr>
+                  <pic:blipFill>
+                    <a:blip r:embed="rId10">
+                      <a:extLst>
+                        <a:ext uri="{28A0092B-C50C-407E-A947-70E740481C1C}">
+                          <a14:useLocalDpi xmlns:a14="http://schemas.microsoft.com/office/drawing/2010/main" val="0"/>
+                        </a:ext>
+                      </a:extLst>
+                    </a:blip>
+                    <a:stretch>
+                      <a:fillRect/>
+                    </a:stretch>
+                  </pic:blipFill>
+                  <pic:spPr>
+                    <a:xfrm>
+                      <a:off x="0" y="0"/>
+                      <a:ext cx="5760085" cy="4134485"/>
+                    </a:xfrm>
+                    <a:prstGeom prst="rect">
+                      <a:avLst/>
+                    </a:prstGeom>
+                    <a:ln>
+                      <a:solidFill>
+                        <a:schemeClr val="tx1"/>
+                      </a:solidFill>
+                    </a:ln>
+                  </pic:spPr>
+                </pic:pic>
+              </a:graphicData>
+            </a:graphic>
+          </wp:inline>
+        </w:drawing>
       </w:r>
     </w:p>
     <w:p>
@@ -18808,6 +19003,12 @@
       </w:r>
       <w:bookmarkEnd w:id="75"/>
       <w:bookmarkEnd w:id="76"/>
+      <w:r>
+        <w:rPr>
+          <w:rFonts w:ascii="Times New Roman" w:hAnsi="Times New Roman" w:cs="Times New Roman"/>
+        </w:rPr>
+        <w:t xml:space="preserve"> leírása</w:t>
+      </w:r>
     </w:p>
     <w:p>
       <w:pPr>
@@ -18835,10 +19036,85 @@
     </w:p>
     <w:p>
       <w:pPr>
+        <w:pStyle w:val="Cmsor3"/>
+        <w:rPr>
+          <w:rFonts w:ascii="Times New Roman" w:hAnsi="Times New Roman" w:cs="Times New Roman"/>
+        </w:rPr>
+      </w:pPr>
+      <w:proofErr w:type="spellStart"/>
+      <w:r>
+        <w:rPr>
+          <w:rFonts w:ascii="Times New Roman" w:hAnsi="Times New Roman" w:cs="Times New Roman"/>
+        </w:rPr>
+        <w:lastRenderedPageBreak/>
+        <w:t>Activity</w:t>
+      </w:r>
+      <w:proofErr w:type="spellEnd"/>
+      <w:r>
+        <w:rPr>
+          <w:rFonts w:ascii="Times New Roman" w:hAnsi="Times New Roman" w:cs="Times New Roman"/>
+        </w:rPr>
+        <w:t xml:space="preserve"> diagram</w:t>
+      </w:r>
+    </w:p>
+    <w:p>
+      <w:pPr>
         <w:rPr>
           <w:rFonts w:cs="Times New Roman"/>
         </w:rPr>
       </w:pPr>
+      <w:r>
+        <w:rPr>
+          <w:rFonts w:cs="Times New Roman"/>
+          <w:noProof/>
+        </w:rPr>
+        <w:drawing>
+          <wp:inline distT="0" distB="0" distL="0" distR="0" wp14:anchorId="6970E0E7" wp14:editId="3EA52C42">
+            <wp:extent cx="5760085" cy="8259445"/>
+            <wp:effectExtent l="19050" t="19050" r="12065" b="27305"/>
+            <wp:docPr id="1407710349" name="Kép 6"/>
+            <wp:cNvGraphicFramePr>
+              <a:graphicFrameLocks xmlns:a="http://schemas.openxmlformats.org/drawingml/2006/main" noChangeAspect="1"/>
+            </wp:cNvGraphicFramePr>
+            <a:graphic xmlns:a="http://schemas.openxmlformats.org/drawingml/2006/main">
+              <a:graphicData uri="http://schemas.openxmlformats.org/drawingml/2006/picture">
+                <pic:pic xmlns:pic="http://schemas.openxmlformats.org/drawingml/2006/picture">
+                  <pic:nvPicPr>
+                    <pic:cNvPr id="1407710349" name="Kép 1407710349"/>
+                    <pic:cNvPicPr/>
+                  </pic:nvPicPr>
+                  <pic:blipFill>
+                    <a:blip r:embed="rId11">
+                      <a:extLst>
+                        <a:ext uri="{28A0092B-C50C-407E-A947-70E740481C1C}">
+                          <a14:useLocalDpi xmlns:a14="http://schemas.microsoft.com/office/drawing/2010/main" val="0"/>
+                        </a:ext>
+                      </a:extLst>
+                    </a:blip>
+                    <a:stretch>
+                      <a:fillRect/>
+                    </a:stretch>
+                  </pic:blipFill>
+                  <pic:spPr>
+                    <a:xfrm>
+                      <a:off x="0" y="0"/>
+                      <a:ext cx="5760085" cy="8259445"/>
+                    </a:xfrm>
+                    <a:prstGeom prst="rect">
+                      <a:avLst/>
+                    </a:prstGeom>
+                    <a:ln>
+                      <a:solidFill>
+                        <a:schemeClr val="tx1"/>
+                      </a:solidFill>
+                    </a:ln>
+                  </pic:spPr>
+                </pic:pic>
+              </a:graphicData>
+            </a:graphic>
+          </wp:inline>
+        </w:drawing>
+      </w:r>
     </w:p>
     <w:p>
       <w:pPr>
@@ -18853,6 +19129,7 @@
         <w:rPr>
           <w:rFonts w:ascii="Times New Roman" w:hAnsi="Times New Roman" w:cs="Times New Roman"/>
         </w:rPr>
+        <w:lastRenderedPageBreak/>
         <w:t>Összefoglalás</w:t>
       </w:r>
       <w:bookmarkEnd w:id="77"/>
@@ -18998,11 +19275,7 @@
         <w:t>, hasonlóképp, mint a zene rendelés esetén</w:t>
       </w:r>
       <w:r>
-        <w:t xml:space="preserve">. Ezek a vizualizációs eszközök különböző szemszögből mutatják be a rendszer működését, miközben lefedik mind a felhasználói, mind az adminisztrátori oldal </w:t>
-      </w:r>
-      <w:r>
-        <w:lastRenderedPageBreak/>
-        <w:t>folyamatait.</w:t>
+        <w:t>. Ezek a vizualizációs eszközök különböző szemszögből mutatják be a rendszer működését, miközben lefedik mind a felhasználói, mind az adminisztrátori oldal folyamatait.</w:t>
       </w:r>
     </w:p>
     <w:p>
@@ -19051,6 +19324,12 @@
       </w:r>
       <w:bookmarkEnd w:id="81"/>
       <w:bookmarkEnd w:id="82"/>
+      <w:r>
+        <w:rPr>
+          <w:rFonts w:ascii="Times New Roman" w:hAnsi="Times New Roman" w:cs="Times New Roman"/>
+        </w:rPr>
+        <w:t xml:space="preserve"> leírása</w:t>
+      </w:r>
     </w:p>
     <w:p>
       <w:pPr>
@@ -19116,6 +19395,106 @@
           <w:rFonts w:cs="Times New Roman"/>
         </w:rPr>
       </w:pPr>
+    </w:p>
+    <w:p>
+      <w:pPr>
+        <w:pStyle w:val="Cmsor3"/>
+        <w:rPr>
+          <w:rFonts w:ascii="Times New Roman" w:hAnsi="Times New Roman" w:cs="Times New Roman"/>
+        </w:rPr>
+      </w:pPr>
+      <w:proofErr w:type="spellStart"/>
+      <w:r>
+        <w:rPr>
+          <w:rFonts w:ascii="Times New Roman" w:hAnsi="Times New Roman" w:cs="Times New Roman"/>
+        </w:rPr>
+        <w:t>Use</w:t>
+      </w:r>
+      <w:proofErr w:type="spellEnd"/>
+      <w:r>
+        <w:rPr>
+          <w:rFonts w:ascii="Times New Roman" w:hAnsi="Times New Roman" w:cs="Times New Roman"/>
+        </w:rPr>
+        <w:t xml:space="preserve"> </w:t>
+      </w:r>
+      <w:proofErr w:type="spellStart"/>
+      <w:r>
+        <w:rPr>
+          <w:rFonts w:ascii="Times New Roman" w:hAnsi="Times New Roman" w:cs="Times New Roman"/>
+        </w:rPr>
+        <w:t>case</w:t>
+      </w:r>
+      <w:proofErr w:type="spellEnd"/>
+      <w:r>
+        <w:rPr>
+          <w:rFonts w:ascii="Times New Roman" w:hAnsi="Times New Roman" w:cs="Times New Roman"/>
+        </w:rPr>
+        <w:t xml:space="preserve"> diagram</w:t>
+      </w:r>
+    </w:p>
+    <w:p>
+      <w:pPr>
+        <w:pStyle w:val="Szvegtrzs"/>
+      </w:pPr>
+    </w:p>
+    <w:p>
+      <w:pPr>
+        <w:rPr>
+          <w:rFonts w:cs="Times New Roman"/>
+        </w:rPr>
+      </w:pPr>
+      <w:r>
+        <w:rPr>
+          <w:rFonts w:cs="Times New Roman"/>
+          <w:noProof/>
+        </w:rPr>
+        <w:drawing>
+          <wp:inline distT="0" distB="0" distL="0" distR="0" wp14:anchorId="657D96BB" wp14:editId="7BFDEFC3">
+            <wp:extent cx="5760085" cy="1102995"/>
+            <wp:effectExtent l="19050" t="19050" r="12065" b="20955"/>
+            <wp:docPr id="1661601139" name="Kép 7"/>
+            <wp:cNvGraphicFramePr>
+              <a:graphicFrameLocks xmlns:a="http://schemas.openxmlformats.org/drawingml/2006/main" noChangeAspect="1"/>
+            </wp:cNvGraphicFramePr>
+            <a:graphic xmlns:a="http://schemas.openxmlformats.org/drawingml/2006/main">
+              <a:graphicData uri="http://schemas.openxmlformats.org/drawingml/2006/picture">
+                <pic:pic xmlns:pic="http://schemas.openxmlformats.org/drawingml/2006/picture">
+                  <pic:nvPicPr>
+                    <pic:cNvPr id="1661601139" name="Kép 1661601139"/>
+                    <pic:cNvPicPr/>
+                  </pic:nvPicPr>
+                  <pic:blipFill>
+                    <a:blip r:embed="rId12" cstate="print">
+                      <a:extLst>
+                        <a:ext uri="{28A0092B-C50C-407E-A947-70E740481C1C}">
+                          <a14:useLocalDpi xmlns:a14="http://schemas.microsoft.com/office/drawing/2010/main" val="0"/>
+                        </a:ext>
+                      </a:extLst>
+                    </a:blip>
+                    <a:stretch>
+                      <a:fillRect/>
+                    </a:stretch>
+                  </pic:blipFill>
+                  <pic:spPr>
+                    <a:xfrm>
+                      <a:off x="0" y="0"/>
+                      <a:ext cx="5760085" cy="1102995"/>
+                    </a:xfrm>
+                    <a:prstGeom prst="rect">
+                      <a:avLst/>
+                    </a:prstGeom>
+                    <a:ln>
+                      <a:solidFill>
+                        <a:schemeClr val="tx1"/>
+                      </a:solidFill>
+                    </a:ln>
+                  </pic:spPr>
+                </pic:pic>
+              </a:graphicData>
+            </a:graphic>
+          </wp:inline>
+        </w:drawing>
+      </w:r>
     </w:p>
     <w:p>
       <w:pPr>
@@ -19131,6 +19510,7 @@
         <w:rPr>
           <w:rFonts w:ascii="Times New Roman" w:hAnsi="Times New Roman" w:cs="Times New Roman"/>
         </w:rPr>
+        <w:lastRenderedPageBreak/>
         <w:t>Sequence</w:t>
       </w:r>
       <w:proofErr w:type="spellEnd"/>
@@ -19142,6 +19522,12 @@
       </w:r>
       <w:bookmarkEnd w:id="83"/>
       <w:bookmarkEnd w:id="84"/>
+      <w:r>
+        <w:rPr>
+          <w:rFonts w:ascii="Times New Roman" w:hAnsi="Times New Roman" w:cs="Times New Roman"/>
+        </w:rPr>
+        <w:t xml:space="preserve"> leírása</w:t>
+      </w:r>
     </w:p>
     <w:p>
       <w:pPr>
@@ -19192,6 +19578,95 @@
           <w:rFonts w:ascii="Times New Roman" w:hAnsi="Times New Roman" w:cs="Times New Roman"/>
         </w:rPr>
       </w:pPr>
+      <w:proofErr w:type="spellStart"/>
+      <w:r>
+        <w:rPr>
+          <w:rFonts w:ascii="Times New Roman" w:hAnsi="Times New Roman" w:cs="Times New Roman"/>
+        </w:rPr>
+        <w:lastRenderedPageBreak/>
+        <w:t>Sequence</w:t>
+      </w:r>
+      <w:proofErr w:type="spellEnd"/>
+      <w:r>
+        <w:rPr>
+          <w:rFonts w:ascii="Times New Roman" w:hAnsi="Times New Roman" w:cs="Times New Roman"/>
+        </w:rPr>
+        <w:t xml:space="preserve"> diagram</w:t>
+      </w:r>
+    </w:p>
+    <w:p>
+      <w:pPr>
+        <w:rPr>
+          <w:rFonts w:cs="Times New Roman"/>
+        </w:rPr>
+      </w:pPr>
+      <w:r>
+        <w:rPr>
+          <w:rFonts w:cs="Times New Roman"/>
+          <w:noProof/>
+        </w:rPr>
+        <w:drawing>
+          <wp:inline distT="0" distB="0" distL="0" distR="0" wp14:anchorId="26FD11DA" wp14:editId="6DD74E64">
+            <wp:extent cx="5760085" cy="6892925"/>
+            <wp:effectExtent l="19050" t="19050" r="12065" b="22225"/>
+            <wp:docPr id="349485871" name="Kép 8"/>
+            <wp:cNvGraphicFramePr>
+              <a:graphicFrameLocks xmlns:a="http://schemas.openxmlformats.org/drawingml/2006/main" noChangeAspect="1"/>
+            </wp:cNvGraphicFramePr>
+            <a:graphic xmlns:a="http://schemas.openxmlformats.org/drawingml/2006/main">
+              <a:graphicData uri="http://schemas.openxmlformats.org/drawingml/2006/picture">
+                <pic:pic xmlns:pic="http://schemas.openxmlformats.org/drawingml/2006/picture">
+                  <pic:nvPicPr>
+                    <pic:cNvPr id="349485871" name="Kép 349485871"/>
+                    <pic:cNvPicPr/>
+                  </pic:nvPicPr>
+                  <pic:blipFill>
+                    <a:blip r:embed="rId13">
+                      <a:extLst>
+                        <a:ext uri="{28A0092B-C50C-407E-A947-70E740481C1C}">
+                          <a14:useLocalDpi xmlns:a14="http://schemas.microsoft.com/office/drawing/2010/main" val="0"/>
+                        </a:ext>
+                      </a:extLst>
+                    </a:blip>
+                    <a:stretch>
+                      <a:fillRect/>
+                    </a:stretch>
+                  </pic:blipFill>
+                  <pic:spPr>
+                    <a:xfrm>
+                      <a:off x="0" y="0"/>
+                      <a:ext cx="5760085" cy="6892925"/>
+                    </a:xfrm>
+                    <a:prstGeom prst="rect">
+                      <a:avLst/>
+                    </a:prstGeom>
+                    <a:ln>
+                      <a:solidFill>
+                        <a:schemeClr val="tx1"/>
+                      </a:solidFill>
+                    </a:ln>
+                  </pic:spPr>
+                </pic:pic>
+              </a:graphicData>
+            </a:graphic>
+          </wp:inline>
+        </w:drawing>
+      </w:r>
+    </w:p>
+    <w:p>
+      <w:pPr>
+        <w:rPr>
+          <w:rFonts w:cs="Times New Roman"/>
+        </w:rPr>
+      </w:pPr>
+    </w:p>
+    <w:p>
+      <w:pPr>
+        <w:pStyle w:val="Cmsor3"/>
+        <w:rPr>
+          <w:rFonts w:ascii="Times New Roman" w:hAnsi="Times New Roman" w:cs="Times New Roman"/>
+        </w:rPr>
+      </w:pPr>
       <w:bookmarkStart w:id="85" w:name="_Toc197713097"/>
       <w:bookmarkStart w:id="86" w:name="_Toc223623256"/>
       <w:proofErr w:type="spellStart"/>
@@ -19210,6 +19685,12 @@
       </w:r>
       <w:bookmarkEnd w:id="85"/>
       <w:bookmarkEnd w:id="86"/>
+      <w:r>
+        <w:rPr>
+          <w:rFonts w:ascii="Times New Roman" w:hAnsi="Times New Roman" w:cs="Times New Roman"/>
+        </w:rPr>
+        <w:t xml:space="preserve"> leírása</w:t>
+      </w:r>
     </w:p>
     <w:p>
       <w:pPr>
@@ -19234,7 +19715,11 @@
       </w:r>
       <w:proofErr w:type="spellEnd"/>
       <w:r>
-        <w:t xml:space="preserve"> diagram a teljes kölcsönzési folyamatot egy strukturált munkafolyamatként jeleníti meg, amelyet a felhasználó regisztrációval vagy bejelentkezéssel indít. Ezt követően a kiválasztott filmek vagy sorozatok kosárba kerülnek, majd a felhasználó foglalást indít, amely lehet</w:t>
+        <w:t xml:space="preserve"> diagram a teljes kölcsönzési folyamatot egy strukturált munkafolyamatként jeleníti meg, amelyet a felhasználó regisztrációval vagy bejelentkezéssel indít. Ezt követően a kiválasztott filmek vagy sorozatok kosárba kerülnek, majd a felhasználó foglalást indít, amely </w:t>
+      </w:r>
+      <w:r>
+        <w:lastRenderedPageBreak/>
+        <w:t>lehet</w:t>
       </w:r>
       <w:r>
         <w:t xml:space="preserve"> </w:t>
@@ -19270,6 +19755,88 @@
           <w:rFonts w:cs="Times New Roman"/>
         </w:rPr>
       </w:pPr>
+    </w:p>
+    <w:p>
+      <w:pPr>
+        <w:pStyle w:val="Cmsor3"/>
+        <w:rPr>
+          <w:rFonts w:ascii="Times New Roman" w:hAnsi="Times New Roman" w:cs="Times New Roman"/>
+        </w:rPr>
+      </w:pPr>
+      <w:proofErr w:type="spellStart"/>
+      <w:r>
+        <w:rPr>
+          <w:rFonts w:ascii="Times New Roman" w:hAnsi="Times New Roman" w:cs="Times New Roman"/>
+        </w:rPr>
+        <w:lastRenderedPageBreak/>
+        <w:t>Activity</w:t>
+      </w:r>
+      <w:proofErr w:type="spellEnd"/>
+      <w:r>
+        <w:rPr>
+          <w:rFonts w:ascii="Times New Roman" w:hAnsi="Times New Roman" w:cs="Times New Roman"/>
+        </w:rPr>
+        <w:t xml:space="preserve"> diagram</w:t>
+      </w:r>
+    </w:p>
+    <w:p>
+      <w:pPr>
+        <w:rPr>
+          <w:rFonts w:cs="Times New Roman"/>
+        </w:rPr>
+      </w:pPr>
+      <w:r>
+        <w:rPr>
+          <w:rFonts w:cs="Times New Roman"/>
+          <w:noProof/>
+        </w:rPr>
+        <w:drawing>
+          <wp:inline distT="0" distB="0" distL="0" distR="0" wp14:anchorId="46575280" wp14:editId="2361E230">
+            <wp:extent cx="5760085" cy="8103235"/>
+            <wp:effectExtent l="19050" t="19050" r="12065" b="12065"/>
+            <wp:docPr id="1700929824" name="Kép 9"/>
+            <wp:cNvGraphicFramePr>
+              <a:graphicFrameLocks xmlns:a="http://schemas.openxmlformats.org/drawingml/2006/main" noChangeAspect="1"/>
+            </wp:cNvGraphicFramePr>
+            <a:graphic xmlns:a="http://schemas.openxmlformats.org/drawingml/2006/main">
+              <a:graphicData uri="http://schemas.openxmlformats.org/drawingml/2006/picture">
+                <pic:pic xmlns:pic="http://schemas.openxmlformats.org/drawingml/2006/picture">
+                  <pic:nvPicPr>
+                    <pic:cNvPr id="1700929824" name="Kép 1700929824"/>
+                    <pic:cNvPicPr/>
+                  </pic:nvPicPr>
+                  <pic:blipFill>
+                    <a:blip r:embed="rId14">
+                      <a:extLst>
+                        <a:ext uri="{28A0092B-C50C-407E-A947-70E740481C1C}">
+                          <a14:useLocalDpi xmlns:a14="http://schemas.microsoft.com/office/drawing/2010/main" val="0"/>
+                        </a:ext>
+                      </a:extLst>
+                    </a:blip>
+                    <a:stretch>
+                      <a:fillRect/>
+                    </a:stretch>
+                  </pic:blipFill>
+                  <pic:spPr>
+                    <a:xfrm>
+                      <a:off x="0" y="0"/>
+                      <a:ext cx="5760085" cy="8103235"/>
+                    </a:xfrm>
+                    <a:prstGeom prst="rect">
+                      <a:avLst/>
+                    </a:prstGeom>
+                    <a:ln>
+                      <a:solidFill>
+                        <a:schemeClr val="tx1"/>
+                      </a:solidFill>
+                    </a:ln>
+                  </pic:spPr>
+                </pic:pic>
+              </a:graphicData>
+            </a:graphic>
+          </wp:inline>
+        </w:drawing>
+      </w:r>
     </w:p>
     <w:p>
       <w:pPr>
@@ -19486,6 +20053,145 @@
     </w:p>
     <w:p>
       <w:pPr>
+        <w:spacing w:line="360" w:lineRule="auto"/>
+        <w:jc w:val="both"/>
+      </w:pPr>
+      <w:r>
+        <w:t xml:space="preserve">Az alábbi ERD-diagram részletesen bemutatja az adatbázis felépítését, az adattáblák közötti kapcsolatokat, azok típusait. Az ábra tartalmaz </w:t>
+      </w:r>
+      <w:r>
+        <w:t>egy</w:t>
+      </w:r>
+      <w:r>
+        <w:t xml:space="preserve"> különálló, a fő rendszerkomponenstől elkülönülő táblát (üzenetek), mely specifikus funkció helyes működéséért felel. Jellemzően olyan működés, mely jogosultságfüggetlenül elérhető, működési logikáj</w:t>
+      </w:r>
+      <w:r>
+        <w:t>a</w:t>
+      </w:r>
+      <w:r>
+        <w:t xml:space="preserve"> nem kapcsolódik szorosan a főbb működésekhez.</w:t>
+      </w:r>
+    </w:p>
+    <w:p>
+      <w:pPr>
+        <w:spacing w:line="360" w:lineRule="auto"/>
+        <w:jc w:val="both"/>
+      </w:pPr>
+      <w:r>
+        <w:t xml:space="preserve">Az ábrát követően részletesebben </w:t>
+      </w:r>
+      <w:r>
+        <w:t>bemutatásra kerülnek</w:t>
+      </w:r>
+      <w:r>
+        <w:t xml:space="preserve"> az egyes táblák funkció</w:t>
+      </w:r>
+      <w:r>
+        <w:t>i</w:t>
+      </w:r>
+      <w:r>
+        <w:t xml:space="preserve"> és tárolt adatai, beállításai.</w:t>
+      </w:r>
+    </w:p>
+    <w:p>
+      <w:pPr>
+        <w:spacing w:line="360" w:lineRule="auto"/>
+        <w:jc w:val="both"/>
+      </w:pPr>
+    </w:p>
+    <w:p>
+      <w:pPr>
+        <w:spacing w:line="360" w:lineRule="auto"/>
+        <w:jc w:val="both"/>
+      </w:pPr>
+    </w:p>
+    <w:p>
+      <w:pPr>
+        <w:spacing w:line="360" w:lineRule="auto"/>
+        <w:jc w:val="both"/>
+      </w:pPr>
+    </w:p>
+    <w:p>
+      <w:pPr>
+        <w:pStyle w:val="Cmsor3"/>
+        <w:rPr>
+          <w:rFonts w:ascii="Times New Roman" w:hAnsi="Times New Roman" w:cs="Times New Roman"/>
+        </w:rPr>
+      </w:pPr>
+      <w:r>
+        <w:rPr>
+          <w:rFonts w:ascii="Times New Roman" w:hAnsi="Times New Roman" w:cs="Times New Roman"/>
+        </w:rPr>
+        <w:lastRenderedPageBreak/>
+        <w:t>Adatbázis egyed-kapcsolat-modellje</w:t>
+      </w:r>
+    </w:p>
+    <w:p>
+      <w:pPr>
+        <w:pStyle w:val="Szvegtrzs"/>
+      </w:pPr>
+    </w:p>
+    <w:p>
+      <w:pPr>
+        <w:rPr>
+          <w:rFonts w:cs="Times New Roman"/>
+        </w:rPr>
+      </w:pPr>
+      <w:r>
+        <w:rPr>
+          <w:rFonts w:cs="Times New Roman"/>
+          <w:noProof/>
+        </w:rPr>
+        <w:drawing>
+          <wp:inline distT="0" distB="0" distL="0" distR="0" wp14:anchorId="14BDB615" wp14:editId="2658579E">
+            <wp:extent cx="5760085" cy="2741295"/>
+            <wp:effectExtent l="19050" t="19050" r="12065" b="20955"/>
+            <wp:docPr id="1992875544" name="Kép 3"/>
+            <wp:cNvGraphicFramePr>
+              <a:graphicFrameLocks xmlns:a="http://schemas.openxmlformats.org/drawingml/2006/main" noChangeAspect="1"/>
+            </wp:cNvGraphicFramePr>
+            <a:graphic xmlns:a="http://schemas.openxmlformats.org/drawingml/2006/main">
+              <a:graphicData uri="http://schemas.openxmlformats.org/drawingml/2006/picture">
+                <pic:pic xmlns:pic="http://schemas.openxmlformats.org/drawingml/2006/picture">
+                  <pic:nvPicPr>
+                    <pic:cNvPr id="1992875544" name="Kép 1992875544"/>
+                    <pic:cNvPicPr/>
+                  </pic:nvPicPr>
+                  <pic:blipFill>
+                    <a:blip r:embed="rId15" cstate="print">
+                      <a:extLst>
+                        <a:ext uri="{28A0092B-C50C-407E-A947-70E740481C1C}">
+                          <a14:useLocalDpi xmlns:a14="http://schemas.microsoft.com/office/drawing/2010/main" val="0"/>
+                        </a:ext>
+                      </a:extLst>
+                    </a:blip>
+                    <a:stretch>
+                      <a:fillRect/>
+                    </a:stretch>
+                  </pic:blipFill>
+                  <pic:spPr>
+                    <a:xfrm>
+                      <a:off x="0" y="0"/>
+                      <a:ext cx="5760085" cy="2741295"/>
+                    </a:xfrm>
+                    <a:prstGeom prst="rect">
+                      <a:avLst/>
+                    </a:prstGeom>
+                    <a:ln>
+                      <a:solidFill>
+                        <a:schemeClr val="tx1"/>
+                      </a:solidFill>
+                    </a:ln>
+                  </pic:spPr>
+                </pic:pic>
+              </a:graphicData>
+            </a:graphic>
+          </wp:inline>
+        </w:drawing>
+      </w:r>
+    </w:p>
+    <w:p>
+      <w:pPr>
         <w:rPr>
           <w:rFonts w:cs="Times New Roman"/>
         </w:rPr>
@@ -19569,11 +20275,21 @@
       </w:r>
       <w:proofErr w:type="spellEnd"/>
       <w:r>
-        <w:t xml:space="preserve"> tábla, amely az érdeklődők vagy látogatók által a kapcsolatfelvételi űrlapon keresztül beküldött üzeneteket tárolja. Ez a tábla nem kapcsolódik közvetlenül más entitásokhoz, funkciója kizárólag az </w:t>
-      </w:r>
-      <w:r>
-        <w:lastRenderedPageBreak/>
-        <w:t>üzenetek archiválása, így egyszerű, kapcsolat nélküli struktúrával rendelkezik.</w:t>
+        <w:t xml:space="preserve"> tábla, amely az érdeklődők vagy látogatók által a kapcsolatfelvételi űrlapon keresztül beküldött üzeneteket tárolja.</w:t>
+      </w:r>
+      <w:r>
+        <w:t xml:space="preserve"> Pontosabban a felhasználó vezetéknevét, keresztnevét, e-mail címét, a küldött üzenetét, illetve egy </w:t>
+      </w:r>
+      <w:proofErr w:type="spellStart"/>
+      <w:r>
+        <w:t>time</w:t>
+      </w:r>
+      <w:proofErr w:type="spellEnd"/>
+      <w:r>
+        <w:t xml:space="preserve"> mezőt is, amely az üzenet kiküldésének idejét rögzíti.</w:t>
+      </w:r>
+      <w:r>
+        <w:t xml:space="preserve"> Ez a tábla nem kapcsolódik közvetlenül más entitásokhoz, funkciója kizárólag az üzenetek archiválása, így egyszerű, kapcsolat nélküli struktúrával rendelkezik.</w:t>
       </w:r>
     </w:p>
     <w:p>
@@ -19649,7 +20365,11 @@
       </w:r>
       <w:proofErr w:type="spellEnd"/>
       <w:r>
-        <w:t xml:space="preserve"> oszlop arra a célra szolgál, hogy az adott film vagy sorozat jelenleg elérhető-e a kínálatban. </w:t>
+        <w:t xml:space="preserve"> oszlop arra a célra szolgál, hogy az </w:t>
+      </w:r>
+      <w:r>
+        <w:lastRenderedPageBreak/>
+        <w:t xml:space="preserve">adott film vagy sorozat jelenleg elérhető-e a kínálatban. </w:t>
       </w:r>
       <w:r>
         <w:t>A kapcsolatok a következő táblákon keresztül valósulnak meg:</w:t>
@@ -20040,11 +20760,7 @@
       </w:r>
       <w:proofErr w:type="spellEnd"/>
       <w:r>
-        <w:t xml:space="preserve"> </w:t>
-      </w:r>
-      <w:r>
-        <w:lastRenderedPageBreak/>
-        <w:t xml:space="preserve">tábla tartalmazza a zenei tartalmak alapadatait, mint a cím, előadó, ár és formátum. Emellett a zenei tartalmak is kapcsolódnak a </w:t>
+        <w:t xml:space="preserve"> tábla tartalmazza a zenei tartalmak alapadatait, mint a cím, előadó, ár és formátum. Emellett a zenei tartalmak is kapcsolódnak a </w:t>
       </w:r>
       <w:proofErr w:type="spellStart"/>
       <w:r>
@@ -20069,6 +20785,17 @@
       <w:proofErr w:type="spellEnd"/>
       <w:r>
         <w:t xml:space="preserve"> táblákhoz, amelyek hasonlóan működnek, mint a filmes és sorozatos tartalmak esetében.</w:t>
+      </w:r>
+      <w:r>
+        <w:t xml:space="preserve"> Végül pedig itt is megjelenik az </w:t>
+      </w:r>
+      <w:proofErr w:type="spellStart"/>
+      <w:r>
+        <w:t>is_active</w:t>
+      </w:r>
+      <w:proofErr w:type="spellEnd"/>
+      <w:r>
+        <w:t xml:space="preserve"> oszlop, hasonló funkcióval, mint a filmek és sorozatok esetében.</w:t>
       </w:r>
     </w:p>
     <w:p>
@@ -20085,7 +20812,25 @@
       </w:r>
       <w:proofErr w:type="spellEnd"/>
       <w:r>
-        <w:t xml:space="preserve"> tábla rögzíti, míg a konkrét tételek (az egyes zenei termékek) a </w:t>
+        <w:t xml:space="preserve"> tábla rögzíti, </w:t>
+      </w:r>
+      <w:r>
+        <w:t xml:space="preserve">pontosabban a vásárlás azonosítóját, a felhasználó azonosítóját, illetve egy </w:t>
+      </w:r>
+      <w:proofErr w:type="spellStart"/>
+      <w:r>
+        <w:t>time</w:t>
+      </w:r>
+      <w:proofErr w:type="spellEnd"/>
+      <w:r>
+        <w:t xml:space="preserve"> mezőt is, ami a vásárlás leadásának idejét rögzíti. A</w:t>
+      </w:r>
+      <w:r>
+        <w:t xml:space="preserve"> konkrét tételek </w:t>
+      </w:r>
+      <w:r>
+        <w:lastRenderedPageBreak/>
+        <w:t xml:space="preserve">(az egyes zenei termékek) a </w:t>
       </w:r>
       <w:proofErr w:type="spellStart"/>
       <w:r>
@@ -20323,7 +21068,6 @@
           <w:sz w:val="24"/>
           <w:szCs w:val="24"/>
         </w:rPr>
-        <w:lastRenderedPageBreak/>
         <w:t>Kosár</w:t>
       </w:r>
       <w:r>
@@ -20600,16 +21344,7 @@
           <w:sz w:val="24"/>
           <w:szCs w:val="24"/>
         </w:rPr>
-        <w:t xml:space="preserve">Tartalomlista: Az egyes tartalmak kártyás elrendezésben jelennek meg, amely egyértelműen megjeleníti a termék címét, árát, formátumát, zenék esetében az előadó </w:t>
-      </w:r>
-      <w:r>
-        <w:rPr>
-          <w:rFonts w:ascii="Times New Roman" w:hAnsi="Times New Roman" w:cs="Times New Roman"/>
-          <w:sz w:val="24"/>
-          <w:szCs w:val="24"/>
-        </w:rPr>
-        <w:lastRenderedPageBreak/>
-        <w:t>nevét</w:t>
+        <w:t>Tartalomlista: Az egyes tartalmak kártyás elrendezésben jelennek meg, amely egyértelműen megjeleníti a termék címét, árát, formátumát, zenék esetében az előadó nevét</w:t>
       </w:r>
       <w:r>
         <w:rPr>
@@ -20658,7 +21393,11 @@
         <w:jc w:val="both"/>
       </w:pPr>
       <w:r>
-        <w:t>A cél az volt, hogy a tartalom felfedezése vizuálisan egyszerű és kényelmes legyen, miközben a technikai háttér (pl. darabszám, formátum) is világosan látható maradjon a felhasználók számára.</w:t>
+        <w:t xml:space="preserve">A cél az volt, hogy a tartalom felfedezése vizuálisan egyszerű és kényelmes legyen, miközben a technikai háttér (pl. darabszám, formátum) is világosan látható maradjon a felhasználók </w:t>
+      </w:r>
+      <w:r>
+        <w:lastRenderedPageBreak/>
+        <w:t>számára.</w:t>
       </w:r>
     </w:p>
     <w:p>
@@ -20962,7 +21701,6 @@
           <w:sz w:val="24"/>
           <w:szCs w:val="24"/>
         </w:rPr>
-        <w:lastRenderedPageBreak/>
         <w:t xml:space="preserve">Dátum és időválasztás: Ez a funkció úgy lett megvalósítva, hogy a kezdődátumtól legfeljebb csak 2 hétre engedélyezett a foglalás, a 2 hétnél későbbi dátumok nem elérhetők kiválasztásra. A kezdőidő online foglalás esetén pedig az üzlet nyitvatartási </w:t>
       </w:r>
       <w:proofErr w:type="spellStart"/>
@@ -20998,7 +21736,11 @@
         <w:jc w:val="both"/>
       </w:pPr>
       <w:r>
-        <w:t>Végezetül pedig a helyben foglalási lap elérhetősége függ az üzlet nyitvatartási idejétől. Hétvégén, illetve a nyitvatartási intervallumon kívül eső időpontokban nem elérhető ez a lap.</w:t>
+        <w:t xml:space="preserve">Végezetül pedig a helyben foglalási lap elérhetősége függ az üzlet nyitvatartási idejétől. </w:t>
+      </w:r>
+      <w:r>
+        <w:lastRenderedPageBreak/>
+        <w:t>Hétvégén, illetve a nyitvatartási intervallumon kívül eső időpontokban nem elérhető ez a lap.</w:t>
       </w:r>
     </w:p>
     <w:p>
@@ -21331,7 +22073,6 @@
           <w:sz w:val="24"/>
           <w:szCs w:val="24"/>
         </w:rPr>
-        <w:lastRenderedPageBreak/>
         <w:t>Új elem</w:t>
       </w:r>
       <w:r>
@@ -21602,6 +22343,7 @@
           <w:sz w:val="24"/>
           <w:szCs w:val="24"/>
         </w:rPr>
+        <w:lastRenderedPageBreak/>
         <w:t>Zenék esetében: Előadó neve</w:t>
       </w:r>
     </w:p>
@@ -22107,16 +22849,7 @@
           <w:sz w:val="24"/>
           <w:szCs w:val="24"/>
         </w:rPr>
-        <w:t xml:space="preserve">megjelenítve az adott felhasználó nevét, azonosítóját, email címét, </w:t>
-      </w:r>
-      <w:r>
-        <w:rPr>
-          <w:rFonts w:ascii="Times New Roman" w:hAnsi="Times New Roman" w:cs="Times New Roman"/>
-          <w:sz w:val="24"/>
-          <w:szCs w:val="24"/>
-        </w:rPr>
-        <w:lastRenderedPageBreak/>
-        <w:t>illetve a foglalásai adatait: mód (helyben, online), foglalás azonosítója, foglalási intervallum,  lefoglalt tételek listája és a tételek mennyisége</w:t>
+        <w:t>megjelenítve az adott felhasználó nevét, azonosítóját, email címét, illetve a foglalásai adatait: mód (helyben, online), foglalás azonosítója, foglalási intervallum,  lefoglalt tételek listája és a tételek mennyisége</w:t>
       </w:r>
     </w:p>
     <w:p>
@@ -22467,11 +23200,7 @@
         <w:jc w:val="both"/>
       </w:pPr>
       <w:r>
-        <w:t xml:space="preserve">Az első ajánlórendszer a filmek, sorozatok és zenék listázó oldalain jelenik meg. Ez a megoldás a felhasználó korábbi tevékenységeire – például foglalásaira és vásárlásaira – épül. A rendszer ezek alapján próbál következtetni a felhasználó érdeklődési körére, és hasonló jellegű </w:t>
-      </w:r>
-      <w:r>
-        <w:lastRenderedPageBreak/>
-        <w:t>tartalmakat ajánlani. A cél itt az, hogy a felhasználó hosszabb távú preferenciái alapján kapjon személyre szabott javaslatokat, ne csupán általános, mindenki számára azonos tartalmak jelenjenek meg.</w:t>
+        <w:t>Az első ajánlórendszer a filmek, sorozatok és zenék listázó oldalain jelenik meg. Ez a megoldás a felhasználó korábbi tevékenységeire – például foglalásaira és vásárlásaira – épül. A rendszer ezek alapján próbál következtetni a felhasználó érdeklődési körére, és hasonló jellegű tartalmakat ajánlani. A cél itt az, hogy a felhasználó hosszabb távú preferenciái alapján kapjon személyre szabott javaslatokat, ne csupán általános, mindenki számára azonos tartalmak jelenjenek meg.</w:t>
       </w:r>
     </w:p>
     <w:p>
@@ -22489,6 +23218,7 @@
         <w:jc w:val="both"/>
       </w:pPr>
       <w:r>
+        <w:lastRenderedPageBreak/>
         <w:t>A kétféle ajánlási mechanizmus együtt egy többrétegű megközelítést alkot. A listaoldalakon működő rendszer inkább személyre szabott, profilalapú ajánlásokat biztosít, míg a kosárban megjelenő javaslatok az adott pillanatban releváns tartalmakra fókuszálnak. Véleményem szerint ez a kettős megoldás jobban illeszkedik egy ilyen típusú webalkalmazás működéséhez, mivel külön kezeli a böngészési és a konkrét vásárlási vagy foglalási helyzeteket.</w:t>
       </w:r>
     </w:p>
@@ -22583,7 +23313,6 @@
         <w:jc w:val="both"/>
       </w:pPr>
       <w:r>
-        <w:lastRenderedPageBreak/>
         <w:t>A zenei rendelési kosár esetében a működés hasonló elven alapul. A rendszer itt elsősorban az előadó, a zenei műfaj és a kiadvány nyelve alapján vizsgál egyezéseket. Ha a felhasználó például egy adott stílusú albumot helyez a kosárba, akkor a rendszer nagyobb valószínűséggel ajánl ugyanabba a műfajba tartozó vagy azonos előadóhoz kapcsolódó további kiadványokat. Ez segíti a felhasználót abban, hogy könnyebben találjon kapcsolódó tartalmakat, és adott esetben több terméket is kiválasszon.</w:t>
       </w:r>
     </w:p>
@@ -22593,7 +23322,11 @@
         <w:jc w:val="both"/>
       </w:pPr>
       <w:r>
-        <w:t>A kosár-alapú ajánlórendszer nem alkalmaz időbeli súlyozást, mivel itt az aktuális kosártartalom önmagában a felhasználó jelenlegi érdeklődését tükrözi. Ebben a helyzetben nem szükséges a korábbi interakciók figyelembevétele vagy azok súlyának csökkentése, hiszen az ajánlás célja az azonnali relevancia biztosítása.</w:t>
+        <w:t xml:space="preserve">A kosár-alapú ajánlórendszer nem alkalmaz időbeli súlyozást, mivel itt az aktuális kosártartalom önmagában a felhasználó jelenlegi érdeklődését tükrözi. Ebben a helyzetben nem </w:t>
+      </w:r>
+      <w:r>
+        <w:lastRenderedPageBreak/>
+        <w:t>szükséges a korábbi interakciók figyelembevétele vagy azok súlyának csökkentése, hiszen az ajánlás célja az azonnali relevancia biztosítása.</w:t>
       </w:r>
     </w:p>
     <w:p>
@@ -22716,7 +23449,6 @@
         <w:jc w:val="both"/>
       </w:pPr>
       <w:r>
-        <w:lastRenderedPageBreak/>
         <w:t>A listaoldalakon működő ajánlórendszer egyik fontos sajátossága az időbeli súlyozás alkalmazása. Ennek lényege, hogy a rendszer a frissebb interakciókat nagyobb súllyal veszi figyelembe, míg a régebbi foglalások vagy vásárlások kisebb hatással vannak az aktuális ajánlásokra. Ez azért fontos, mert a felhasználók érdeklődése idővel változhat. Az időbeli csillapítás segítségével a rendszer dinamikusabban tud alkalmazkodni ezekhez a változásokhoz, és nem ragad le egy korábbi preferenciánál.</w:t>
       </w:r>
     </w:p>
@@ -22726,7 +23458,11 @@
         <w:jc w:val="both"/>
       </w:pPr>
       <w:r>
-        <w:t>A zenék, filmek és sorozatok oldalán működő ajánlórendszer tehát hosszabb távú preferenciákat modellez, és személyre szabott módon rendezi vagy emeli ki a tartalmakat. Míg a kosárban megjelenő ajánlások az aktuális döntési helyzetet támogatják, addig a listaoldalakon működő rendszer inkább a felhasználó általános érdeklődési körére épít.</w:t>
+        <w:t xml:space="preserve">A zenék, filmek és sorozatok oldalán működő ajánlórendszer tehát hosszabb távú preferenciákat modellez, és személyre szabott módon rendezi vagy emeli ki a tartalmakat. Míg a kosárban </w:t>
+      </w:r>
+      <w:r>
+        <w:lastRenderedPageBreak/>
+        <w:t>megjelenő ajánlások az aktuális döntési helyzetet támogatják, addig a listaoldalakon működő rendszer inkább a felhasználó általános érdeklődési körére épít.</w:t>
       </w:r>
     </w:p>
     <w:p>
@@ -22841,7 +23577,6 @@
         <w:jc w:val="both"/>
       </w:pPr>
       <w:r>
-        <w:lastRenderedPageBreak/>
         <w:t>A jól strukturált adatmodell és az optimalizált lekérdezések biztosítják, hogy az ajánlások gyorsan és megbízhatóan jelenjenek meg a felhasználói felületen.</w:t>
       </w:r>
     </w:p>
@@ -22872,6 +23607,7 @@
         <w:rPr>
           <w:rFonts w:ascii="Times New Roman" w:hAnsi="Times New Roman" w:cs="Times New Roman"/>
         </w:rPr>
+        <w:lastRenderedPageBreak/>
         <w:t>4</w:t>
       </w:r>
       <w:r>
@@ -23614,15 +24350,7 @@
                 <w:sz w:val="20"/>
                 <w:szCs w:val="20"/>
               </w:rPr>
-              <w:t xml:space="preserve">Minden látogató és felhasználó </w:t>
-            </w:r>
-            <w:r>
-              <w:rPr>
-                <w:sz w:val="20"/>
-                <w:szCs w:val="20"/>
-              </w:rPr>
-              <w:lastRenderedPageBreak/>
-              <w:t>számára</w:t>
+              <w:t>Minden látogató és felhasználó számára</w:t>
             </w:r>
           </w:p>
         </w:tc>
@@ -23646,7 +24374,6 @@
                 <w:sz w:val="20"/>
                 <w:szCs w:val="20"/>
               </w:rPr>
-              <w:lastRenderedPageBreak/>
               <w:t>Alacsony</w:t>
             </w:r>
           </w:p>
@@ -23689,7 +24416,6 @@
                 <w:sz w:val="20"/>
                 <w:szCs w:val="20"/>
               </w:rPr>
-              <w:lastRenderedPageBreak/>
               <w:t xml:space="preserve">A szűrést követően helyes adatok jelennek meg a kapcsolódó aloldalon </w:t>
             </w:r>
           </w:p>
@@ -23714,7 +24440,6 @@
                 <w:sz w:val="20"/>
                 <w:szCs w:val="20"/>
               </w:rPr>
-              <w:lastRenderedPageBreak/>
               <w:t>Frontend, backend, adatbázis</w:t>
             </w:r>
           </w:p>
@@ -23827,7 +24552,6 @@
                 <w:sz w:val="20"/>
                 <w:szCs w:val="20"/>
               </w:rPr>
-              <w:lastRenderedPageBreak/>
               <w:t>Ár</w:t>
             </w:r>
           </w:p>
@@ -23859,7 +24583,6 @@
                 <w:sz w:val="20"/>
                 <w:szCs w:val="20"/>
               </w:rPr>
-              <w:lastRenderedPageBreak/>
               <w:t>Zenék rendelési kosárba helyezése</w:t>
             </w:r>
           </w:p>
@@ -23902,7 +24625,15 @@
                 <w:sz w:val="20"/>
                 <w:szCs w:val="20"/>
               </w:rPr>
-              <w:t>Ha látogató felhasználók interakcióba lépnek a gombbal, akkor figyelmeztető üzenetben részesülnek, miszerint bejelentkezés szükséges az adott művelethez – ennek megfelelően az oldal átirányítja a regisztrációs lapra</w:t>
+              <w:t xml:space="preserve">Ha látogató </w:t>
+            </w:r>
+            <w:r>
+              <w:rPr>
+                <w:sz w:val="20"/>
+                <w:szCs w:val="20"/>
+              </w:rPr>
+              <w:lastRenderedPageBreak/>
+              <w:t>felhasználók interakcióba lépnek a gombbal, akkor figyelmeztető üzenetben részesülnek, miszerint bejelentkezés szükséges az adott művelethez – ennek megfelelően az oldal átirányítja a regisztrációs lapra</w:t>
             </w:r>
           </w:p>
         </w:tc>
@@ -23926,6 +24657,7 @@
                 <w:sz w:val="20"/>
                 <w:szCs w:val="20"/>
               </w:rPr>
+              <w:lastRenderedPageBreak/>
               <w:t>Magas</w:t>
             </w:r>
           </w:p>
@@ -23968,7 +24700,15 @@
                 <w:sz w:val="20"/>
                 <w:szCs w:val="20"/>
               </w:rPr>
-              <w:t>Művelet helyes működésének ellenőrzése közvetett módon</w:t>
+              <w:t xml:space="preserve">Művelet helyes működésének </w:t>
+            </w:r>
+            <w:r>
+              <w:rPr>
+                <w:sz w:val="20"/>
+                <w:szCs w:val="20"/>
+              </w:rPr>
+              <w:lastRenderedPageBreak/>
+              <w:t>ellenőrzése közvetett módon</w:t>
             </w:r>
             <w:r>
               <w:rPr>
@@ -24017,6 +24757,7 @@
                 <w:sz w:val="20"/>
                 <w:szCs w:val="20"/>
               </w:rPr>
+              <w:lastRenderedPageBreak/>
               <w:t>Frontend</w:t>
             </w:r>
           </w:p>
@@ -24373,15 +25114,7 @@
                 <w:sz w:val="20"/>
                 <w:szCs w:val="20"/>
               </w:rPr>
-              <w:t xml:space="preserve">Minden látogató </w:t>
-            </w:r>
-            <w:r>
-              <w:rPr>
-                <w:sz w:val="20"/>
-                <w:szCs w:val="20"/>
-              </w:rPr>
-              <w:lastRenderedPageBreak/>
-              <w:t>és felhasználó számára</w:t>
+              <w:t>Minden látogató és felhasználó számára</w:t>
             </w:r>
           </w:p>
         </w:tc>
@@ -24405,7 +25138,6 @@
                 <w:sz w:val="20"/>
                 <w:szCs w:val="20"/>
               </w:rPr>
-              <w:lastRenderedPageBreak/>
               <w:t>Alacsony</w:t>
             </w:r>
           </w:p>
@@ -24448,7 +25180,6 @@
                 <w:sz w:val="20"/>
                 <w:szCs w:val="20"/>
               </w:rPr>
-              <w:lastRenderedPageBreak/>
               <w:t xml:space="preserve">A szűrést követően helyes adatok jelennek meg a kapcsolódó aloldalon </w:t>
             </w:r>
           </w:p>
@@ -24473,7 +25204,6 @@
                 <w:sz w:val="20"/>
                 <w:szCs w:val="20"/>
               </w:rPr>
-              <w:lastRenderedPageBreak/>
               <w:t>Frontend, backend, adatbázis</w:t>
             </w:r>
           </w:p>
@@ -24564,7 +25294,6 @@
                 <w:sz w:val="20"/>
                 <w:szCs w:val="20"/>
               </w:rPr>
-              <w:lastRenderedPageBreak/>
               <w:t>Formátum</w:t>
             </w:r>
           </w:p>
@@ -24616,7 +25345,6 @@
                 <w:sz w:val="20"/>
                 <w:szCs w:val="20"/>
               </w:rPr>
-              <w:lastRenderedPageBreak/>
               <w:t>Filmek foglalási kosárba helyezése</w:t>
             </w:r>
           </w:p>
@@ -24661,6 +25389,7 @@
                 <w:sz w:val="20"/>
                 <w:szCs w:val="20"/>
               </w:rPr>
+              <w:lastRenderedPageBreak/>
               <w:t>Ha látogató felhasználók interakcióba lépnek a gombbal, akkor figyelmeztető üzenetben részesülnek, miszerint bejelentkezés szükséges az adott művelethez – ennek megfelelően az oldal átirányítja a regisztrációs lapra</w:t>
             </w:r>
           </w:p>
@@ -24685,6 +25414,7 @@
                 <w:sz w:val="20"/>
                 <w:szCs w:val="20"/>
               </w:rPr>
+              <w:lastRenderedPageBreak/>
               <w:t>Magas</w:t>
             </w:r>
           </w:p>
@@ -24727,7 +25457,15 @@
                 <w:sz w:val="20"/>
                 <w:szCs w:val="20"/>
               </w:rPr>
-              <w:t>Művelet helyes működésének ellenőrzése közvetett módon</w:t>
+              <w:t xml:space="preserve">Művelet helyes működésének </w:t>
+            </w:r>
+            <w:r>
+              <w:rPr>
+                <w:sz w:val="20"/>
+                <w:szCs w:val="20"/>
+              </w:rPr>
+              <w:lastRenderedPageBreak/>
+              <w:t>ellenőrzése közvetett módon</w:t>
             </w:r>
             <w:r>
               <w:rPr>
@@ -24776,6 +25514,7 @@
                 <w:sz w:val="20"/>
                 <w:szCs w:val="20"/>
               </w:rPr>
+              <w:lastRenderedPageBreak/>
               <w:t>Frontend</w:t>
             </w:r>
           </w:p>
@@ -25128,15 +25867,7 @@
                 <w:sz w:val="20"/>
                 <w:szCs w:val="20"/>
               </w:rPr>
-              <w:t xml:space="preserve">Minden látogató </w:t>
-            </w:r>
-            <w:r>
-              <w:rPr>
-                <w:sz w:val="20"/>
-                <w:szCs w:val="20"/>
-              </w:rPr>
-              <w:lastRenderedPageBreak/>
-              <w:t>és felhasználó számára</w:t>
+              <w:t>Minden látogató és felhasználó számára</w:t>
             </w:r>
           </w:p>
         </w:tc>
@@ -25160,7 +25891,6 @@
                 <w:sz w:val="20"/>
                 <w:szCs w:val="20"/>
               </w:rPr>
-              <w:lastRenderedPageBreak/>
               <w:t>Alacsony</w:t>
             </w:r>
           </w:p>
@@ -25203,7 +25933,6 @@
                 <w:sz w:val="20"/>
                 <w:szCs w:val="20"/>
               </w:rPr>
-              <w:lastRenderedPageBreak/>
               <w:t xml:space="preserve">A szűrést követően helyes adatok jelennek meg a kapcsolódó aloldalon </w:t>
             </w:r>
           </w:p>
@@ -25228,7 +25957,6 @@
                 <w:sz w:val="20"/>
                 <w:szCs w:val="20"/>
               </w:rPr>
-              <w:lastRenderedPageBreak/>
               <w:t>Frontend, backend, adatbázis</w:t>
             </w:r>
           </w:p>
@@ -25319,7 +26047,6 @@
                 <w:sz w:val="20"/>
                 <w:szCs w:val="20"/>
               </w:rPr>
-              <w:lastRenderedPageBreak/>
               <w:t>Formátum</w:t>
             </w:r>
           </w:p>
@@ -25371,7 +26098,6 @@
                 <w:sz w:val="20"/>
                 <w:szCs w:val="20"/>
               </w:rPr>
-              <w:lastRenderedPageBreak/>
               <w:t>Sorozatok foglalási kosárba helyezése</w:t>
             </w:r>
           </w:p>
@@ -25416,6 +26142,7 @@
                 <w:sz w:val="20"/>
                 <w:szCs w:val="20"/>
               </w:rPr>
+              <w:lastRenderedPageBreak/>
               <w:t>Ha látogató felhasználók interakcióba lépnek a gombbal, akkor figyelmeztető üzenetben részesülnek, miszerint bejelentkezés szükséges az adott művelethez – ennek megfelelően az oldal átirányítja a regisztrációs lapra</w:t>
             </w:r>
           </w:p>
@@ -25440,6 +26167,7 @@
                 <w:sz w:val="20"/>
                 <w:szCs w:val="20"/>
               </w:rPr>
+              <w:lastRenderedPageBreak/>
               <w:t>Magas</w:t>
             </w:r>
           </w:p>
@@ -25482,6 +26210,7 @@
                 <w:sz w:val="20"/>
                 <w:szCs w:val="20"/>
               </w:rPr>
+              <w:lastRenderedPageBreak/>
               <w:t>Művelet helyes működésének ellenőrzése közvetett módon</w:t>
             </w:r>
             <w:r>
@@ -25531,6 +26260,7 @@
                 <w:sz w:val="20"/>
                 <w:szCs w:val="20"/>
               </w:rPr>
+              <w:lastRenderedPageBreak/>
               <w:t>Frontend</w:t>
             </w:r>
           </w:p>
@@ -25828,17 +26558,7 @@
                 <w:szCs w:val="20"/>
                 <w:lang w:eastAsia="hu-HU"/>
               </w:rPr>
-              <w:t xml:space="preserve">A felhasználói adatok megadásával bejelentkezhet a </w:t>
-            </w:r>
-            <w:r>
-              <w:rPr>
-                <w:rFonts w:eastAsia="Times New Roman" w:cs="Times New Roman"/>
-                <w:sz w:val="20"/>
-                <w:szCs w:val="20"/>
-                <w:lang w:eastAsia="hu-HU"/>
-              </w:rPr>
-              <w:lastRenderedPageBreak/>
-              <w:t>fiókjába, ezáltal hozzáférhet bizonyos funkciókhoz</w:t>
+              <w:t>A felhasználói adatok megadásával bejelentkezhet a fiókjába, ezáltal hozzáférhet bizonyos funkciókhoz</w:t>
             </w:r>
           </w:p>
         </w:tc>
@@ -25862,7 +26582,6 @@
                 <w:sz w:val="20"/>
                 <w:szCs w:val="20"/>
               </w:rPr>
-              <w:lastRenderedPageBreak/>
               <w:t>Magas</w:t>
             </w:r>
           </w:p>
@@ -26189,7 +26908,15 @@
                 <w:sz w:val="20"/>
                 <w:szCs w:val="20"/>
               </w:rPr>
-              <w:t>A regisztrált felhasználó megtekintheti</w:t>
+              <w:t xml:space="preserve">A regisztrált felhasználó </w:t>
+            </w:r>
+            <w:r>
+              <w:rPr>
+                <w:sz w:val="20"/>
+                <w:szCs w:val="20"/>
+              </w:rPr>
+              <w:lastRenderedPageBreak/>
+              <w:t>megtekintheti</w:t>
             </w:r>
             <w:r>
               <w:rPr>
@@ -26220,6 +26947,7 @@
                 <w:sz w:val="20"/>
                 <w:szCs w:val="20"/>
               </w:rPr>
+              <w:lastRenderedPageBreak/>
               <w:t>Magas</w:t>
             </w:r>
           </w:p>
@@ -26244,7 +26972,15 @@
                 <w:sz w:val="20"/>
                 <w:szCs w:val="20"/>
               </w:rPr>
-              <w:t xml:space="preserve">Felhasználói profil oldal megjelenítése a felhasználó adataival, illetve egy </w:t>
+              <w:t xml:space="preserve">Felhasználói profil oldal </w:t>
+            </w:r>
+            <w:r>
+              <w:rPr>
+                <w:sz w:val="20"/>
+                <w:szCs w:val="20"/>
+              </w:rPr>
+              <w:lastRenderedPageBreak/>
+              <w:t xml:space="preserve">megjelenítése a felhasználó adataival, illetve egy </w:t>
             </w:r>
             <w:proofErr w:type="spellStart"/>
             <w:r>
@@ -26284,6 +27020,7 @@
                 <w:sz w:val="20"/>
                 <w:szCs w:val="20"/>
               </w:rPr>
+              <w:lastRenderedPageBreak/>
               <w:t>Frontend</w:t>
             </w:r>
           </w:p>
@@ -26330,6 +27067,7 @@
                 <w:sz w:val="20"/>
                 <w:szCs w:val="20"/>
               </w:rPr>
+              <w:lastRenderedPageBreak/>
               <w:t>Név</w:t>
             </w:r>
           </w:p>
@@ -26465,6 +27203,7 @@
                 <w:sz w:val="20"/>
                 <w:szCs w:val="20"/>
               </w:rPr>
+              <w:lastRenderedPageBreak/>
               <w:t>Profil oldal</w:t>
             </w:r>
             <w:r>
@@ -26859,15 +27598,7 @@
                 <w:sz w:val="20"/>
                 <w:szCs w:val="20"/>
               </w:rPr>
-              <w:t xml:space="preserve">Regisztrált felhasználó megtekintheti a rendelési kosarába helyezett zenei termékeket - melyeket </w:t>
-            </w:r>
-            <w:r>
-              <w:rPr>
-                <w:sz w:val="20"/>
-                <w:szCs w:val="20"/>
-              </w:rPr>
-              <w:lastRenderedPageBreak/>
-              <w:t>törölhet, vagy darabszámát szerkesztheti -, illetve a fizetendő összeget</w:t>
+              <w:t>Regisztrált felhasználó megtekintheti a rendelési kosarába helyezett zenei termékeket - melyeket törölhet, vagy darabszámát szerkesztheti -, illetve a fizetendő összeget</w:t>
             </w:r>
           </w:p>
           <w:p>
@@ -26885,7 +27616,15 @@
                 <w:sz w:val="20"/>
                 <w:szCs w:val="20"/>
               </w:rPr>
-              <w:t>A kosárba helyezett tartalom alapján elérhető ajánlórendszer - hasonló, releváns tartalmat ajánl, melyet ebbe, a rendelési kosárba helyezhet (kosárba helyezés)</w:t>
+              <w:t xml:space="preserve">A kosárba helyezett tartalom alapján elérhető ajánlórendszer - hasonló, releváns tartalmat ajánl, </w:t>
+            </w:r>
+            <w:r>
+              <w:rPr>
+                <w:sz w:val="20"/>
+                <w:szCs w:val="20"/>
+              </w:rPr>
+              <w:lastRenderedPageBreak/>
+              <w:t>melyet ebbe, a rendelési kosárba helyezhet (kosárba helyezés)</w:t>
             </w:r>
           </w:p>
         </w:tc>
@@ -26987,7 +27726,6 @@
                 <w:sz w:val="20"/>
                 <w:szCs w:val="20"/>
               </w:rPr>
-              <w:lastRenderedPageBreak/>
               <w:t>változásokat (hozzáadás, szerkesztés, törlés)</w:t>
             </w:r>
           </w:p>
@@ -27030,7 +27768,6 @@
                 <w:sz w:val="20"/>
                 <w:szCs w:val="20"/>
               </w:rPr>
-              <w:lastRenderedPageBreak/>
               <w:t>Frontend, backend, adatbázis</w:t>
             </w:r>
           </w:p>
@@ -27359,15 +28096,7 @@
                 <w:sz w:val="20"/>
                 <w:szCs w:val="20"/>
               </w:rPr>
-              <w:t xml:space="preserve">Regisztrált felhasználó megtekintheti a foglalási kosarába helyezett filmeket, és/vagy sorozatokat - melyeket törölhet, vagy darabszámát szerkesztheti -, </w:t>
-            </w:r>
-            <w:r>
-              <w:rPr>
-                <w:sz w:val="20"/>
-                <w:szCs w:val="20"/>
-              </w:rPr>
-              <w:lastRenderedPageBreak/>
-              <w:t>illetve a fizetendő összeget</w:t>
+              <w:t>Regisztrált felhasználó megtekintheti a foglalási kosarába helyezett filmeket, és/vagy sorozatokat - melyeket törölhet, vagy darabszámát szerkesztheti -, illetve a fizetendő összeget</w:t>
             </w:r>
           </w:p>
           <w:p>
@@ -27385,7 +28114,15 @@
                 <w:sz w:val="20"/>
                 <w:szCs w:val="20"/>
               </w:rPr>
-              <w:t>A kosárba helyezett tartalom alapján elérhető ajánlórendszer - hasonló, releváns tartalmat ajánl, melyet ebbe, a foglalási kosárba helyezhet (kosárba helyezés)</w:t>
+              <w:t xml:space="preserve">A kosárba helyezett tartalom alapján elérhető ajánlórendszer - hasonló, releváns tartalmat ajánl, melyet ebbe, a foglalási kosárba helyezhet </w:t>
+            </w:r>
+            <w:r>
+              <w:rPr>
+                <w:sz w:val="20"/>
+                <w:szCs w:val="20"/>
+              </w:rPr>
+              <w:lastRenderedPageBreak/>
+              <w:t>(kosárba helyezés)</w:t>
             </w:r>
           </w:p>
         </w:tc>
@@ -27487,15 +28224,7 @@
                 <w:sz w:val="20"/>
                 <w:szCs w:val="20"/>
               </w:rPr>
-              <w:t xml:space="preserve">változásokat (hozzáadás, </w:t>
-            </w:r>
-            <w:r>
-              <w:rPr>
-                <w:sz w:val="20"/>
-                <w:szCs w:val="20"/>
-              </w:rPr>
-              <w:lastRenderedPageBreak/>
-              <w:t>szerkesztés, törlés)</w:t>
+              <w:t>változásokat (hozzáadás, szerkesztés, törlés)</w:t>
             </w:r>
           </w:p>
           <w:p>
@@ -27537,7 +28266,6 @@
                 <w:sz w:val="20"/>
                 <w:szCs w:val="20"/>
               </w:rPr>
-              <w:lastRenderedPageBreak/>
               <w:t>Frontend, backend, adatbázis</w:t>
             </w:r>
           </w:p>
@@ -28207,15 +28935,7 @@
                 <w:sz w:val="20"/>
                 <w:szCs w:val="20"/>
               </w:rPr>
-              <w:t xml:space="preserve">Az űrlapban kitöltött mezők adatai szintén </w:t>
-            </w:r>
-            <w:r>
-              <w:rPr>
-                <w:sz w:val="20"/>
-                <w:szCs w:val="20"/>
-              </w:rPr>
-              <w:lastRenderedPageBreak/>
-              <w:t>helyesen jelennek meg az adatbázisban</w:t>
+              <w:t>Az űrlapban kitöltött mezők adatai szintén helyesen jelennek meg az adatbázisban</w:t>
             </w:r>
           </w:p>
           <w:p>
@@ -28240,7 +28960,15 @@
                 <w:sz w:val="20"/>
                 <w:szCs w:val="20"/>
               </w:rPr>
-              <w:t>a felhasználó kosara kiürül, a film, és/vagy sorozat kínálatban a megfelelő termékek esetén a megfelelő mennyiséggel csökken a darabszám információ, illetve egy megerősítő email kerül kiküldésre a felhasználónak a foglalásról</w:t>
+              <w:t xml:space="preserve">a felhasználó kosara kiürül, a film, és/vagy sorozat kínálatban a megfelelő termékek esetén a megfelelő </w:t>
+            </w:r>
+            <w:r>
+              <w:rPr>
+                <w:sz w:val="20"/>
+                <w:szCs w:val="20"/>
+              </w:rPr>
+              <w:lastRenderedPageBreak/>
+              <w:t>mennyiséggel csökken a darabszám információ, illetve egy megerősítő email kerül kiküldésre a felhasználónak a foglalásról</w:t>
             </w:r>
           </w:p>
         </w:tc>
@@ -29145,7 +29873,6 @@
                 <w:sz w:val="20"/>
                 <w:szCs w:val="20"/>
               </w:rPr>
-              <w:lastRenderedPageBreak/>
               <w:t>Admin</w:t>
             </w:r>
             <w:proofErr w:type="spellEnd"/>
@@ -29459,6 +30186,7 @@
                 <w:sz w:val="20"/>
                 <w:szCs w:val="20"/>
               </w:rPr>
+              <w:lastRenderedPageBreak/>
               <w:t>Admin</w:t>
             </w:r>
             <w:proofErr w:type="spellEnd"/>
@@ -30414,7 +31142,6 @@
                 <w:sz w:val="20"/>
                 <w:szCs w:val="20"/>
               </w:rPr>
-              <w:lastRenderedPageBreak/>
               <w:t>A visszaállított tétel elérhető mindegyik szerepkör részére</w:t>
             </w:r>
           </w:p>
@@ -30439,7 +31166,6 @@
                 <w:sz w:val="20"/>
                 <w:szCs w:val="20"/>
               </w:rPr>
-              <w:lastRenderedPageBreak/>
               <w:t>Frontend, backend, adatbázis</w:t>
             </w:r>
           </w:p>
@@ -30657,7 +31383,15 @@
                 <w:sz w:val="20"/>
                 <w:szCs w:val="20"/>
               </w:rPr>
-              <w:t xml:space="preserve"> nem jelenik meg a kapcsolódó aloldalon</w:t>
+              <w:t xml:space="preserve"> nem jelenik meg a </w:t>
+            </w:r>
+            <w:r>
+              <w:rPr>
+                <w:sz w:val="20"/>
+                <w:szCs w:val="20"/>
+              </w:rPr>
+              <w:lastRenderedPageBreak/>
+              <w:t>kapcsolódó aloldalon</w:t>
             </w:r>
           </w:p>
         </w:tc>
@@ -30681,6 +31415,7 @@
                 <w:sz w:val="20"/>
                 <w:szCs w:val="20"/>
               </w:rPr>
+              <w:lastRenderedPageBreak/>
               <w:t>Frontend, backend, adatbázis</w:t>
             </w:r>
           </w:p>
@@ -30958,13 +31693,7 @@
         <w:rPr>
           <w:rFonts w:ascii="Times New Roman" w:hAnsi="Times New Roman" w:cs="Times New Roman"/>
         </w:rPr>
-        <w:t>Nem f</w:t>
-      </w:r>
-      <w:r>
-        <w:rPr>
-          <w:rFonts w:ascii="Times New Roman" w:hAnsi="Times New Roman" w:cs="Times New Roman"/>
-        </w:rPr>
-        <w:t>unkcionális követelmények</w:t>
+        <w:t>Nem funkcionális követelmények</w:t>
       </w:r>
       <w:bookmarkEnd w:id="128"/>
     </w:p>
@@ -31469,7 +32198,6 @@
                 <w:sz w:val="20"/>
                 <w:szCs w:val="20"/>
               </w:rPr>
-              <w:lastRenderedPageBreak/>
               <w:t>Jelszavak biztonságos kezelése/tárolása</w:t>
             </w:r>
           </w:p>
@@ -31697,6 +32425,7 @@
                 <w:szCs w:val="20"/>
                 <w:lang w:eastAsia="hu-HU"/>
               </w:rPr>
+              <w:lastRenderedPageBreak/>
               <w:t>Admin</w:t>
             </w:r>
             <w:proofErr w:type="spellEnd"/>
@@ -32273,15 +33002,7 @@
                 <w:sz w:val="20"/>
                 <w:szCs w:val="20"/>
               </w:rPr>
-              <w:t xml:space="preserve">A jogosultság birtokában kizárólag a saját adatait tekintheti </w:t>
-            </w:r>
-            <w:r>
-              <w:rPr>
-                <w:sz w:val="20"/>
-                <w:szCs w:val="20"/>
-              </w:rPr>
-              <w:lastRenderedPageBreak/>
-              <w:t>meg, és csak azokat tudja szerkeszteni</w:t>
+              <w:t>A jogosultság birtokában kizárólag a saját adatait tekintheti meg, és csak azokat tudja szerkeszteni</w:t>
             </w:r>
           </w:p>
         </w:tc>
@@ -32305,7 +33026,6 @@
                 <w:sz w:val="20"/>
                 <w:szCs w:val="20"/>
               </w:rPr>
-              <w:lastRenderedPageBreak/>
               <w:t>Magas</w:t>
             </w:r>
           </w:p>
@@ -32348,15 +33068,7 @@
                 <w:sz w:val="20"/>
                 <w:szCs w:val="20"/>
               </w:rPr>
-              <w:t xml:space="preserve">A rendszer ellenőrzi, hogy a felhasználó hozzáférhet-e a kért funkcióhoz vagy adathoz (pl. csak a </w:t>
-            </w:r>
-            <w:r>
-              <w:rPr>
-                <w:sz w:val="20"/>
-                <w:szCs w:val="20"/>
-              </w:rPr>
-              <w:lastRenderedPageBreak/>
-              <w:t>saját foglalásait láthatja)</w:t>
+              <w:t>A rendszer ellenőrzi, hogy a felhasználó hozzáférhet-e a kért funkcióhoz vagy adathoz (pl. csak a saját foglalásait láthatja)</w:t>
             </w:r>
           </w:p>
           <w:p>
@@ -32392,7 +33104,15 @@
                 <w:sz w:val="20"/>
                 <w:szCs w:val="20"/>
               </w:rPr>
-              <w:t>Az elérhető funkciók mindig a felhasználó jogosultsági szintjéhez igazodnak</w:t>
+              <w:t xml:space="preserve">Az elérhető funkciók mindig a felhasználó jogosultsági </w:t>
+            </w:r>
+            <w:r>
+              <w:rPr>
+                <w:sz w:val="20"/>
+                <w:szCs w:val="20"/>
+              </w:rPr>
+              <w:lastRenderedPageBreak/>
+              <w:t>szintjéhez igazodnak</w:t>
             </w:r>
           </w:p>
         </w:tc>
@@ -32819,23 +33539,7 @@
                 <w:sz w:val="20"/>
                 <w:szCs w:val="20"/>
               </w:rPr>
-              <w:t xml:space="preserve">A webalkalmazás menürendszerének átlátható felépítése mellett a különböző kezelőfelületek (menüpontok, listák, </w:t>
-            </w:r>
-            <w:proofErr w:type="gramStart"/>
-            <w:r>
-              <w:rPr>
-                <w:sz w:val="20"/>
-                <w:szCs w:val="20"/>
-              </w:rPr>
-              <w:t>szűrők,</w:t>
-            </w:r>
-            <w:proofErr w:type="gramEnd"/>
-            <w:r>
-              <w:rPr>
-                <w:sz w:val="20"/>
-                <w:szCs w:val="20"/>
-              </w:rPr>
-              <w:t xml:space="preserve"> stb.) is átlátható, felhasználóbarát módon kerültek kialakításra</w:t>
+              <w:t>A webalkalmazás menürendszerének átlátható felépítése mellett a különböző kezelőfelületek (menüpontok, listák, szűrők, stb.) is átlátható, felhasználóbarát módon kerültek kialakításra</w:t>
             </w:r>
           </w:p>
           <w:p>
@@ -32937,23 +33641,7 @@
                 <w:sz w:val="20"/>
                 <w:szCs w:val="20"/>
               </w:rPr>
-              <w:t xml:space="preserve">Megfelelően kiválasztott vizuális elemek és beállítások alkalmazása (betűstílusok, színek, </w:t>
-            </w:r>
-            <w:proofErr w:type="gramStart"/>
-            <w:r>
-              <w:rPr>
-                <w:sz w:val="20"/>
-                <w:szCs w:val="20"/>
-              </w:rPr>
-              <w:t>tagolások,</w:t>
-            </w:r>
-            <w:proofErr w:type="gramEnd"/>
-            <w:r>
-              <w:rPr>
-                <w:sz w:val="20"/>
-                <w:szCs w:val="20"/>
-              </w:rPr>
-              <w:t xml:space="preserve"> stb.)</w:t>
+              <w:t>Megfelelően kiválasztott vizuális elemek és beállítások alkalmazása (betűstílusok, színek, tagolások, stb.)</w:t>
             </w:r>
           </w:p>
         </w:tc>
@@ -33007,7 +33695,6 @@
                 <w:szCs w:val="20"/>
                 <w:lang w:eastAsia="hu-HU"/>
               </w:rPr>
-              <w:lastRenderedPageBreak/>
               <w:t>Részletes tájékoztatás és hibakezelés</w:t>
             </w:r>
           </w:p>
@@ -33152,6 +33839,7 @@
                 <w:szCs w:val="20"/>
                 <w:lang w:eastAsia="hu-HU"/>
               </w:rPr>
+              <w:lastRenderedPageBreak/>
               <w:t xml:space="preserve">Intuitív </w:t>
             </w:r>
             <w:proofErr w:type="spellStart"/>
@@ -33669,7 +34357,6 @@
                 <w:szCs w:val="20"/>
                 <w:lang w:eastAsia="hu-HU"/>
               </w:rPr>
-              <w:lastRenderedPageBreak/>
               <w:t>Oldalon belüli és oldalak közötti változások gyors kezelése</w:t>
             </w:r>
           </w:p>
@@ -33712,7 +34399,15 @@
                 <w:sz w:val="20"/>
                 <w:szCs w:val="20"/>
               </w:rPr>
-              <w:t>A dinamikus tartalom frissítése, a felhasználói felület elemeinek reagálása, valamint az oldalak közötti navigáció gyorsasága kulcsfontosságú a felhasználói élmény szempontjából</w:t>
+              <w:t xml:space="preserve">A dinamikus tartalom frissítése, a felhasználói felület elemeinek </w:t>
+            </w:r>
+            <w:r>
+              <w:rPr>
+                <w:sz w:val="20"/>
+                <w:szCs w:val="20"/>
+              </w:rPr>
+              <w:lastRenderedPageBreak/>
+              <w:t>reagálása, valamint az oldalak közötti navigáció gyorsasága kulcsfontosságú a felhasználói élmény szempontjából</w:t>
             </w:r>
           </w:p>
         </w:tc>
@@ -33736,6 +34431,7 @@
                 <w:sz w:val="20"/>
                 <w:szCs w:val="20"/>
               </w:rPr>
+              <w:lastRenderedPageBreak/>
               <w:t>Magas</w:t>
             </w:r>
           </w:p>
@@ -33796,6 +34492,7 @@
                 <w:sz w:val="20"/>
                 <w:szCs w:val="20"/>
               </w:rPr>
+              <w:lastRenderedPageBreak/>
               <w:t>A hibák gyors kezelése</w:t>
             </w:r>
           </w:p>
@@ -33820,6 +34517,7 @@
                 <w:sz w:val="20"/>
                 <w:szCs w:val="20"/>
               </w:rPr>
+              <w:lastRenderedPageBreak/>
               <w:t>-</w:t>
             </w:r>
           </w:p>
@@ -34130,15 +34828,7 @@
                 <w:sz w:val="20"/>
                 <w:szCs w:val="20"/>
               </w:rPr>
-              <w:t xml:space="preserve">Biztosítja a szoftver minőségét, valamint a rendszer </w:t>
-            </w:r>
-            <w:r>
-              <w:rPr>
-                <w:sz w:val="20"/>
-                <w:szCs w:val="20"/>
-              </w:rPr>
-              <w:lastRenderedPageBreak/>
-              <w:t>által nyújtott szolgáltatások stabilitását és biztonságát</w:t>
+              <w:t>Biztosítja a szoftver minőségét, valamint a rendszer által nyújtott szolgáltatások stabilitását és biztonságát</w:t>
             </w:r>
           </w:p>
         </w:tc>
@@ -34162,7 +34852,6 @@
                 <w:sz w:val="20"/>
                 <w:szCs w:val="20"/>
               </w:rPr>
-              <w:lastRenderedPageBreak/>
               <w:t>Magas</w:t>
             </w:r>
           </w:p>
@@ -34205,15 +34894,7 @@
                 <w:sz w:val="20"/>
                 <w:szCs w:val="20"/>
               </w:rPr>
-              <w:t xml:space="preserve">A rendszerben végzett műveletek mindig a kívánt kimenetet eredményezik, nem </w:t>
-            </w:r>
-            <w:r>
-              <w:rPr>
-                <w:sz w:val="20"/>
-                <w:szCs w:val="20"/>
-              </w:rPr>
-              <w:lastRenderedPageBreak/>
-              <w:t>okoznak váratlan viselkedést</w:t>
+              <w:t>A rendszerben végzett műveletek mindig a kívánt kimenetet eredményezik, nem okoznak váratlan viselkedést</w:t>
             </w:r>
           </w:p>
           <w:p>
@@ -34308,7 +34989,6 @@
                 <w:sz w:val="20"/>
                 <w:szCs w:val="20"/>
               </w:rPr>
-              <w:lastRenderedPageBreak/>
               <w:t>Jelenlegi implementációban nincs lehetőség minden lehetséges hiba felderítésére és kiküszöbölésére, csupán a legjelentősebb és leggyakrabban jelentkező problémák orvoslására</w:t>
             </w:r>
           </w:p>
@@ -34335,6 +35015,7 @@
                 <w:sz w:val="20"/>
                 <w:szCs w:val="20"/>
               </w:rPr>
+              <w:lastRenderedPageBreak/>
               <w:t>Alkalmazás hibatűrő működése</w:t>
             </w:r>
           </w:p>
@@ -34792,15 +35473,7 @@
                 <w:sz w:val="20"/>
                 <w:szCs w:val="20"/>
               </w:rPr>
-              <w:t xml:space="preserve">Az alkalmazás különböző részei (komponensei) képesek hatékonyan és biztonságosan </w:t>
-            </w:r>
-            <w:r>
-              <w:rPr>
-                <w:sz w:val="20"/>
-                <w:szCs w:val="20"/>
-              </w:rPr>
-              <w:lastRenderedPageBreak/>
-              <w:t>kommunikálni egymással, adatokat átadni és fogadni</w:t>
+              <w:t>Az alkalmazás különböző részei (komponensei) képesek hatékonyan és biztonságosan kommunikálni egymással, adatokat átadni és fogadni</w:t>
             </w:r>
           </w:p>
           <w:p>
@@ -34842,7 +35515,6 @@
                 <w:sz w:val="20"/>
                 <w:szCs w:val="20"/>
               </w:rPr>
-              <w:lastRenderedPageBreak/>
               <w:t>Magas</w:t>
             </w:r>
           </w:p>
@@ -34885,7 +35557,6 @@
                 <w:sz w:val="20"/>
                 <w:szCs w:val="20"/>
               </w:rPr>
-              <w:lastRenderedPageBreak/>
               <w:t>Az adatokat sikeresen kell átadni a frontend és a backend között, anélkül, hogy adatvesztés vagy megszakadás történne</w:t>
             </w:r>
           </w:p>
@@ -34922,6 +35593,7 @@
                 <w:sz w:val="20"/>
                 <w:szCs w:val="20"/>
               </w:rPr>
+              <w:lastRenderedPageBreak/>
               <w:t xml:space="preserve">Az adatoknak minden esetben </w:t>
             </w:r>
             <w:proofErr w:type="spellStart"/>
@@ -34963,15 +35635,7 @@
                 <w:szCs w:val="20"/>
               </w:rPr>
               <w:lastRenderedPageBreak/>
-              <w:t xml:space="preserve">Jelenlegi implementációban nincs lehetőség minden lehetséges hiba felderítésére és kiküszöbölésére, csupán a </w:t>
-            </w:r>
-            <w:r>
-              <w:rPr>
-                <w:sz w:val="20"/>
-                <w:szCs w:val="20"/>
-              </w:rPr>
-              <w:lastRenderedPageBreak/>
-              <w:t>legjelentősebb és leggyakrabban jelentkező problémák orvoslására</w:t>
+              <w:t>Jelenlegi implementációban nincs lehetőség minden lehetséges hiba felderítésére és kiküszöbölésére, csupán a legjelentősebb és leggyakrabban jelentkező problémák orvoslására</w:t>
             </w:r>
           </w:p>
         </w:tc>
@@ -34997,7 +35661,6 @@
                 <w:sz w:val="20"/>
                 <w:szCs w:val="20"/>
               </w:rPr>
-              <w:lastRenderedPageBreak/>
               <w:t>Felhasználói üzenetek alapján további fejlesztési lehetőségek és hibajelzések feldolgozása</w:t>
             </w:r>
           </w:p>
@@ -35810,10 +36473,10 @@
       </w:r>
     </w:p>
     <w:sectPr>
-      <w:headerReference w:type="default" r:id="rId9"/>
-      <w:footerReference w:type="default" r:id="rId10"/>
-      <w:headerReference w:type="first" r:id="rId11"/>
-      <w:footerReference w:type="first" r:id="rId12"/>
+      <w:headerReference w:type="default" r:id="rId16"/>
+      <w:footerReference w:type="default" r:id="rId17"/>
+      <w:headerReference w:type="first" r:id="rId18"/>
+      <w:footerReference w:type="first" r:id="rId19"/>
       <w:pgSz w:w="11906" w:h="16838"/>
       <w:pgMar w:top="1418" w:right="1134" w:bottom="1418" w:left="1701" w:header="1134" w:footer="1134" w:gutter="0"/>
       <w:cols w:space="708"/>
@@ -42138,6 +42801,12 @@
   </w:num>
   <w:num w:numId="56" w16cid:durableId="1537499458">
     <w:abstractNumId w:val="39"/>
+  </w:num>
+  <w:num w:numId="57" w16cid:durableId="1188374919">
+    <w:abstractNumId w:val="1"/>
+  </w:num>
+  <w:num w:numId="58" w16cid:durableId="252709891">
+    <w:abstractNumId w:val="1"/>
   </w:num>
 </w:numbering>
 </file>

--- a/Szakdolgozati_Konzultáció/SZAKDOLGOZAT.docx
+++ b/Szakdolgozati_Konzultáció/SZAKDOLGOZAT.docx
@@ -6485,17 +6485,10 @@
         </w:tabs>
       </w:pPr>
       <w:r>
-        <w:t>Győr, [</w:t>
-      </w:r>
-      <w:r>
-        <w:rPr>
-          <w:color w:val="800000"/>
-          <w:shd w:val="clear" w:color="auto" w:fill="FFFFFF"/>
-        </w:rPr>
-        <w:t>beadás dátuma</w:t>
-      </w:r>
-      <w:r>
-        <w:t>]</w:t>
+        <w:t xml:space="preserve">Győr, </w:t>
+      </w:r>
+      <w:r>
+        <w:t>2026</w:t>
       </w:r>
       <w:r>
         <w:tab/>
@@ -25707,8 +25700,8 @@
           <w:rFonts w:ascii="Times New Roman" w:hAnsi="Times New Roman" w:cs="Times New Roman"/>
         </w:rPr>
       </w:pPr>
-      <w:bookmarkStart w:id="178" w:name="_Toc225426973"/>
-      <w:bookmarkStart w:id="179" w:name="_Toc229310546"/>
+      <w:bookmarkStart w:id="178" w:name="_Toc229310546"/>
+      <w:bookmarkStart w:id="179" w:name="_Toc225426973"/>
       <w:r>
         <w:rPr>
           <w:rFonts w:ascii="Times New Roman" w:hAnsi="Times New Roman" w:cs="Times New Roman"/>
@@ -25748,7 +25741,7 @@
         </w:rPr>
         <w:t xml:space="preserve"> lehetőségek</w:t>
       </w:r>
-      <w:bookmarkEnd w:id="179"/>
+      <w:bookmarkEnd w:id="178"/>
     </w:p>
     <w:p>
       <w:pPr>
@@ -26074,7 +26067,7 @@
         </w:rPr>
         <w:t>Funkcionális követelmények</w:t>
       </w:r>
-      <w:bookmarkEnd w:id="178"/>
+      <w:bookmarkEnd w:id="179"/>
       <w:bookmarkEnd w:id="182"/>
     </w:p>
     <w:p>
@@ -34180,15 +34173,7 @@
             </w:r>
             <w:proofErr w:type="spellEnd"/>
             <w:r>
-              <w:t>("/", (</w:t>
-            </w:r>
-            <w:proofErr w:type="spellStart"/>
-            <w:r>
-              <w:t>req</w:t>
-            </w:r>
-            <w:proofErr w:type="spellEnd"/>
-            <w:r>
-              <w:t xml:space="preserve">, </w:t>
+              <w:t xml:space="preserve">("/", (req, </w:t>
             </w:r>
             <w:proofErr w:type="spellStart"/>
             <w:r>
@@ -34605,13 +34590,8 @@
             </w:r>
             <w:proofErr w:type="spellEnd"/>
             <w:r>
-              <w:t xml:space="preserve">: </w:t>
-            </w:r>
-            <w:proofErr w:type="spellStart"/>
-            <w:r>
-              <w:t>req.user</w:t>
-            </w:r>
-            <w:proofErr w:type="spellEnd"/>
+              <w:t>: req.user</w:t>
+            </w:r>
           </w:p>
           <w:p>
             <w:pPr>
@@ -35154,15 +35134,7 @@
             </w:r>
             <w:proofErr w:type="spellEnd"/>
             <w:r>
-              <w:t xml:space="preserve"> = </w:t>
-            </w:r>
-            <w:proofErr w:type="spellStart"/>
-            <w:r>
-              <w:t>await</w:t>
-            </w:r>
-            <w:proofErr w:type="spellEnd"/>
-            <w:r>
-              <w:t xml:space="preserve"> </w:t>
+              <w:t xml:space="preserve"> = await </w:t>
             </w:r>
             <w:proofErr w:type="spellStart"/>
             <w:r>
@@ -36384,15 +36356,7 @@
             </w:r>
             <w:proofErr w:type="spellEnd"/>
             <w:r>
-              <w:t xml:space="preserve"> </w:t>
-            </w:r>
-            <w:proofErr w:type="spellStart"/>
-            <w:r>
-              <w:t>score</w:t>
-            </w:r>
-            <w:proofErr w:type="spellEnd"/>
-            <w:r>
-              <w:t xml:space="preserve"> = 0;</w:t>
+              <w:t xml:space="preserve"> score = 0;</w:t>
             </w:r>
           </w:p>
           <w:p>

--- a/Szakdolgozati_Konzultáció/SZAKDOLGOZAT.docx
+++ b/Szakdolgozati_Konzultáció/SZAKDOLGOZAT.docx
@@ -5,511 +5,16 @@
   <w:body>
     <w:p>
       <w:pPr>
-        <w:widowControl/>
-        <w:suppressAutoHyphens w:val="0"/>
-        <w:rPr>
-          <w:rFonts w:ascii="Arial" w:hAnsi="Arial" w:cs="Arial"/>
-        </w:rPr>
-      </w:pPr>
-    </w:p>
-    <w:p>
-      <w:pPr>
-        <w:rPr>
-          <w:rFonts w:ascii="Arial" w:hAnsi="Arial" w:cs="Arial"/>
-          <w:sz w:val="36"/>
-          <w:szCs w:val="36"/>
-        </w:rPr>
-      </w:pPr>
-      <w:r>
-        <w:rPr>
-          <w:rFonts w:ascii="Arial" w:hAnsi="Arial" w:cs="Arial"/>
-          <w:sz w:val="36"/>
-          <w:szCs w:val="36"/>
-        </w:rPr>
-        <w:t>Széchenyi István Egyetem</w:t>
-      </w:r>
-    </w:p>
-    <w:p>
-      <w:pPr>
-        <w:rPr>
-          <w:rFonts w:ascii="Arial" w:hAnsi="Arial" w:cs="Arial"/>
-          <w:sz w:val="36"/>
-          <w:szCs w:val="36"/>
-        </w:rPr>
-      </w:pPr>
-      <w:r>
-        <w:rPr>
-          <w:rFonts w:ascii="Arial" w:hAnsi="Arial" w:cs="Arial"/>
-          <w:sz w:val="36"/>
-          <w:szCs w:val="36"/>
-        </w:rPr>
-        <w:t>Informatikai és Villamosmérnöki Kar</w:t>
-      </w:r>
-    </w:p>
-    <w:p>
-      <w:pPr>
-        <w:rPr>
-          <w:rFonts w:ascii="Arial" w:hAnsi="Arial" w:cs="Arial"/>
-          <w:sz w:val="36"/>
-          <w:szCs w:val="36"/>
-        </w:rPr>
-      </w:pPr>
-      <w:r>
-        <w:rPr>
-          <w:rFonts w:ascii="Arial" w:hAnsi="Arial" w:cs="Arial"/>
-          <w:sz w:val="36"/>
-          <w:szCs w:val="36"/>
-        </w:rPr>
-        <w:t>Informatika Tanszék</w:t>
-      </w:r>
-    </w:p>
-    <w:p>
-      <w:pPr>
-        <w:spacing w:before="2880" w:after="4680" w:line="252" w:lineRule="auto"/>
-        <w:jc w:val="center"/>
-        <w:rPr>
-          <w:rFonts w:ascii="Arial" w:hAnsi="Arial" w:cs="Arial"/>
-          <w:b/>
-          <w:bCs/>
-          <w:sz w:val="48"/>
-          <w:szCs w:val="48"/>
-        </w:rPr>
-      </w:pPr>
-      <w:r>
-        <w:rPr>
-          <w:rFonts w:ascii="Arial" w:hAnsi="Arial" w:cs="Arial"/>
-          <w:b/>
-          <w:bCs/>
-          <w:sz w:val="48"/>
-          <w:szCs w:val="48"/>
-        </w:rPr>
-        <w:t>Film- és sorozatkölcsönző, valamint zenevásárló webalkalmazás</w:t>
-      </w:r>
-    </w:p>
-    <w:p>
-      <w:pPr>
-        <w:rPr>
-          <w:rFonts w:ascii="Arial" w:hAnsi="Arial" w:cs="Arial"/>
-          <w:sz w:val="36"/>
-          <w:szCs w:val="36"/>
-        </w:rPr>
-        <w:sectPr>
-          <w:pgSz w:w="11906" w:h="16838"/>
-          <w:pgMar w:top="1418" w:right="1134" w:bottom="1418" w:left="1701" w:header="1134" w:footer="1134" w:gutter="0"/>
-          <w:cols w:space="708"/>
-          <w:docGrid w:linePitch="240" w:charSpace="-6554"/>
-        </w:sectPr>
-      </w:pPr>
-    </w:p>
-    <w:p>
-      <w:pPr>
-        <w:rPr>
-          <w:rFonts w:ascii="Arial" w:hAnsi="Arial" w:cs="Arial"/>
-          <w:sz w:val="36"/>
-          <w:szCs w:val="36"/>
-        </w:rPr>
-      </w:pPr>
-      <w:r>
-        <w:rPr>
-          <w:rFonts w:ascii="Arial" w:hAnsi="Arial" w:cs="Arial"/>
-          <w:sz w:val="36"/>
-          <w:szCs w:val="36"/>
-        </w:rPr>
-        <w:t>Konzulens:</w:t>
-      </w:r>
-    </w:p>
-    <w:p>
-      <w:pPr>
-        <w:rPr>
-          <w:rFonts w:ascii="Arial" w:hAnsi="Arial" w:cs="Arial"/>
-          <w:sz w:val="36"/>
-          <w:szCs w:val="36"/>
-        </w:rPr>
-      </w:pPr>
-      <w:r>
-        <w:rPr>
-          <w:rFonts w:ascii="Arial" w:hAnsi="Arial" w:cs="Arial"/>
-          <w:sz w:val="36"/>
-          <w:szCs w:val="36"/>
-        </w:rPr>
-        <w:t>Dr. Hajdu Csaba</w:t>
-      </w:r>
-    </w:p>
-    <w:p>
-      <w:pPr>
-        <w:rPr>
-          <w:rFonts w:ascii="Arial" w:hAnsi="Arial" w:cs="Arial"/>
-          <w:sz w:val="36"/>
-          <w:szCs w:val="36"/>
-        </w:rPr>
-      </w:pPr>
-      <w:r>
-        <w:rPr>
-          <w:rFonts w:ascii="Arial" w:hAnsi="Arial" w:cs="Arial"/>
-          <w:sz w:val="36"/>
-          <w:szCs w:val="36"/>
-        </w:rPr>
-        <w:t>egyetemi adjunktus</w:t>
-      </w:r>
-    </w:p>
-    <w:p>
-      <w:pPr>
-        <w:rPr>
-          <w:rFonts w:ascii="Arial" w:hAnsi="Arial" w:cs="Arial"/>
-          <w:sz w:val="36"/>
-          <w:szCs w:val="36"/>
-        </w:rPr>
-      </w:pPr>
-      <w:r>
-        <w:rPr>
-          <w:rFonts w:ascii="Arial" w:hAnsi="Arial" w:cs="Arial"/>
-          <w:sz w:val="36"/>
-          <w:szCs w:val="36"/>
-        </w:rPr>
-        <w:t>Dávid Szabolcs</w:t>
-      </w:r>
-    </w:p>
-    <w:p>
-      <w:pPr>
-        <w:rPr>
-          <w:rFonts w:ascii="Arial" w:hAnsi="Arial" w:cs="Arial"/>
-          <w:sz w:val="36"/>
-          <w:szCs w:val="36"/>
-        </w:rPr>
-      </w:pPr>
-      <w:r>
-        <w:rPr>
-          <w:rFonts w:ascii="Arial" w:hAnsi="Arial" w:cs="Arial"/>
-          <w:sz w:val="36"/>
-          <w:szCs w:val="36"/>
-        </w:rPr>
-        <w:t xml:space="preserve">Mérnök Informatikus </w:t>
-      </w:r>
-      <w:proofErr w:type="spellStart"/>
-      <w:r>
-        <w:rPr>
-          <w:rFonts w:ascii="Arial" w:hAnsi="Arial" w:cs="Arial"/>
-          <w:sz w:val="36"/>
-          <w:szCs w:val="36"/>
-        </w:rPr>
-        <w:t>BSc</w:t>
-      </w:r>
-      <w:proofErr w:type="spellEnd"/>
-    </w:p>
-    <w:p>
-      <w:pPr>
-        <w:jc w:val="center"/>
-        <w:rPr>
-          <w:rFonts w:ascii="Arial" w:hAnsi="Arial" w:cs="Arial"/>
-          <w:sz w:val="36"/>
-          <w:szCs w:val="36"/>
-        </w:rPr>
-        <w:sectPr>
-          <w:type w:val="continuous"/>
-          <w:pgSz w:w="11906" w:h="16838"/>
-          <w:pgMar w:top="1418" w:right="1134" w:bottom="1418" w:left="1701" w:header="1134" w:footer="1134" w:gutter="0"/>
-          <w:cols w:num="2" w:space="708"/>
-          <w:docGrid w:linePitch="240" w:charSpace="-6554"/>
-        </w:sectPr>
-      </w:pPr>
-    </w:p>
-    <w:p>
-      <w:pPr>
-        <w:spacing w:before="1680"/>
-        <w:jc w:val="center"/>
-        <w:rPr>
-          <w:rFonts w:ascii="Arial" w:hAnsi="Arial" w:cs="Arial"/>
-          <w:sz w:val="36"/>
-          <w:szCs w:val="36"/>
-        </w:rPr>
-      </w:pPr>
-      <w:r>
-        <w:rPr>
-          <w:rFonts w:ascii="Arial" w:hAnsi="Arial" w:cs="Arial"/>
-          <w:sz w:val="36"/>
-          <w:szCs w:val="36"/>
-        </w:rPr>
-        <w:t>Győr</w:t>
-      </w:r>
-    </w:p>
-    <w:p>
-      <w:pPr>
-        <w:jc w:val="center"/>
-        <w:rPr>
-          <w:rFonts w:ascii="Arial" w:hAnsi="Arial" w:cs="Arial"/>
-          <w:sz w:val="36"/>
-          <w:szCs w:val="36"/>
-        </w:rPr>
-      </w:pPr>
-      <w:r>
-        <w:rPr>
-          <w:rFonts w:ascii="Arial" w:hAnsi="Arial" w:cs="Arial"/>
-          <w:sz w:val="36"/>
-          <w:szCs w:val="36"/>
-        </w:rPr>
-        <w:t>2026</w:t>
-      </w:r>
-    </w:p>
-    <w:p>
-      <w:pPr>
-        <w:rPr>
-          <w:rFonts w:ascii="Arial" w:hAnsi="Arial" w:cs="Arial"/>
-        </w:rPr>
-      </w:pPr>
-    </w:p>
-    <w:p>
-      <w:pPr>
-        <w:jc w:val="center"/>
-        <w:rPr>
-          <w:rFonts w:ascii="Arial" w:hAnsi="Arial" w:cs="Arial"/>
-          <w:sz w:val="36"/>
-          <w:szCs w:val="36"/>
-        </w:rPr>
-      </w:pPr>
-      <w:r>
-        <w:rPr>
-          <w:rFonts w:ascii="Arial" w:hAnsi="Arial" w:cs="Arial"/>
-          <w:sz w:val="36"/>
-          <w:szCs w:val="36"/>
-        </w:rPr>
-        <w:t>Széchenyi</w:t>
-      </w:r>
-      <w:r>
-        <w:rPr>
-          <w:rFonts w:ascii="Arial" w:eastAsia="Arial" w:hAnsi="Arial" w:cs="Arial"/>
-          <w:sz w:val="36"/>
-          <w:szCs w:val="36"/>
-        </w:rPr>
-        <w:t xml:space="preserve"> </w:t>
-      </w:r>
-      <w:r>
-        <w:rPr>
-          <w:rFonts w:ascii="Arial" w:hAnsi="Arial" w:cs="Arial"/>
-          <w:sz w:val="36"/>
-          <w:szCs w:val="36"/>
-        </w:rPr>
-        <w:t>István</w:t>
-      </w:r>
-      <w:r>
-        <w:rPr>
-          <w:rFonts w:ascii="Arial" w:eastAsia="Arial" w:hAnsi="Arial" w:cs="Arial"/>
-          <w:sz w:val="36"/>
-          <w:szCs w:val="36"/>
-        </w:rPr>
-        <w:t xml:space="preserve"> </w:t>
-      </w:r>
-      <w:r>
-        <w:rPr>
-          <w:rFonts w:ascii="Arial" w:hAnsi="Arial" w:cs="Arial"/>
-          <w:sz w:val="36"/>
-          <w:szCs w:val="36"/>
-        </w:rPr>
-        <w:t>Egyetem</w:t>
-      </w:r>
-    </w:p>
-    <w:p>
-      <w:pPr>
-        <w:jc w:val="center"/>
-        <w:rPr>
-          <w:rFonts w:ascii="Arial" w:hAnsi="Arial" w:cs="Arial"/>
-          <w:sz w:val="36"/>
-          <w:szCs w:val="36"/>
-        </w:rPr>
-      </w:pPr>
-      <w:r>
-        <w:rPr>
-          <w:rFonts w:ascii="Arial" w:hAnsi="Arial" w:cs="Arial"/>
-          <w:sz w:val="36"/>
-          <w:szCs w:val="36"/>
-        </w:rPr>
-        <w:t>Informatikai és Villamosmérnöki Kar</w:t>
-      </w:r>
-    </w:p>
-    <w:p>
-      <w:pPr>
-        <w:jc w:val="center"/>
-        <w:rPr>
-          <w:rFonts w:ascii="Arial" w:hAnsi="Arial" w:cs="Arial"/>
-          <w:b/>
-          <w:bCs/>
-          <w:sz w:val="52"/>
-          <w:szCs w:val="52"/>
-        </w:rPr>
-      </w:pPr>
-      <w:r>
-        <w:rPr>
-          <w:rFonts w:ascii="Arial" w:hAnsi="Arial" w:cs="Arial"/>
-          <w:sz w:val="36"/>
-          <w:szCs w:val="36"/>
-        </w:rPr>
-        <w:t>Informatika Tanszék</w:t>
-      </w:r>
-    </w:p>
-    <w:p>
-      <w:pPr>
-        <w:spacing w:before="2268"/>
-        <w:jc w:val="center"/>
-        <w:rPr>
-          <w:rFonts w:ascii="Arial" w:hAnsi="Arial" w:cs="Arial"/>
-          <w:b/>
-          <w:bCs/>
-          <w:color w:val="auto"/>
-          <w:sz w:val="44"/>
-          <w:szCs w:val="44"/>
-        </w:rPr>
-      </w:pPr>
-      <w:r>
-        <w:rPr>
-          <w:rFonts w:ascii="Arial" w:hAnsi="Arial" w:cs="Arial"/>
-          <w:b/>
-          <w:bCs/>
-          <w:sz w:val="52"/>
-          <w:szCs w:val="52"/>
-        </w:rPr>
-        <w:t>SZAKDOLGOZAT</w:t>
-      </w:r>
-    </w:p>
-    <w:p>
-      <w:pPr>
-        <w:spacing w:before="2835"/>
-        <w:jc w:val="center"/>
-        <w:rPr>
-          <w:rFonts w:ascii="Arial" w:hAnsi="Arial" w:cs="Arial"/>
-          <w:b/>
-          <w:color w:val="auto"/>
-          <w:sz w:val="32"/>
-          <w:szCs w:val="32"/>
-        </w:rPr>
-      </w:pPr>
-      <w:r>
-        <w:rPr>
-          <w:rFonts w:ascii="Arial" w:hAnsi="Arial" w:cs="Arial"/>
-          <w:b/>
-          <w:bCs/>
-          <w:color w:val="auto"/>
-          <w:sz w:val="44"/>
-          <w:szCs w:val="44"/>
-        </w:rPr>
-        <w:t>Dávid Szabolcs</w:t>
-      </w:r>
-    </w:p>
-    <w:p>
-      <w:pPr>
-        <w:spacing w:line="252" w:lineRule="auto"/>
-        <w:jc w:val="center"/>
-        <w:rPr>
-          <w:rFonts w:ascii="Arial" w:hAnsi="Arial" w:cs="Arial"/>
-          <w:color w:val="auto"/>
-          <w:sz w:val="36"/>
-          <w:szCs w:val="36"/>
-        </w:rPr>
-      </w:pPr>
-      <w:r>
-        <w:rPr>
-          <w:rFonts w:ascii="Arial" w:eastAsia="Times New Roman" w:hAnsi="Arial" w:cs="Arial"/>
-          <w:b/>
-          <w:color w:val="auto"/>
-          <w:sz w:val="32"/>
-          <w:szCs w:val="32"/>
-        </w:rPr>
-        <w:t>Mérnök Informatikus</w:t>
-      </w:r>
-      <w:r>
-        <w:rPr>
-          <w:rFonts w:ascii="Arial" w:eastAsia="Times New Roman" w:hAnsi="Arial" w:cs="Arial"/>
-          <w:b/>
-          <w:color w:val="auto"/>
-          <w:sz w:val="32"/>
-          <w:szCs w:val="32"/>
-        </w:rPr>
-        <w:t xml:space="preserve"> </w:t>
-      </w:r>
-      <w:proofErr w:type="spellStart"/>
-      <w:r>
-        <w:rPr>
-          <w:rFonts w:ascii="Arial" w:eastAsia="Times New Roman" w:hAnsi="Arial" w:cs="Arial"/>
-          <w:b/>
-          <w:color w:val="auto"/>
-          <w:sz w:val="32"/>
-          <w:szCs w:val="32"/>
-        </w:rPr>
-        <w:t>B</w:t>
-      </w:r>
-      <w:r>
-        <w:rPr>
-          <w:rFonts w:ascii="Arial" w:hAnsi="Arial" w:cs="Arial"/>
-          <w:b/>
-          <w:color w:val="auto"/>
-          <w:sz w:val="32"/>
-          <w:szCs w:val="32"/>
-        </w:rPr>
-        <w:t>Sc</w:t>
-      </w:r>
-      <w:proofErr w:type="spellEnd"/>
-    </w:p>
-    <w:p>
-      <w:pPr>
-        <w:spacing w:before="3402"/>
-        <w:jc w:val="center"/>
-        <w:rPr>
-          <w:rFonts w:ascii="Arial" w:hAnsi="Arial" w:cs="Arial"/>
-          <w:color w:val="auto"/>
-          <w:sz w:val="36"/>
-          <w:szCs w:val="36"/>
-        </w:rPr>
-      </w:pPr>
-      <w:r>
-        <w:rPr>
-          <w:rFonts w:ascii="Arial" w:hAnsi="Arial" w:cs="Arial"/>
-          <w:color w:val="auto"/>
-          <w:sz w:val="36"/>
-          <w:szCs w:val="36"/>
-        </w:rPr>
-        <w:t>2026</w:t>
-      </w:r>
-    </w:p>
-    <w:p>
-      <w:pPr>
-        <w:jc w:val="center"/>
-        <w:rPr>
-          <w:rFonts w:ascii="Arial" w:hAnsi="Arial" w:cs="Arial"/>
-          <w:color w:val="auto"/>
-          <w:sz w:val="36"/>
-          <w:szCs w:val="36"/>
-        </w:rPr>
-      </w:pPr>
-    </w:p>
-    <w:p>
-      <w:pPr>
         <w:tabs>
           <w:tab w:val="right" w:pos="8787"/>
           <w:tab w:val="right" w:pos="9645"/>
         </w:tabs>
         <w:jc w:val="both"/>
       </w:pPr>
-    </w:p>
-    <w:p>
-      <w:pPr>
-        <w:widowControl/>
-        <w:suppressAutoHyphens w:val="0"/>
-      </w:pPr>
-      <w:r>
-        <w:br w:type="page"/>
-      </w:r>
-    </w:p>
-    <w:p>
-      <w:pPr>
-        <w:tabs>
-          <w:tab w:val="right" w:pos="8787"/>
-          <w:tab w:val="right" w:pos="9645"/>
-        </w:tabs>
-        <w:jc w:val="both"/>
-      </w:pPr>
       <w:r>
         <w:rPr>
           <w:noProof/>
         </w:rPr>
-        <w:lastRenderedPageBreak/>
         <mc:AlternateContent>
           <mc:Choice Requires="wpg">
             <w:drawing>
@@ -5451,17 +4956,29 @@
     </w:p>
     <w:p>
       <w:pPr>
-        <w:spacing w:before="215"/>
         <w:jc w:val="center"/>
         <w:rPr>
-          <w:rFonts w:ascii="Arial" w:eastAsia="Arial" w:hAnsi="Arial" w:cs="Arial"/>
-          <w:b/>
-          <w:bCs/>
-          <w:color w:val="000000"/>
-          <w:sz w:val="10"/>
-          <w:szCs w:val="10"/>
-        </w:rPr>
-      </w:pPr>
+          <w:rFonts w:ascii="Arial" w:hAnsi="Arial" w:cs="Arial"/>
+          <w:sz w:val="36"/>
+          <w:szCs w:val="36"/>
+        </w:rPr>
+      </w:pPr>
+      <w:r>
+        <w:rPr>
+          <w:rFonts w:ascii="Arial" w:hAnsi="Arial" w:cs="Arial"/>
+          <w:sz w:val="36"/>
+          <w:szCs w:val="36"/>
+        </w:rPr>
+        <w:t>I</w:t>
+      </w:r>
+      <w:r>
+        <w:rPr>
+          <w:rFonts w:ascii="Arial" w:hAnsi="Arial" w:cs="Arial"/>
+          <w:sz w:val="36"/>
+          <w:szCs w:val="36"/>
+        </w:rPr>
+        <w:t>nformatikai és Villamosmérnöki Kar</w:t>
+      </w:r>
     </w:p>
     <w:p>
       <w:pPr>
@@ -5501,7 +5018,7 @@
     </w:p>
     <w:p>
       <w:pPr>
-        <w:spacing w:before="960" w:line="252" w:lineRule="auto"/>
+        <w:spacing w:before="960" w:after="2880" w:line="252" w:lineRule="auto"/>
         <w:jc w:val="center"/>
         <w:rPr>
           <w:rFonts w:ascii="Arial" w:hAnsi="Arial" w:cs="Arial"/>
@@ -5524,149 +5041,185 @@
     </w:p>
     <w:p>
       <w:pPr>
-        <w:spacing w:before="1080" w:line="252" w:lineRule="auto"/>
+        <w:spacing w:line="252" w:lineRule="auto"/>
+        <w:rPr>
+          <w:rFonts w:ascii="Arial" w:hAnsi="Arial" w:cs="Arial"/>
+          <w:sz w:val="36"/>
+          <w:szCs w:val="36"/>
+        </w:rPr>
+        <w:sectPr>
+          <w:type w:val="continuous"/>
+          <w:pgSz w:w="11906" w:h="16838"/>
+          <w:pgMar w:top="1418" w:right="1134" w:bottom="1418" w:left="1701" w:header="1134" w:footer="1134" w:gutter="0"/>
+          <w:cols w:space="708"/>
+          <w:docGrid w:linePitch="240" w:charSpace="-6554"/>
+        </w:sectPr>
+      </w:pPr>
+    </w:p>
+    <w:p>
+      <w:pPr>
+        <w:rPr>
+          <w:rFonts w:ascii="Arial" w:hAnsi="Arial" w:cs="Arial"/>
+          <w:sz w:val="36"/>
+          <w:szCs w:val="36"/>
+        </w:rPr>
+      </w:pPr>
+      <w:r>
+        <w:rPr>
+          <w:rFonts w:ascii="Arial" w:hAnsi="Arial" w:cs="Arial"/>
+          <w:sz w:val="36"/>
+          <w:szCs w:val="36"/>
+        </w:rPr>
+        <w:t>Konzulens:</w:t>
+      </w:r>
+    </w:p>
+    <w:p>
+      <w:pPr>
+        <w:rPr>
+          <w:rFonts w:ascii="Arial" w:hAnsi="Arial" w:cs="Arial"/>
+          <w:sz w:val="36"/>
+          <w:szCs w:val="36"/>
+        </w:rPr>
+      </w:pPr>
+      <w:r>
+        <w:rPr>
+          <w:rFonts w:ascii="Arial" w:hAnsi="Arial" w:cs="Arial"/>
+          <w:sz w:val="36"/>
+          <w:szCs w:val="36"/>
+        </w:rPr>
+        <w:t>Dr. Hajdu Csaba</w:t>
+      </w:r>
+    </w:p>
+    <w:p>
+      <w:pPr>
+        <w:rPr>
+          <w:rFonts w:ascii="Arial" w:hAnsi="Arial" w:cs="Arial"/>
+          <w:sz w:val="36"/>
+          <w:szCs w:val="36"/>
+        </w:rPr>
+      </w:pPr>
+      <w:r>
+        <w:rPr>
+          <w:rFonts w:ascii="Arial" w:hAnsi="Arial" w:cs="Arial"/>
+          <w:sz w:val="36"/>
+          <w:szCs w:val="36"/>
+        </w:rPr>
+        <w:t>egyetemi adjunktus</w:t>
+      </w:r>
+    </w:p>
+    <w:p>
+      <w:pPr>
+        <w:rPr>
+          <w:rFonts w:ascii="Arial" w:hAnsi="Arial" w:cs="Arial"/>
+          <w:sz w:val="36"/>
+          <w:szCs w:val="36"/>
+        </w:rPr>
+      </w:pPr>
+      <w:r>
+        <w:rPr>
+          <w:rFonts w:ascii="Arial" w:hAnsi="Arial" w:cs="Arial"/>
+          <w:sz w:val="36"/>
+          <w:szCs w:val="36"/>
+        </w:rPr>
+        <w:t>Készítette:</w:t>
+      </w:r>
+    </w:p>
+    <w:p>
+      <w:pPr>
+        <w:rPr>
+          <w:rFonts w:ascii="Arial" w:hAnsi="Arial" w:cs="Arial"/>
+          <w:sz w:val="36"/>
+          <w:szCs w:val="36"/>
+        </w:rPr>
+      </w:pPr>
+      <w:r>
+        <w:rPr>
+          <w:rFonts w:ascii="Arial" w:hAnsi="Arial" w:cs="Arial"/>
+          <w:sz w:val="36"/>
+          <w:szCs w:val="36"/>
+        </w:rPr>
+        <w:t>Dávid Szabolcs</w:t>
+      </w:r>
+    </w:p>
+    <w:p>
+      <w:pPr>
+        <w:rPr>
+          <w:rFonts w:ascii="Arial" w:hAnsi="Arial" w:cs="Arial"/>
+          <w:sz w:val="36"/>
+          <w:szCs w:val="36"/>
+        </w:rPr>
+      </w:pPr>
+      <w:r>
+        <w:rPr>
+          <w:rFonts w:ascii="Arial" w:hAnsi="Arial" w:cs="Arial"/>
+          <w:sz w:val="36"/>
+          <w:szCs w:val="36"/>
+        </w:rPr>
+        <w:t xml:space="preserve">Mérnök Informatikus </w:t>
+      </w:r>
+      <w:proofErr w:type="spellStart"/>
+      <w:r>
+        <w:rPr>
+          <w:rFonts w:ascii="Arial" w:hAnsi="Arial" w:cs="Arial"/>
+          <w:sz w:val="36"/>
+          <w:szCs w:val="36"/>
+        </w:rPr>
+        <w:t>BSc</w:t>
+      </w:r>
+      <w:proofErr w:type="spellEnd"/>
+    </w:p>
+    <w:p>
+      <w:pPr>
+        <w:spacing w:line="252" w:lineRule="auto"/>
+        <w:rPr>
+          <w:rFonts w:ascii="Arial" w:hAnsi="Arial" w:cs="Arial"/>
+          <w:sz w:val="36"/>
+          <w:szCs w:val="36"/>
+        </w:rPr>
+        <w:sectPr>
+          <w:type w:val="continuous"/>
+          <w:pgSz w:w="11906" w:h="16838"/>
+          <w:pgMar w:top="1418" w:right="1134" w:bottom="1418" w:left="1701" w:header="1134" w:footer="1134" w:gutter="0"/>
+          <w:cols w:num="2" w:space="708"/>
+          <w:docGrid w:linePitch="240" w:charSpace="-6554"/>
+        </w:sectPr>
+      </w:pPr>
+    </w:p>
+    <w:p>
+      <w:pPr>
+        <w:spacing w:before="1680"/>
         <w:jc w:val="center"/>
         <w:rPr>
           <w:rFonts w:ascii="Arial" w:hAnsi="Arial" w:cs="Arial"/>
-          <w:b/>
-          <w:sz w:val="44"/>
-          <w:szCs w:val="44"/>
+          <w:sz w:val="36"/>
+          <w:szCs w:val="36"/>
         </w:rPr>
       </w:pPr>
       <w:r>
         <w:rPr>
           <w:rFonts w:ascii="Arial" w:hAnsi="Arial" w:cs="Arial"/>
-          <w:b/>
-          <w:sz w:val="44"/>
-          <w:szCs w:val="44"/>
-        </w:rPr>
-        <w:t>Dávid Szabolcs</w:t>
-      </w:r>
-    </w:p>
-    <w:p>
-      <w:pPr>
-        <w:spacing w:before="1080" w:line="252" w:lineRule="auto"/>
+          <w:sz w:val="36"/>
+          <w:szCs w:val="36"/>
+        </w:rPr>
+        <w:t>Győr</w:t>
+      </w:r>
+    </w:p>
+    <w:p>
+      <w:pPr>
         <w:jc w:val="center"/>
         <w:rPr>
           <w:rFonts w:ascii="Arial" w:hAnsi="Arial" w:cs="Arial"/>
-          <w:b/>
-          <w:sz w:val="44"/>
-          <w:szCs w:val="44"/>
-        </w:rPr>
-      </w:pPr>
-    </w:p>
-    <w:p>
-      <w:pPr>
-        <w:spacing w:line="252" w:lineRule="auto"/>
-        <w:jc w:val="center"/>
+          <w:sz w:val="36"/>
+          <w:szCs w:val="36"/>
+        </w:rPr>
+      </w:pPr>
+      <w:r>
         <w:rPr>
           <w:rFonts w:ascii="Arial" w:hAnsi="Arial" w:cs="Arial"/>
-          <w:b/>
-          <w:color w:val="auto"/>
-          <w:sz w:val="32"/>
-          <w:szCs w:val="32"/>
-        </w:rPr>
-      </w:pPr>
-      <w:r>
-        <w:rPr>
-          <w:rFonts w:ascii="Arial" w:eastAsia="Times New Roman" w:hAnsi="Arial" w:cs="Arial"/>
-          <w:b/>
-          <w:color w:val="auto"/>
-          <w:sz w:val="32"/>
-          <w:szCs w:val="32"/>
-        </w:rPr>
-        <w:t>Mérnök Informatikus</w:t>
-      </w:r>
-      <w:r>
-        <w:rPr>
-          <w:rFonts w:ascii="Arial" w:eastAsia="Times New Roman" w:hAnsi="Arial" w:cs="Arial"/>
-          <w:b/>
-          <w:color w:val="auto"/>
-          <w:sz w:val="32"/>
-          <w:szCs w:val="32"/>
-        </w:rPr>
-        <w:t xml:space="preserve"> </w:t>
-      </w:r>
-      <w:proofErr w:type="spellStart"/>
-      <w:r>
-        <w:rPr>
-          <w:rFonts w:ascii="Arial" w:eastAsia="Times New Roman" w:hAnsi="Arial" w:cs="Arial"/>
-          <w:b/>
-          <w:color w:val="auto"/>
-          <w:sz w:val="32"/>
-          <w:szCs w:val="32"/>
-        </w:rPr>
-        <w:t>B</w:t>
-      </w:r>
-      <w:r>
-        <w:rPr>
-          <w:rFonts w:ascii="Arial" w:hAnsi="Arial" w:cs="Arial"/>
-          <w:b/>
-          <w:color w:val="auto"/>
-          <w:sz w:val="32"/>
-          <w:szCs w:val="32"/>
-        </w:rPr>
-        <w:t>Sc</w:t>
-      </w:r>
-      <w:proofErr w:type="spellEnd"/>
-    </w:p>
-    <w:p>
-      <w:pPr>
-        <w:spacing w:line="252" w:lineRule="auto"/>
-        <w:jc w:val="center"/>
-        <w:rPr>
-          <w:rFonts w:ascii="Arial" w:hAnsi="Arial" w:cs="Arial"/>
-          <w:b/>
-          <w:color w:val="auto"/>
-          <w:sz w:val="32"/>
-          <w:szCs w:val="32"/>
-        </w:rPr>
-      </w:pPr>
-    </w:p>
-    <w:p>
-      <w:pPr>
-        <w:spacing w:before="1701" w:line="252" w:lineRule="auto"/>
-        <w:jc w:val="center"/>
-        <w:rPr>
-          <w:rFonts w:ascii="Arial" w:hAnsi="Arial" w:cs="Arial"/>
-          <w:b/>
-          <w:color w:val="auto"/>
-          <w:sz w:val="32"/>
-          <w:szCs w:val="44"/>
-        </w:rPr>
-      </w:pPr>
-      <w:r>
-        <w:rPr>
-          <w:rFonts w:ascii="Arial" w:hAnsi="Arial" w:cs="Arial"/>
-          <w:b/>
-          <w:color w:val="auto"/>
-          <w:sz w:val="32"/>
-          <w:szCs w:val="44"/>
+          <w:sz w:val="36"/>
+          <w:szCs w:val="36"/>
         </w:rPr>
         <w:t>2026</w:t>
-      </w:r>
-    </w:p>
-    <w:p>
-      <w:pPr>
-        <w:widowControl/>
-        <w:suppressAutoHyphens w:val="0"/>
-        <w:rPr>
-          <w:rFonts w:ascii="Arial" w:hAnsi="Arial" w:cs="Arial"/>
-          <w:b/>
-          <w:color w:val="auto"/>
-          <w:sz w:val="32"/>
-          <w:szCs w:val="44"/>
-        </w:rPr>
-      </w:pPr>
-      <w:r>
-        <w:rPr>
-          <w:rFonts w:ascii="Arial" w:hAnsi="Arial" w:cs="Arial"/>
-          <w:b/>
-          <w:color w:val="800000"/>
-          <w:sz w:val="32"/>
-          <w:szCs w:val="44"/>
-        </w:rPr>
-        <w:br w:type="page"/>
       </w:r>
     </w:p>
     <w:p>
@@ -6491,6 +6044,9 @@
         <w:t>2026</w:t>
       </w:r>
       <w:r>
+        <w:t>. 05. 14.</w:t>
+      </w:r>
+      <w:r>
         <w:tab/>
       </w:r>
       <w:r>
@@ -8802,7 +8358,7 @@
       <w:r>
         <w:fldChar w:fldCharType="separate"/>
       </w:r>
-      <w:hyperlink w:anchor="_Toc229310477" w:history="1">
+      <w:hyperlink w:anchor="_Toc229653425" w:history="1">
         <w:r>
           <w:rPr>
             <w:rStyle w:val="Hiperhivatkozs"/>
@@ -8829,7 +8385,7 @@
             <w:noProof/>
             <w:webHidden/>
           </w:rPr>
-          <w:instrText xml:space="preserve"> PAGEREF _Toc229310477 \h </w:instrText>
+          <w:instrText xml:space="preserve"> PAGEREF _Toc229653425 \h </w:instrText>
         </w:r>
         <w:r>
           <w:rPr>
@@ -8849,7 +8405,7 @@
             <w:noProof/>
             <w:webHidden/>
           </w:rPr>
-          <w:t>12</w:t>
+          <w:t>10</w:t>
         </w:r>
         <w:r>
           <w:rPr>
@@ -8876,7 +8432,7 @@
           <w14:ligatures w14:val="standardContextual"/>
         </w:rPr>
       </w:pPr>
-      <w:hyperlink w:anchor="_Toc229310478" w:history="1">
+      <w:hyperlink w:anchor="_Toc229653426" w:history="1">
         <w:r>
           <w:rPr>
             <w:rStyle w:val="Hiperhivatkozs"/>
@@ -8904,7 +8460,7 @@
             <w:noProof/>
             <w:webHidden/>
           </w:rPr>
-          <w:instrText xml:space="preserve"> PAGEREF _Toc229310478 \h </w:instrText>
+          <w:instrText xml:space="preserve"> PAGEREF _Toc229653426 \h </w:instrText>
         </w:r>
         <w:r>
           <w:rPr>
@@ -8924,7 +8480,7 @@
             <w:noProof/>
             <w:webHidden/>
           </w:rPr>
-          <w:t>12</w:t>
+          <w:t>10</w:t>
         </w:r>
         <w:r>
           <w:rPr>
@@ -8951,7 +8507,7 @@
           <w14:ligatures w14:val="standardContextual"/>
         </w:rPr>
       </w:pPr>
-      <w:hyperlink w:anchor="_Toc229310479" w:history="1">
+      <w:hyperlink w:anchor="_Toc229653427" w:history="1">
         <w:r>
           <w:rPr>
             <w:rStyle w:val="Hiperhivatkozs"/>
@@ -8979,7 +8535,7 @@
             <w:noProof/>
             <w:webHidden/>
           </w:rPr>
-          <w:instrText xml:space="preserve"> PAGEREF _Toc229310479 \h </w:instrText>
+          <w:instrText xml:space="preserve"> PAGEREF _Toc229653427 \h </w:instrText>
         </w:r>
         <w:r>
           <w:rPr>
@@ -8999,7 +8555,7 @@
             <w:noProof/>
             <w:webHidden/>
           </w:rPr>
-          <w:t>12</w:t>
+          <w:t>10</w:t>
         </w:r>
         <w:r>
           <w:rPr>
@@ -9026,7 +8582,7 @@
           <w14:ligatures w14:val="standardContextual"/>
         </w:rPr>
       </w:pPr>
-      <w:hyperlink w:anchor="_Toc229310480" w:history="1">
+      <w:hyperlink w:anchor="_Toc229653428" w:history="1">
         <w:r>
           <w:rPr>
             <w:rStyle w:val="Hiperhivatkozs"/>
@@ -9054,7 +8610,7 @@
             <w:noProof/>
             <w:webHidden/>
           </w:rPr>
-          <w:instrText xml:space="preserve"> PAGEREF _Toc229310480 \h </w:instrText>
+          <w:instrText xml:space="preserve"> PAGEREF _Toc229653428 \h </w:instrText>
         </w:r>
         <w:r>
           <w:rPr>
@@ -9074,7 +8630,7 @@
             <w:noProof/>
             <w:webHidden/>
           </w:rPr>
-          <w:t>13</w:t>
+          <w:t>11</w:t>
         </w:r>
         <w:r>
           <w:rPr>
@@ -9101,7 +8657,7 @@
           <w14:ligatures w14:val="standardContextual"/>
         </w:rPr>
       </w:pPr>
-      <w:hyperlink w:anchor="_Toc229310481" w:history="1">
+      <w:hyperlink w:anchor="_Toc229653429" w:history="1">
         <w:r>
           <w:rPr>
             <w:rStyle w:val="Hiperhivatkozs"/>
@@ -9129,7 +8685,7 @@
             <w:noProof/>
             <w:webHidden/>
           </w:rPr>
-          <w:instrText xml:space="preserve"> PAGEREF _Toc229310481 \h </w:instrText>
+          <w:instrText xml:space="preserve"> PAGEREF _Toc229653429 \h </w:instrText>
         </w:r>
         <w:r>
           <w:rPr>
@@ -9149,7 +8705,7 @@
             <w:noProof/>
             <w:webHidden/>
           </w:rPr>
-          <w:t>14</w:t>
+          <w:t>12</w:t>
         </w:r>
         <w:r>
           <w:rPr>
@@ -9176,7 +8732,7 @@
           <w14:ligatures w14:val="standardContextual"/>
         </w:rPr>
       </w:pPr>
-      <w:hyperlink w:anchor="_Toc229310482" w:history="1">
+      <w:hyperlink w:anchor="_Toc229653430" w:history="1">
         <w:r>
           <w:rPr>
             <w:rStyle w:val="Hiperhivatkozs"/>
@@ -9204,7 +8760,7 @@
             <w:noProof/>
             <w:webHidden/>
           </w:rPr>
-          <w:instrText xml:space="preserve"> PAGEREF _Toc229310482 \h </w:instrText>
+          <w:instrText xml:space="preserve"> PAGEREF _Toc229653430 \h </w:instrText>
         </w:r>
         <w:r>
           <w:rPr>
@@ -9224,7 +8780,7 @@
             <w:noProof/>
             <w:webHidden/>
           </w:rPr>
-          <w:t>15</w:t>
+          <w:t>13</w:t>
         </w:r>
         <w:r>
           <w:rPr>
@@ -9251,7 +8807,7 @@
           <w14:ligatures w14:val="standardContextual"/>
         </w:rPr>
       </w:pPr>
-      <w:hyperlink w:anchor="_Toc229310483" w:history="1">
+      <w:hyperlink w:anchor="_Toc229653431" w:history="1">
         <w:r>
           <w:rPr>
             <w:rStyle w:val="Hiperhivatkozs"/>
@@ -9279,7 +8835,7 @@
             <w:noProof/>
             <w:webHidden/>
           </w:rPr>
-          <w:instrText xml:space="preserve"> PAGEREF _Toc229310483 \h </w:instrText>
+          <w:instrText xml:space="preserve"> PAGEREF _Toc229653431 \h </w:instrText>
         </w:r>
         <w:r>
           <w:rPr>
@@ -9299,7 +8855,7 @@
             <w:noProof/>
             <w:webHidden/>
           </w:rPr>
-          <w:t>15</w:t>
+          <w:t>13</w:t>
         </w:r>
         <w:r>
           <w:rPr>
@@ -9326,7 +8882,7 @@
           <w14:ligatures w14:val="standardContextual"/>
         </w:rPr>
       </w:pPr>
-      <w:hyperlink w:anchor="_Toc229310484" w:history="1">
+      <w:hyperlink w:anchor="_Toc229653432" w:history="1">
         <w:r>
           <w:rPr>
             <w:rStyle w:val="Hiperhivatkozs"/>
@@ -9354,7 +8910,7 @@
             <w:noProof/>
             <w:webHidden/>
           </w:rPr>
-          <w:instrText xml:space="preserve"> PAGEREF _Toc229310484 \h </w:instrText>
+          <w:instrText xml:space="preserve"> PAGEREF _Toc229653432 \h </w:instrText>
         </w:r>
         <w:r>
           <w:rPr>
@@ -9374,7 +8930,7 @@
             <w:noProof/>
             <w:webHidden/>
           </w:rPr>
-          <w:t>16</w:t>
+          <w:t>14</w:t>
         </w:r>
         <w:r>
           <w:rPr>
@@ -9401,7 +8957,7 @@
           <w14:ligatures w14:val="standardContextual"/>
         </w:rPr>
       </w:pPr>
-      <w:hyperlink w:anchor="_Toc229310485" w:history="1">
+      <w:hyperlink w:anchor="_Toc229653433" w:history="1">
         <w:r>
           <w:rPr>
             <w:rStyle w:val="Hiperhivatkozs"/>
@@ -9429,7 +8985,7 @@
             <w:noProof/>
             <w:webHidden/>
           </w:rPr>
-          <w:instrText xml:space="preserve"> PAGEREF _Toc229310485 \h </w:instrText>
+          <w:instrText xml:space="preserve"> PAGEREF _Toc229653433 \h </w:instrText>
         </w:r>
         <w:r>
           <w:rPr>
@@ -9449,7 +9005,7 @@
             <w:noProof/>
             <w:webHidden/>
           </w:rPr>
-          <w:t>17</w:t>
+          <w:t>15</w:t>
         </w:r>
         <w:r>
           <w:rPr>
@@ -9476,7 +9032,7 @@
           <w14:ligatures w14:val="standardContextual"/>
         </w:rPr>
       </w:pPr>
-      <w:hyperlink w:anchor="_Toc229310486" w:history="1">
+      <w:hyperlink w:anchor="_Toc229653434" w:history="1">
         <w:r>
           <w:rPr>
             <w:rStyle w:val="Hiperhivatkozs"/>
@@ -9504,7 +9060,7 @@
             <w:noProof/>
             <w:webHidden/>
           </w:rPr>
-          <w:instrText xml:space="preserve"> PAGEREF _Toc229310486 \h </w:instrText>
+          <w:instrText xml:space="preserve"> PAGEREF _Toc229653434 \h </w:instrText>
         </w:r>
         <w:r>
           <w:rPr>
@@ -9524,7 +9080,7 @@
             <w:noProof/>
             <w:webHidden/>
           </w:rPr>
-          <w:t>17</w:t>
+          <w:t>15</w:t>
         </w:r>
         <w:r>
           <w:rPr>
@@ -9551,7 +9107,7 @@
           <w14:ligatures w14:val="standardContextual"/>
         </w:rPr>
       </w:pPr>
-      <w:hyperlink w:anchor="_Toc229310487" w:history="1">
+      <w:hyperlink w:anchor="_Toc229653435" w:history="1">
         <w:r>
           <w:rPr>
             <w:rStyle w:val="Hiperhivatkozs"/>
@@ -9579,7 +9135,7 @@
             <w:noProof/>
             <w:webHidden/>
           </w:rPr>
-          <w:instrText xml:space="preserve"> PAGEREF _Toc229310487 \h </w:instrText>
+          <w:instrText xml:space="preserve"> PAGEREF _Toc229653435 \h </w:instrText>
         </w:r>
         <w:r>
           <w:rPr>
@@ -9599,7 +9155,7 @@
             <w:noProof/>
             <w:webHidden/>
           </w:rPr>
-          <w:t>18</w:t>
+          <w:t>16</w:t>
         </w:r>
         <w:r>
           <w:rPr>
@@ -9626,7 +9182,7 @@
           <w14:ligatures w14:val="standardContextual"/>
         </w:rPr>
       </w:pPr>
-      <w:hyperlink w:anchor="_Toc229310488" w:history="1">
+      <w:hyperlink w:anchor="_Toc229653436" w:history="1">
         <w:r>
           <w:rPr>
             <w:rStyle w:val="Hiperhivatkozs"/>
@@ -9654,7 +9210,7 @@
             <w:noProof/>
             <w:webHidden/>
           </w:rPr>
-          <w:instrText xml:space="preserve"> PAGEREF _Toc229310488 \h </w:instrText>
+          <w:instrText xml:space="preserve"> PAGEREF _Toc229653436 \h </w:instrText>
         </w:r>
         <w:r>
           <w:rPr>
@@ -9674,7 +9230,7 @@
             <w:noProof/>
             <w:webHidden/>
           </w:rPr>
-          <w:t>18</w:t>
+          <w:t>16</w:t>
         </w:r>
         <w:r>
           <w:rPr>
@@ -9701,7 +9257,7 @@
           <w14:ligatures w14:val="standardContextual"/>
         </w:rPr>
       </w:pPr>
-      <w:hyperlink w:anchor="_Toc229310489" w:history="1">
+      <w:hyperlink w:anchor="_Toc229653437" w:history="1">
         <w:r>
           <w:rPr>
             <w:rStyle w:val="Hiperhivatkozs"/>
@@ -9729,7 +9285,7 @@
             <w:noProof/>
             <w:webHidden/>
           </w:rPr>
-          <w:instrText xml:space="preserve"> PAGEREF _Toc229310489 \h </w:instrText>
+          <w:instrText xml:space="preserve"> PAGEREF _Toc229653437 \h </w:instrText>
         </w:r>
         <w:r>
           <w:rPr>
@@ -9749,7 +9305,7 @@
             <w:noProof/>
             <w:webHidden/>
           </w:rPr>
-          <w:t>18</w:t>
+          <w:t>16</w:t>
         </w:r>
         <w:r>
           <w:rPr>
@@ -9776,7 +9332,7 @@
           <w14:ligatures w14:val="standardContextual"/>
         </w:rPr>
       </w:pPr>
-      <w:hyperlink w:anchor="_Toc229310490" w:history="1">
+      <w:hyperlink w:anchor="_Toc229653438" w:history="1">
         <w:r>
           <w:rPr>
             <w:rStyle w:val="Hiperhivatkozs"/>
@@ -9804,7 +9360,7 @@
             <w:noProof/>
             <w:webHidden/>
           </w:rPr>
-          <w:instrText xml:space="preserve"> PAGEREF _Toc229310490 \h </w:instrText>
+          <w:instrText xml:space="preserve"> PAGEREF _Toc229653438 \h </w:instrText>
         </w:r>
         <w:r>
           <w:rPr>
@@ -9824,7 +9380,7 @@
             <w:noProof/>
             <w:webHidden/>
           </w:rPr>
-          <w:t>19</w:t>
+          <w:t>17</w:t>
         </w:r>
         <w:r>
           <w:rPr>
@@ -9851,7 +9407,7 @@
           <w14:ligatures w14:val="standardContextual"/>
         </w:rPr>
       </w:pPr>
-      <w:hyperlink w:anchor="_Toc229310491" w:history="1">
+      <w:hyperlink w:anchor="_Toc229653439" w:history="1">
         <w:r>
           <w:rPr>
             <w:rStyle w:val="Hiperhivatkozs"/>
@@ -9879,7 +9435,7 @@
             <w:noProof/>
             <w:webHidden/>
           </w:rPr>
-          <w:instrText xml:space="preserve"> PAGEREF _Toc229310491 \h </w:instrText>
+          <w:instrText xml:space="preserve"> PAGEREF _Toc229653439 \h </w:instrText>
         </w:r>
         <w:r>
           <w:rPr>
@@ -9899,7 +9455,7 @@
             <w:noProof/>
             <w:webHidden/>
           </w:rPr>
-          <w:t>19</w:t>
+          <w:t>17</w:t>
         </w:r>
         <w:r>
           <w:rPr>
@@ -9926,7 +9482,7 @@
           <w14:ligatures w14:val="standardContextual"/>
         </w:rPr>
       </w:pPr>
-      <w:hyperlink w:anchor="_Toc229310492" w:history="1">
+      <w:hyperlink w:anchor="_Toc229653440" w:history="1">
         <w:r>
           <w:rPr>
             <w:rStyle w:val="Hiperhivatkozs"/>
@@ -9954,7 +9510,7 @@
             <w:noProof/>
             <w:webHidden/>
           </w:rPr>
-          <w:instrText xml:space="preserve"> PAGEREF _Toc229310492 \h </w:instrText>
+          <w:instrText xml:space="preserve"> PAGEREF _Toc229653440 \h </w:instrText>
         </w:r>
         <w:r>
           <w:rPr>
@@ -9974,7 +9530,7 @@
             <w:noProof/>
             <w:webHidden/>
           </w:rPr>
-          <w:t>20</w:t>
+          <w:t>18</w:t>
         </w:r>
         <w:r>
           <w:rPr>
@@ -10001,7 +9557,7 @@
           <w14:ligatures w14:val="standardContextual"/>
         </w:rPr>
       </w:pPr>
-      <w:hyperlink w:anchor="_Toc229310493" w:history="1">
+      <w:hyperlink w:anchor="_Toc229653441" w:history="1">
         <w:r>
           <w:rPr>
             <w:rStyle w:val="Hiperhivatkozs"/>
@@ -10029,7 +9585,7 @@
             <w:noProof/>
             <w:webHidden/>
           </w:rPr>
-          <w:instrText xml:space="preserve"> PAGEREF _Toc229310493 \h </w:instrText>
+          <w:instrText xml:space="preserve"> PAGEREF _Toc229653441 \h </w:instrText>
         </w:r>
         <w:r>
           <w:rPr>
@@ -10049,7 +9605,7 @@
             <w:noProof/>
             <w:webHidden/>
           </w:rPr>
-          <w:t>21</w:t>
+          <w:t>19</w:t>
         </w:r>
         <w:r>
           <w:rPr>
@@ -10076,7 +9632,7 @@
           <w14:ligatures w14:val="standardContextual"/>
         </w:rPr>
       </w:pPr>
-      <w:hyperlink w:anchor="_Toc229310494" w:history="1">
+      <w:hyperlink w:anchor="_Toc229653442" w:history="1">
         <w:r>
           <w:rPr>
             <w:rStyle w:val="Hiperhivatkozs"/>
@@ -10104,7 +9660,7 @@
             <w:noProof/>
             <w:webHidden/>
           </w:rPr>
-          <w:instrText xml:space="preserve"> PAGEREF _Toc229310494 \h </w:instrText>
+          <w:instrText xml:space="preserve"> PAGEREF _Toc229653442 \h </w:instrText>
         </w:r>
         <w:r>
           <w:rPr>
@@ -10124,7 +9680,7 @@
             <w:noProof/>
             <w:webHidden/>
           </w:rPr>
-          <w:t>22</w:t>
+          <w:t>20</w:t>
         </w:r>
         <w:r>
           <w:rPr>
@@ -10151,7 +9707,7 @@
           <w14:ligatures w14:val="standardContextual"/>
         </w:rPr>
       </w:pPr>
-      <w:hyperlink w:anchor="_Toc229310495" w:history="1">
+      <w:hyperlink w:anchor="_Toc229653443" w:history="1">
         <w:r>
           <w:rPr>
             <w:rStyle w:val="Hiperhivatkozs"/>
@@ -10179,7 +9735,7 @@
             <w:noProof/>
             <w:webHidden/>
           </w:rPr>
-          <w:instrText xml:space="preserve"> PAGEREF _Toc229310495 \h </w:instrText>
+          <w:instrText xml:space="preserve"> PAGEREF _Toc229653443 \h </w:instrText>
         </w:r>
         <w:r>
           <w:rPr>
@@ -10199,7 +9755,7 @@
             <w:noProof/>
             <w:webHidden/>
           </w:rPr>
-          <w:t>22</w:t>
+          <w:t>20</w:t>
         </w:r>
         <w:r>
           <w:rPr>
@@ -10226,7 +9782,7 @@
           <w14:ligatures w14:val="standardContextual"/>
         </w:rPr>
       </w:pPr>
-      <w:hyperlink w:anchor="_Toc229310496" w:history="1">
+      <w:hyperlink w:anchor="_Toc229653444" w:history="1">
         <w:r>
           <w:rPr>
             <w:rStyle w:val="Hiperhivatkozs"/>
@@ -10254,7 +9810,7 @@
             <w:noProof/>
             <w:webHidden/>
           </w:rPr>
-          <w:instrText xml:space="preserve"> PAGEREF _Toc229310496 \h </w:instrText>
+          <w:instrText xml:space="preserve"> PAGEREF _Toc229653444 \h </w:instrText>
         </w:r>
         <w:r>
           <w:rPr>
@@ -10274,7 +9830,7 @@
             <w:noProof/>
             <w:webHidden/>
           </w:rPr>
-          <w:t>22</w:t>
+          <w:t>20</w:t>
         </w:r>
         <w:r>
           <w:rPr>
@@ -10301,7 +9857,7 @@
           <w14:ligatures w14:val="standardContextual"/>
         </w:rPr>
       </w:pPr>
-      <w:hyperlink w:anchor="_Toc229310497" w:history="1">
+      <w:hyperlink w:anchor="_Toc229653445" w:history="1">
         <w:r>
           <w:rPr>
             <w:rStyle w:val="Hiperhivatkozs"/>
@@ -10329,7 +9885,7 @@
             <w:noProof/>
             <w:webHidden/>
           </w:rPr>
-          <w:instrText xml:space="preserve"> PAGEREF _Toc229310497 \h </w:instrText>
+          <w:instrText xml:space="preserve"> PAGEREF _Toc229653445 \h </w:instrText>
         </w:r>
         <w:r>
           <w:rPr>
@@ -10349,7 +9905,7 @@
             <w:noProof/>
             <w:webHidden/>
           </w:rPr>
-          <w:t>22</w:t>
+          <w:t>20</w:t>
         </w:r>
         <w:r>
           <w:rPr>
@@ -10376,7 +9932,7 @@
           <w14:ligatures w14:val="standardContextual"/>
         </w:rPr>
       </w:pPr>
-      <w:hyperlink w:anchor="_Toc229310498" w:history="1">
+      <w:hyperlink w:anchor="_Toc229653446" w:history="1">
         <w:r>
           <w:rPr>
             <w:rStyle w:val="Hiperhivatkozs"/>
@@ -10404,7 +9960,7 @@
             <w:noProof/>
             <w:webHidden/>
           </w:rPr>
-          <w:instrText xml:space="preserve"> PAGEREF _Toc229310498 \h </w:instrText>
+          <w:instrText xml:space="preserve"> PAGEREF _Toc229653446 \h </w:instrText>
         </w:r>
         <w:r>
           <w:rPr>
@@ -10424,7 +9980,7 @@
             <w:noProof/>
             <w:webHidden/>
           </w:rPr>
-          <w:t>23</w:t>
+          <w:t>21</w:t>
         </w:r>
         <w:r>
           <w:rPr>
@@ -10451,7 +10007,7 @@
           <w14:ligatures w14:val="standardContextual"/>
         </w:rPr>
       </w:pPr>
-      <w:hyperlink w:anchor="_Toc229310499" w:history="1">
+      <w:hyperlink w:anchor="_Toc229653447" w:history="1">
         <w:r>
           <w:rPr>
             <w:rStyle w:val="Hiperhivatkozs"/>
@@ -10479,7 +10035,7 @@
             <w:noProof/>
             <w:webHidden/>
           </w:rPr>
-          <w:instrText xml:space="preserve"> PAGEREF _Toc229310499 \h </w:instrText>
+          <w:instrText xml:space="preserve"> PAGEREF _Toc229653447 \h </w:instrText>
         </w:r>
         <w:r>
           <w:rPr>
@@ -10499,7 +10055,7 @@
             <w:noProof/>
             <w:webHidden/>
           </w:rPr>
-          <w:t>23</w:t>
+          <w:t>21</w:t>
         </w:r>
         <w:r>
           <w:rPr>
@@ -10526,7 +10082,7 @@
           <w14:ligatures w14:val="standardContextual"/>
         </w:rPr>
       </w:pPr>
-      <w:hyperlink w:anchor="_Toc229310500" w:history="1">
+      <w:hyperlink w:anchor="_Toc229653448" w:history="1">
         <w:r>
           <w:rPr>
             <w:rStyle w:val="Hiperhivatkozs"/>
@@ -10554,7 +10110,7 @@
             <w:noProof/>
             <w:webHidden/>
           </w:rPr>
-          <w:instrText xml:space="preserve"> PAGEREF _Toc229310500 \h </w:instrText>
+          <w:instrText xml:space="preserve"> PAGEREF _Toc229653448 \h </w:instrText>
         </w:r>
         <w:r>
           <w:rPr>
@@ -10574,7 +10130,7 @@
             <w:noProof/>
             <w:webHidden/>
           </w:rPr>
-          <w:t>23</w:t>
+          <w:t>21</w:t>
         </w:r>
         <w:r>
           <w:rPr>
@@ -10601,7 +10157,7 @@
           <w14:ligatures w14:val="standardContextual"/>
         </w:rPr>
       </w:pPr>
-      <w:hyperlink w:anchor="_Toc229310501" w:history="1">
+      <w:hyperlink w:anchor="_Toc229653449" w:history="1">
         <w:r>
           <w:rPr>
             <w:rStyle w:val="Hiperhivatkozs"/>
@@ -10629,7 +10185,7 @@
             <w:noProof/>
             <w:webHidden/>
           </w:rPr>
-          <w:instrText xml:space="preserve"> PAGEREF _Toc229310501 \h </w:instrText>
+          <w:instrText xml:space="preserve"> PAGEREF _Toc229653449 \h </w:instrText>
         </w:r>
         <w:r>
           <w:rPr>
@@ -10649,7 +10205,7 @@
             <w:noProof/>
             <w:webHidden/>
           </w:rPr>
-          <w:t>24</w:t>
+          <w:t>22</w:t>
         </w:r>
         <w:r>
           <w:rPr>
@@ -10676,7 +10232,7 @@
           <w14:ligatures w14:val="standardContextual"/>
         </w:rPr>
       </w:pPr>
-      <w:hyperlink w:anchor="_Toc229310502" w:history="1">
+      <w:hyperlink w:anchor="_Toc229653450" w:history="1">
         <w:r>
           <w:rPr>
             <w:rStyle w:val="Hiperhivatkozs"/>
@@ -10704,7 +10260,7 @@
             <w:noProof/>
             <w:webHidden/>
           </w:rPr>
-          <w:instrText xml:space="preserve"> PAGEREF _Toc229310502 \h </w:instrText>
+          <w:instrText xml:space="preserve"> PAGEREF _Toc229653450 \h </w:instrText>
         </w:r>
         <w:r>
           <w:rPr>
@@ -10724,7 +10280,7 @@
             <w:noProof/>
             <w:webHidden/>
           </w:rPr>
-          <w:t>24</w:t>
+          <w:t>22</w:t>
         </w:r>
         <w:r>
           <w:rPr>
@@ -10751,7 +10307,7 @@
           <w14:ligatures w14:val="standardContextual"/>
         </w:rPr>
       </w:pPr>
-      <w:hyperlink w:anchor="_Toc229310503" w:history="1">
+      <w:hyperlink w:anchor="_Toc229653451" w:history="1">
         <w:r>
           <w:rPr>
             <w:rStyle w:val="Hiperhivatkozs"/>
@@ -10779,7 +10335,7 @@
             <w:noProof/>
             <w:webHidden/>
           </w:rPr>
-          <w:instrText xml:space="preserve"> PAGEREF _Toc229310503 \h </w:instrText>
+          <w:instrText xml:space="preserve"> PAGEREF _Toc229653451 \h </w:instrText>
         </w:r>
         <w:r>
           <w:rPr>
@@ -10799,7 +10355,7 @@
             <w:noProof/>
             <w:webHidden/>
           </w:rPr>
-          <w:t>25</w:t>
+          <w:t>23</w:t>
         </w:r>
         <w:r>
           <w:rPr>
@@ -10826,7 +10382,7 @@
           <w14:ligatures w14:val="standardContextual"/>
         </w:rPr>
       </w:pPr>
-      <w:hyperlink w:anchor="_Toc229310504" w:history="1">
+      <w:hyperlink w:anchor="_Toc229653452" w:history="1">
         <w:r>
           <w:rPr>
             <w:rStyle w:val="Hiperhivatkozs"/>
@@ -10854,7 +10410,7 @@
             <w:noProof/>
             <w:webHidden/>
           </w:rPr>
-          <w:instrText xml:space="preserve"> PAGEREF _Toc229310504 \h </w:instrText>
+          <w:instrText xml:space="preserve"> PAGEREF _Toc229653452 \h </w:instrText>
         </w:r>
         <w:r>
           <w:rPr>
@@ -10874,7 +10430,7 @@
             <w:noProof/>
             <w:webHidden/>
           </w:rPr>
-          <w:t>25</w:t>
+          <w:t>23</w:t>
         </w:r>
         <w:r>
           <w:rPr>
@@ -10901,7 +10457,7 @@
           <w14:ligatures w14:val="standardContextual"/>
         </w:rPr>
       </w:pPr>
-      <w:hyperlink w:anchor="_Toc229310505" w:history="1">
+      <w:hyperlink w:anchor="_Toc229653453" w:history="1">
         <w:r>
           <w:rPr>
             <w:rStyle w:val="Hiperhivatkozs"/>
@@ -10929,7 +10485,7 @@
             <w:noProof/>
             <w:webHidden/>
           </w:rPr>
-          <w:instrText xml:space="preserve"> PAGEREF _Toc229310505 \h </w:instrText>
+          <w:instrText xml:space="preserve"> PAGEREF _Toc229653453 \h </w:instrText>
         </w:r>
         <w:r>
           <w:rPr>
@@ -10949,7 +10505,7 @@
             <w:noProof/>
             <w:webHidden/>
           </w:rPr>
-          <w:t>26</w:t>
+          <w:t>24</w:t>
         </w:r>
         <w:r>
           <w:rPr>
@@ -10976,7 +10532,7 @@
           <w14:ligatures w14:val="standardContextual"/>
         </w:rPr>
       </w:pPr>
-      <w:hyperlink w:anchor="_Toc229310506" w:history="1">
+      <w:hyperlink w:anchor="_Toc229653454" w:history="1">
         <w:r>
           <w:rPr>
             <w:rStyle w:val="Hiperhivatkozs"/>
@@ -11004,7 +10560,7 @@
             <w:noProof/>
             <w:webHidden/>
           </w:rPr>
-          <w:instrText xml:space="preserve"> PAGEREF _Toc229310506 \h </w:instrText>
+          <w:instrText xml:space="preserve"> PAGEREF _Toc229653454 \h </w:instrText>
         </w:r>
         <w:r>
           <w:rPr>
@@ -11024,7 +10580,7 @@
             <w:noProof/>
             <w:webHidden/>
           </w:rPr>
-          <w:t>26</w:t>
+          <w:t>24</w:t>
         </w:r>
         <w:r>
           <w:rPr>
@@ -11051,7 +10607,7 @@
           <w14:ligatures w14:val="standardContextual"/>
         </w:rPr>
       </w:pPr>
-      <w:hyperlink w:anchor="_Toc229310507" w:history="1">
+      <w:hyperlink w:anchor="_Toc229653455" w:history="1">
         <w:r>
           <w:rPr>
             <w:rStyle w:val="Hiperhivatkozs"/>
@@ -11079,7 +10635,7 @@
             <w:noProof/>
             <w:webHidden/>
           </w:rPr>
-          <w:instrText xml:space="preserve"> PAGEREF _Toc229310507 \h </w:instrText>
+          <w:instrText xml:space="preserve"> PAGEREF _Toc229653455 \h </w:instrText>
         </w:r>
         <w:r>
           <w:rPr>
@@ -11099,7 +10655,7 @@
             <w:noProof/>
             <w:webHidden/>
           </w:rPr>
-          <w:t>27</w:t>
+          <w:t>25</w:t>
         </w:r>
         <w:r>
           <w:rPr>
@@ -11126,7 +10682,7 @@
           <w14:ligatures w14:val="standardContextual"/>
         </w:rPr>
       </w:pPr>
-      <w:hyperlink w:anchor="_Toc229310508" w:history="1">
+      <w:hyperlink w:anchor="_Toc229653456" w:history="1">
         <w:r>
           <w:rPr>
             <w:rStyle w:val="Hiperhivatkozs"/>
@@ -11154,7 +10710,7 @@
             <w:noProof/>
             <w:webHidden/>
           </w:rPr>
-          <w:instrText xml:space="preserve"> PAGEREF _Toc229310508 \h </w:instrText>
+          <w:instrText xml:space="preserve"> PAGEREF _Toc229653456 \h </w:instrText>
         </w:r>
         <w:r>
           <w:rPr>
@@ -11174,7 +10730,7 @@
             <w:noProof/>
             <w:webHidden/>
           </w:rPr>
-          <w:t>27</w:t>
+          <w:t>25</w:t>
         </w:r>
         <w:r>
           <w:rPr>
@@ -11201,7 +10757,7 @@
           <w14:ligatures w14:val="standardContextual"/>
         </w:rPr>
       </w:pPr>
-      <w:hyperlink w:anchor="_Toc229310509" w:history="1">
+      <w:hyperlink w:anchor="_Toc229653457" w:history="1">
         <w:r>
           <w:rPr>
             <w:rStyle w:val="Hiperhivatkozs"/>
@@ -11229,7 +10785,7 @@
             <w:noProof/>
             <w:webHidden/>
           </w:rPr>
-          <w:instrText xml:space="preserve"> PAGEREF _Toc229310509 \h </w:instrText>
+          <w:instrText xml:space="preserve"> PAGEREF _Toc229653457 \h </w:instrText>
         </w:r>
         <w:r>
           <w:rPr>
@@ -11249,7 +10805,7 @@
             <w:noProof/>
             <w:webHidden/>
           </w:rPr>
-          <w:t>27</w:t>
+          <w:t>25</w:t>
         </w:r>
         <w:r>
           <w:rPr>
@@ -11276,7 +10832,7 @@
           <w14:ligatures w14:val="standardContextual"/>
         </w:rPr>
       </w:pPr>
-      <w:hyperlink w:anchor="_Toc229310510" w:history="1">
+      <w:hyperlink w:anchor="_Toc229653458" w:history="1">
         <w:r>
           <w:rPr>
             <w:rStyle w:val="Hiperhivatkozs"/>
@@ -11304,7 +10860,7 @@
             <w:noProof/>
             <w:webHidden/>
           </w:rPr>
-          <w:instrText xml:space="preserve"> PAGEREF _Toc229310510 \h </w:instrText>
+          <w:instrText xml:space="preserve"> PAGEREF _Toc229653458 \h </w:instrText>
         </w:r>
         <w:r>
           <w:rPr>
@@ -11324,7 +10880,7 @@
             <w:noProof/>
             <w:webHidden/>
           </w:rPr>
-          <w:t>27</w:t>
+          <w:t>25</w:t>
         </w:r>
         <w:r>
           <w:rPr>
@@ -11351,7 +10907,7 @@
           <w14:ligatures w14:val="standardContextual"/>
         </w:rPr>
       </w:pPr>
-      <w:hyperlink w:anchor="_Toc229310511" w:history="1">
+      <w:hyperlink w:anchor="_Toc229653459" w:history="1">
         <w:r>
           <w:rPr>
             <w:rStyle w:val="Hiperhivatkozs"/>
@@ -11379,7 +10935,7 @@
             <w:noProof/>
             <w:webHidden/>
           </w:rPr>
-          <w:instrText xml:space="preserve"> PAGEREF _Toc229310511 \h </w:instrText>
+          <w:instrText xml:space="preserve"> PAGEREF _Toc229653459 \h </w:instrText>
         </w:r>
         <w:r>
           <w:rPr>
@@ -11399,7 +10955,7 @@
             <w:noProof/>
             <w:webHidden/>
           </w:rPr>
-          <w:t>28</w:t>
+          <w:t>26</w:t>
         </w:r>
         <w:r>
           <w:rPr>
@@ -11426,7 +10982,7 @@
           <w14:ligatures w14:val="standardContextual"/>
         </w:rPr>
       </w:pPr>
-      <w:hyperlink w:anchor="_Toc229310512" w:history="1">
+      <w:hyperlink w:anchor="_Toc229653460" w:history="1">
         <w:r>
           <w:rPr>
             <w:rStyle w:val="Hiperhivatkozs"/>
@@ -11454,7 +11010,7 @@
             <w:noProof/>
             <w:webHidden/>
           </w:rPr>
-          <w:instrText xml:space="preserve"> PAGEREF _Toc229310512 \h </w:instrText>
+          <w:instrText xml:space="preserve"> PAGEREF _Toc229653460 \h </w:instrText>
         </w:r>
         <w:r>
           <w:rPr>
@@ -11474,7 +11030,7 @@
             <w:noProof/>
             <w:webHidden/>
           </w:rPr>
-          <w:t>28</w:t>
+          <w:t>26</w:t>
         </w:r>
         <w:r>
           <w:rPr>
@@ -11501,7 +11057,7 @@
           <w14:ligatures w14:val="standardContextual"/>
         </w:rPr>
       </w:pPr>
-      <w:hyperlink w:anchor="_Toc229310513" w:history="1">
+      <w:hyperlink w:anchor="_Toc229653461" w:history="1">
         <w:r>
           <w:rPr>
             <w:rStyle w:val="Hiperhivatkozs"/>
@@ -11529,7 +11085,7 @@
             <w:noProof/>
             <w:webHidden/>
           </w:rPr>
-          <w:instrText xml:space="preserve"> PAGEREF _Toc229310513 \h </w:instrText>
+          <w:instrText xml:space="preserve"> PAGEREF _Toc229653461 \h </w:instrText>
         </w:r>
         <w:r>
           <w:rPr>
@@ -11549,7 +11105,7 @@
             <w:noProof/>
             <w:webHidden/>
           </w:rPr>
-          <w:t>28</w:t>
+          <w:t>26</w:t>
         </w:r>
         <w:r>
           <w:rPr>
@@ -11576,7 +11132,7 @@
           <w14:ligatures w14:val="standardContextual"/>
         </w:rPr>
       </w:pPr>
-      <w:hyperlink w:anchor="_Toc229310514" w:history="1">
+      <w:hyperlink w:anchor="_Toc229653462" w:history="1">
         <w:r>
           <w:rPr>
             <w:rStyle w:val="Hiperhivatkozs"/>
@@ -11604,7 +11160,7 @@
             <w:noProof/>
             <w:webHidden/>
           </w:rPr>
-          <w:instrText xml:space="preserve"> PAGEREF _Toc229310514 \h </w:instrText>
+          <w:instrText xml:space="preserve"> PAGEREF _Toc229653462 \h </w:instrText>
         </w:r>
         <w:r>
           <w:rPr>
@@ -11624,7 +11180,7 @@
             <w:noProof/>
             <w:webHidden/>
           </w:rPr>
-          <w:t>29</w:t>
+          <w:t>27</w:t>
         </w:r>
         <w:r>
           <w:rPr>
@@ -11651,7 +11207,7 @@
           <w14:ligatures w14:val="standardContextual"/>
         </w:rPr>
       </w:pPr>
-      <w:hyperlink w:anchor="_Toc229310515" w:history="1">
+      <w:hyperlink w:anchor="_Toc229653463" w:history="1">
         <w:r>
           <w:rPr>
             <w:rStyle w:val="Hiperhivatkozs"/>
@@ -11679,7 +11235,7 @@
             <w:noProof/>
             <w:webHidden/>
           </w:rPr>
-          <w:instrText xml:space="preserve"> PAGEREF _Toc229310515 \h </w:instrText>
+          <w:instrText xml:space="preserve"> PAGEREF _Toc229653463 \h </w:instrText>
         </w:r>
         <w:r>
           <w:rPr>
@@ -11699,7 +11255,7 @@
             <w:noProof/>
             <w:webHidden/>
           </w:rPr>
-          <w:t>29</w:t>
+          <w:t>27</w:t>
         </w:r>
         <w:r>
           <w:rPr>
@@ -11726,7 +11282,7 @@
           <w14:ligatures w14:val="standardContextual"/>
         </w:rPr>
       </w:pPr>
-      <w:hyperlink w:anchor="_Toc229310516" w:history="1">
+      <w:hyperlink w:anchor="_Toc229653464" w:history="1">
         <w:r>
           <w:rPr>
             <w:rStyle w:val="Hiperhivatkozs"/>
@@ -11754,7 +11310,7 @@
             <w:noProof/>
             <w:webHidden/>
           </w:rPr>
-          <w:instrText xml:space="preserve"> PAGEREF _Toc229310516 \h </w:instrText>
+          <w:instrText xml:space="preserve"> PAGEREF _Toc229653464 \h </w:instrText>
         </w:r>
         <w:r>
           <w:rPr>
@@ -11774,7 +11330,7 @@
             <w:noProof/>
             <w:webHidden/>
           </w:rPr>
-          <w:t>29</w:t>
+          <w:t>27</w:t>
         </w:r>
         <w:r>
           <w:rPr>
@@ -11801,7 +11357,7 @@
           <w14:ligatures w14:val="standardContextual"/>
         </w:rPr>
       </w:pPr>
-      <w:hyperlink w:anchor="_Toc229310517" w:history="1">
+      <w:hyperlink w:anchor="_Toc229653465" w:history="1">
         <w:r>
           <w:rPr>
             <w:rStyle w:val="Hiperhivatkozs"/>
@@ -11829,7 +11385,7 @@
             <w:noProof/>
             <w:webHidden/>
           </w:rPr>
-          <w:instrText xml:space="preserve"> PAGEREF _Toc229310517 \h </w:instrText>
+          <w:instrText xml:space="preserve"> PAGEREF _Toc229653465 \h </w:instrText>
         </w:r>
         <w:r>
           <w:rPr>
@@ -11849,7 +11405,7 @@
             <w:noProof/>
             <w:webHidden/>
           </w:rPr>
-          <w:t>30</w:t>
+          <w:t>28</w:t>
         </w:r>
         <w:r>
           <w:rPr>
@@ -11876,7 +11432,7 @@
           <w14:ligatures w14:val="standardContextual"/>
         </w:rPr>
       </w:pPr>
-      <w:hyperlink w:anchor="_Toc229310518" w:history="1">
+      <w:hyperlink w:anchor="_Toc229653466" w:history="1">
         <w:r>
           <w:rPr>
             <w:rStyle w:val="Hiperhivatkozs"/>
@@ -11904,7 +11460,7 @@
             <w:noProof/>
             <w:webHidden/>
           </w:rPr>
-          <w:instrText xml:space="preserve"> PAGEREF _Toc229310518 \h </w:instrText>
+          <w:instrText xml:space="preserve"> PAGEREF _Toc229653466 \h </w:instrText>
         </w:r>
         <w:r>
           <w:rPr>
@@ -11924,7 +11480,7 @@
             <w:noProof/>
             <w:webHidden/>
           </w:rPr>
-          <w:t>30</w:t>
+          <w:t>28</w:t>
         </w:r>
         <w:r>
           <w:rPr>
@@ -11951,7 +11507,7 @@
           <w14:ligatures w14:val="standardContextual"/>
         </w:rPr>
       </w:pPr>
-      <w:hyperlink w:anchor="_Toc229310519" w:history="1">
+      <w:hyperlink w:anchor="_Toc229653467" w:history="1">
         <w:r>
           <w:rPr>
             <w:rStyle w:val="Hiperhivatkozs"/>
@@ -11979,7 +11535,7 @@
             <w:noProof/>
             <w:webHidden/>
           </w:rPr>
-          <w:instrText xml:space="preserve"> PAGEREF _Toc229310519 \h </w:instrText>
+          <w:instrText xml:space="preserve"> PAGEREF _Toc229653467 \h </w:instrText>
         </w:r>
         <w:r>
           <w:rPr>
@@ -11999,7 +11555,7 @@
             <w:noProof/>
             <w:webHidden/>
           </w:rPr>
-          <w:t>31</w:t>
+          <w:t>29</w:t>
         </w:r>
         <w:r>
           <w:rPr>
@@ -12026,7 +11582,7 @@
           <w14:ligatures w14:val="standardContextual"/>
         </w:rPr>
       </w:pPr>
-      <w:hyperlink w:anchor="_Toc229310520" w:history="1">
+      <w:hyperlink w:anchor="_Toc229653468" w:history="1">
         <w:r>
           <w:rPr>
             <w:rStyle w:val="Hiperhivatkozs"/>
@@ -12054,7 +11610,7 @@
             <w:noProof/>
             <w:webHidden/>
           </w:rPr>
-          <w:instrText xml:space="preserve"> PAGEREF _Toc229310520 \h </w:instrText>
+          <w:instrText xml:space="preserve"> PAGEREF _Toc229653468 \h </w:instrText>
         </w:r>
         <w:r>
           <w:rPr>
@@ -12074,7 +11630,7 @@
             <w:noProof/>
             <w:webHidden/>
           </w:rPr>
-          <w:t>31</w:t>
+          <w:t>29</w:t>
         </w:r>
         <w:r>
           <w:rPr>
@@ -12101,7 +11657,7 @@
           <w14:ligatures w14:val="standardContextual"/>
         </w:rPr>
       </w:pPr>
-      <w:hyperlink w:anchor="_Toc229310521" w:history="1">
+      <w:hyperlink w:anchor="_Toc229653469" w:history="1">
         <w:r>
           <w:rPr>
             <w:rStyle w:val="Hiperhivatkozs"/>
@@ -12129,7 +11685,7 @@
             <w:noProof/>
             <w:webHidden/>
           </w:rPr>
-          <w:instrText xml:space="preserve"> PAGEREF _Toc229310521 \h </w:instrText>
+          <w:instrText xml:space="preserve"> PAGEREF _Toc229653469 \h </w:instrText>
         </w:r>
         <w:r>
           <w:rPr>
@@ -12149,7 +11705,7 @@
             <w:noProof/>
             <w:webHidden/>
           </w:rPr>
-          <w:t>32</w:t>
+          <w:t>30</w:t>
         </w:r>
         <w:r>
           <w:rPr>
@@ -12176,7 +11732,7 @@
           <w14:ligatures w14:val="standardContextual"/>
         </w:rPr>
       </w:pPr>
-      <w:hyperlink w:anchor="_Toc229310522" w:history="1">
+      <w:hyperlink w:anchor="_Toc229653470" w:history="1">
         <w:r>
           <w:rPr>
             <w:rStyle w:val="Hiperhivatkozs"/>
@@ -12204,7 +11760,7 @@
             <w:noProof/>
             <w:webHidden/>
           </w:rPr>
-          <w:instrText xml:space="preserve"> PAGEREF _Toc229310522 \h </w:instrText>
+          <w:instrText xml:space="preserve"> PAGEREF _Toc229653470 \h </w:instrText>
         </w:r>
         <w:r>
           <w:rPr>
@@ -12224,7 +11780,7 @@
             <w:noProof/>
             <w:webHidden/>
           </w:rPr>
-          <w:t>33</w:t>
+          <w:t>31</w:t>
         </w:r>
         <w:r>
           <w:rPr>
@@ -12251,7 +11807,7 @@
           <w14:ligatures w14:val="standardContextual"/>
         </w:rPr>
       </w:pPr>
-      <w:hyperlink w:anchor="_Toc229310523" w:history="1">
+      <w:hyperlink w:anchor="_Toc229653471" w:history="1">
         <w:r>
           <w:rPr>
             <w:rStyle w:val="Hiperhivatkozs"/>
@@ -12279,7 +11835,7 @@
             <w:noProof/>
             <w:webHidden/>
           </w:rPr>
-          <w:instrText xml:space="preserve"> PAGEREF _Toc229310523 \h </w:instrText>
+          <w:instrText xml:space="preserve"> PAGEREF _Toc229653471 \h </w:instrText>
         </w:r>
         <w:r>
           <w:rPr>
@@ -12299,7 +11855,7 @@
             <w:noProof/>
             <w:webHidden/>
           </w:rPr>
-          <w:t>33</w:t>
+          <w:t>31</w:t>
         </w:r>
         <w:r>
           <w:rPr>
@@ -12326,7 +11882,7 @@
           <w14:ligatures w14:val="standardContextual"/>
         </w:rPr>
       </w:pPr>
-      <w:hyperlink w:anchor="_Toc229310524" w:history="1">
+      <w:hyperlink w:anchor="_Toc229653472" w:history="1">
         <w:r>
           <w:rPr>
             <w:rStyle w:val="Hiperhivatkozs"/>
@@ -12354,7 +11910,7 @@
             <w:noProof/>
             <w:webHidden/>
           </w:rPr>
-          <w:instrText xml:space="preserve"> PAGEREF _Toc229310524 \h </w:instrText>
+          <w:instrText xml:space="preserve"> PAGEREF _Toc229653472 \h </w:instrText>
         </w:r>
         <w:r>
           <w:rPr>
@@ -12374,7 +11930,7 @@
             <w:noProof/>
             <w:webHidden/>
           </w:rPr>
-          <w:t>33</w:t>
+          <w:t>31</w:t>
         </w:r>
         <w:r>
           <w:rPr>
@@ -12401,7 +11957,7 @@
           <w14:ligatures w14:val="standardContextual"/>
         </w:rPr>
       </w:pPr>
-      <w:hyperlink w:anchor="_Toc229310525" w:history="1">
+      <w:hyperlink w:anchor="_Toc229653473" w:history="1">
         <w:r>
           <w:rPr>
             <w:rStyle w:val="Hiperhivatkozs"/>
@@ -12429,7 +11985,7 @@
             <w:noProof/>
             <w:webHidden/>
           </w:rPr>
-          <w:instrText xml:space="preserve"> PAGEREF _Toc229310525 \h </w:instrText>
+          <w:instrText xml:space="preserve"> PAGEREF _Toc229653473 \h </w:instrText>
         </w:r>
         <w:r>
           <w:rPr>
@@ -12449,7 +12005,7 @@
             <w:noProof/>
             <w:webHidden/>
           </w:rPr>
-          <w:t>34</w:t>
+          <w:t>32</w:t>
         </w:r>
         <w:r>
           <w:rPr>
@@ -12476,7 +12032,7 @@
           <w14:ligatures w14:val="standardContextual"/>
         </w:rPr>
       </w:pPr>
-      <w:hyperlink w:anchor="_Toc229310526" w:history="1">
+      <w:hyperlink w:anchor="_Toc229653474" w:history="1">
         <w:r>
           <w:rPr>
             <w:rStyle w:val="Hiperhivatkozs"/>
@@ -12504,7 +12060,7 @@
             <w:noProof/>
             <w:webHidden/>
           </w:rPr>
-          <w:instrText xml:space="preserve"> PAGEREF _Toc229310526 \h </w:instrText>
+          <w:instrText xml:space="preserve"> PAGEREF _Toc229653474 \h </w:instrText>
         </w:r>
         <w:r>
           <w:rPr>
@@ -12524,7 +12080,7 @@
             <w:noProof/>
             <w:webHidden/>
           </w:rPr>
-          <w:t>34</w:t>
+          <w:t>32</w:t>
         </w:r>
         <w:r>
           <w:rPr>
@@ -12551,7 +12107,7 @@
           <w14:ligatures w14:val="standardContextual"/>
         </w:rPr>
       </w:pPr>
-      <w:hyperlink w:anchor="_Toc229310527" w:history="1">
+      <w:hyperlink w:anchor="_Toc229653475" w:history="1">
         <w:r>
           <w:rPr>
             <w:rStyle w:val="Hiperhivatkozs"/>
@@ -12579,7 +12135,7 @@
             <w:noProof/>
             <w:webHidden/>
           </w:rPr>
-          <w:instrText xml:space="preserve"> PAGEREF _Toc229310527 \h </w:instrText>
+          <w:instrText xml:space="preserve"> PAGEREF _Toc229653475 \h </w:instrText>
         </w:r>
         <w:r>
           <w:rPr>
@@ -12599,7 +12155,7 @@
             <w:noProof/>
             <w:webHidden/>
           </w:rPr>
-          <w:t>35</w:t>
+          <w:t>33</w:t>
         </w:r>
         <w:r>
           <w:rPr>
@@ -12626,7 +12182,7 @@
           <w14:ligatures w14:val="standardContextual"/>
         </w:rPr>
       </w:pPr>
-      <w:hyperlink w:anchor="_Toc229310528" w:history="1">
+      <w:hyperlink w:anchor="_Toc229653476" w:history="1">
         <w:r>
           <w:rPr>
             <w:rStyle w:val="Hiperhivatkozs"/>
@@ -12654,7 +12210,7 @@
             <w:noProof/>
             <w:webHidden/>
           </w:rPr>
-          <w:instrText xml:space="preserve"> PAGEREF _Toc229310528 \h </w:instrText>
+          <w:instrText xml:space="preserve"> PAGEREF _Toc229653476 \h </w:instrText>
         </w:r>
         <w:r>
           <w:rPr>
@@ -12674,7 +12230,7 @@
             <w:noProof/>
             <w:webHidden/>
           </w:rPr>
-          <w:t>36</w:t>
+          <w:t>34</w:t>
         </w:r>
         <w:r>
           <w:rPr>
@@ -12701,7 +12257,7 @@
           <w14:ligatures w14:val="standardContextual"/>
         </w:rPr>
       </w:pPr>
-      <w:hyperlink w:anchor="_Toc229310529" w:history="1">
+      <w:hyperlink w:anchor="_Toc229653477" w:history="1">
         <w:r>
           <w:rPr>
             <w:rStyle w:val="Hiperhivatkozs"/>
@@ -12729,7 +12285,7 @@
             <w:noProof/>
             <w:webHidden/>
           </w:rPr>
-          <w:instrText xml:space="preserve"> PAGEREF _Toc229310529 \h </w:instrText>
+          <w:instrText xml:space="preserve"> PAGEREF _Toc229653477 \h </w:instrText>
         </w:r>
         <w:r>
           <w:rPr>
@@ -12749,7 +12305,7 @@
             <w:noProof/>
             <w:webHidden/>
           </w:rPr>
-          <w:t>37</w:t>
+          <w:t>35</w:t>
         </w:r>
         <w:r>
           <w:rPr>
@@ -12776,7 +12332,7 @@
           <w14:ligatures w14:val="standardContextual"/>
         </w:rPr>
       </w:pPr>
-      <w:hyperlink w:anchor="_Toc229310530" w:history="1">
+      <w:hyperlink w:anchor="_Toc229653478" w:history="1">
         <w:r>
           <w:rPr>
             <w:rStyle w:val="Hiperhivatkozs"/>
@@ -12804,7 +12360,7 @@
             <w:noProof/>
             <w:webHidden/>
           </w:rPr>
-          <w:instrText xml:space="preserve"> PAGEREF _Toc229310530 \h </w:instrText>
+          <w:instrText xml:space="preserve"> PAGEREF _Toc229653478 \h </w:instrText>
         </w:r>
         <w:r>
           <w:rPr>
@@ -12824,7 +12380,7 @@
             <w:noProof/>
             <w:webHidden/>
           </w:rPr>
-          <w:t>38</w:t>
+          <w:t>36</w:t>
         </w:r>
         <w:r>
           <w:rPr>
@@ -12851,7 +12407,7 @@
           <w14:ligatures w14:val="standardContextual"/>
         </w:rPr>
       </w:pPr>
-      <w:hyperlink w:anchor="_Toc229310531" w:history="1">
+      <w:hyperlink w:anchor="_Toc229653479" w:history="1">
         <w:r>
           <w:rPr>
             <w:rStyle w:val="Hiperhivatkozs"/>
@@ -12879,7 +12435,7 @@
             <w:noProof/>
             <w:webHidden/>
           </w:rPr>
-          <w:instrText xml:space="preserve"> PAGEREF _Toc229310531 \h </w:instrText>
+          <w:instrText xml:space="preserve"> PAGEREF _Toc229653479 \h </w:instrText>
         </w:r>
         <w:r>
           <w:rPr>
@@ -12899,7 +12455,7 @@
             <w:noProof/>
             <w:webHidden/>
           </w:rPr>
-          <w:t>38</w:t>
+          <w:t>36</w:t>
         </w:r>
         <w:r>
           <w:rPr>
@@ -12926,7 +12482,7 @@
           <w14:ligatures w14:val="standardContextual"/>
         </w:rPr>
       </w:pPr>
-      <w:hyperlink w:anchor="_Toc229310532" w:history="1">
+      <w:hyperlink w:anchor="_Toc229653480" w:history="1">
         <w:r>
           <w:rPr>
             <w:rStyle w:val="Hiperhivatkozs"/>
@@ -12954,7 +12510,7 @@
             <w:noProof/>
             <w:webHidden/>
           </w:rPr>
-          <w:instrText xml:space="preserve"> PAGEREF _Toc229310532 \h </w:instrText>
+          <w:instrText xml:space="preserve"> PAGEREF _Toc229653480 \h </w:instrText>
         </w:r>
         <w:r>
           <w:rPr>
@@ -12974,7 +12530,7 @@
             <w:noProof/>
             <w:webHidden/>
           </w:rPr>
-          <w:t>39</w:t>
+          <w:t>37</w:t>
         </w:r>
         <w:r>
           <w:rPr>
@@ -13001,7 +12557,7 @@
           <w14:ligatures w14:val="standardContextual"/>
         </w:rPr>
       </w:pPr>
-      <w:hyperlink w:anchor="_Toc229310533" w:history="1">
+      <w:hyperlink w:anchor="_Toc229653481" w:history="1">
         <w:r>
           <w:rPr>
             <w:rStyle w:val="Hiperhivatkozs"/>
@@ -13029,7 +12585,7 @@
             <w:noProof/>
             <w:webHidden/>
           </w:rPr>
-          <w:instrText xml:space="preserve"> PAGEREF _Toc229310533 \h </w:instrText>
+          <w:instrText xml:space="preserve"> PAGEREF _Toc229653481 \h </w:instrText>
         </w:r>
         <w:r>
           <w:rPr>
@@ -13049,7 +12605,7 @@
             <w:noProof/>
             <w:webHidden/>
           </w:rPr>
-          <w:t>39</w:t>
+          <w:t>37</w:t>
         </w:r>
         <w:r>
           <w:rPr>
@@ -13076,7 +12632,7 @@
           <w14:ligatures w14:val="standardContextual"/>
         </w:rPr>
       </w:pPr>
-      <w:hyperlink w:anchor="_Toc229310534" w:history="1">
+      <w:hyperlink w:anchor="_Toc229653482" w:history="1">
         <w:r>
           <w:rPr>
             <w:rStyle w:val="Hiperhivatkozs"/>
@@ -13104,7 +12660,7 @@
             <w:noProof/>
             <w:webHidden/>
           </w:rPr>
-          <w:instrText xml:space="preserve"> PAGEREF _Toc229310534 \h </w:instrText>
+          <w:instrText xml:space="preserve"> PAGEREF _Toc229653482 \h </w:instrText>
         </w:r>
         <w:r>
           <w:rPr>
@@ -13124,7 +12680,7 @@
             <w:noProof/>
             <w:webHidden/>
           </w:rPr>
-          <w:t>40</w:t>
+          <w:t>38</w:t>
         </w:r>
         <w:r>
           <w:rPr>
@@ -13151,7 +12707,7 @@
           <w14:ligatures w14:val="standardContextual"/>
         </w:rPr>
       </w:pPr>
-      <w:hyperlink w:anchor="_Toc229310535" w:history="1">
+      <w:hyperlink w:anchor="_Toc229653483" w:history="1">
         <w:r>
           <w:rPr>
             <w:rStyle w:val="Hiperhivatkozs"/>
@@ -13179,7 +12735,7 @@
             <w:noProof/>
             <w:webHidden/>
           </w:rPr>
-          <w:instrText xml:space="preserve"> PAGEREF _Toc229310535 \h </w:instrText>
+          <w:instrText xml:space="preserve"> PAGEREF _Toc229653483 \h </w:instrText>
         </w:r>
         <w:r>
           <w:rPr>
@@ -13199,7 +12755,7 @@
             <w:noProof/>
             <w:webHidden/>
           </w:rPr>
-          <w:t>40</w:t>
+          <w:t>38</w:t>
         </w:r>
         <w:r>
           <w:rPr>
@@ -13226,7 +12782,7 @@
           <w14:ligatures w14:val="standardContextual"/>
         </w:rPr>
       </w:pPr>
-      <w:hyperlink w:anchor="_Toc229310536" w:history="1">
+      <w:hyperlink w:anchor="_Toc229653484" w:history="1">
         <w:r>
           <w:rPr>
             <w:rStyle w:val="Hiperhivatkozs"/>
@@ -13254,7 +12810,7 @@
             <w:noProof/>
             <w:webHidden/>
           </w:rPr>
-          <w:instrText xml:space="preserve"> PAGEREF _Toc229310536 \h </w:instrText>
+          <w:instrText xml:space="preserve"> PAGEREF _Toc229653484 \h </w:instrText>
         </w:r>
         <w:r>
           <w:rPr>
@@ -13274,7 +12830,7 @@
             <w:noProof/>
             <w:webHidden/>
           </w:rPr>
-          <w:t>41</w:t>
+          <w:t>39</w:t>
         </w:r>
         <w:r>
           <w:rPr>
@@ -13301,7 +12857,7 @@
           <w14:ligatures w14:val="standardContextual"/>
         </w:rPr>
       </w:pPr>
-      <w:hyperlink w:anchor="_Toc229310537" w:history="1">
+      <w:hyperlink w:anchor="_Toc229653485" w:history="1">
         <w:r>
           <w:rPr>
             <w:rStyle w:val="Hiperhivatkozs"/>
@@ -13329,7 +12885,7 @@
             <w:noProof/>
             <w:webHidden/>
           </w:rPr>
-          <w:instrText xml:space="preserve"> PAGEREF _Toc229310537 \h </w:instrText>
+          <w:instrText xml:space="preserve"> PAGEREF _Toc229653485 \h </w:instrText>
         </w:r>
         <w:r>
           <w:rPr>
@@ -13349,7 +12905,7 @@
             <w:noProof/>
             <w:webHidden/>
           </w:rPr>
-          <w:t>41</w:t>
+          <w:t>39</w:t>
         </w:r>
         <w:r>
           <w:rPr>
@@ -13376,7 +12932,7 @@
           <w14:ligatures w14:val="standardContextual"/>
         </w:rPr>
       </w:pPr>
-      <w:hyperlink w:anchor="_Toc229310538" w:history="1">
+      <w:hyperlink w:anchor="_Toc229653486" w:history="1">
         <w:r>
           <w:rPr>
             <w:rStyle w:val="Hiperhivatkozs"/>
@@ -13404,7 +12960,7 @@
             <w:noProof/>
             <w:webHidden/>
           </w:rPr>
-          <w:instrText xml:space="preserve"> PAGEREF _Toc229310538 \h </w:instrText>
+          <w:instrText xml:space="preserve"> PAGEREF _Toc229653486 \h </w:instrText>
         </w:r>
         <w:r>
           <w:rPr>
@@ -13424,7 +12980,7 @@
             <w:noProof/>
             <w:webHidden/>
           </w:rPr>
-          <w:t>41</w:t>
+          <w:t>39</w:t>
         </w:r>
         <w:r>
           <w:rPr>
@@ -13451,7 +13007,7 @@
           <w14:ligatures w14:val="standardContextual"/>
         </w:rPr>
       </w:pPr>
-      <w:hyperlink w:anchor="_Toc229310539" w:history="1">
+      <w:hyperlink w:anchor="_Toc229653487" w:history="1">
         <w:r>
           <w:rPr>
             <w:rStyle w:val="Hiperhivatkozs"/>
@@ -13479,7 +13035,7 @@
             <w:noProof/>
             <w:webHidden/>
           </w:rPr>
-          <w:instrText xml:space="preserve"> PAGEREF _Toc229310539 \h </w:instrText>
+          <w:instrText xml:space="preserve"> PAGEREF _Toc229653487 \h </w:instrText>
         </w:r>
         <w:r>
           <w:rPr>
@@ -13499,7 +13055,7 @@
             <w:noProof/>
             <w:webHidden/>
           </w:rPr>
-          <w:t>42</w:t>
+          <w:t>40</w:t>
         </w:r>
         <w:r>
           <w:rPr>
@@ -13526,7 +13082,7 @@
           <w14:ligatures w14:val="standardContextual"/>
         </w:rPr>
       </w:pPr>
-      <w:hyperlink w:anchor="_Toc229310540" w:history="1">
+      <w:hyperlink w:anchor="_Toc229653488" w:history="1">
         <w:r>
           <w:rPr>
             <w:rStyle w:val="Hiperhivatkozs"/>
@@ -13554,7 +13110,7 @@
             <w:noProof/>
             <w:webHidden/>
           </w:rPr>
-          <w:instrText xml:space="preserve"> PAGEREF _Toc229310540 \h </w:instrText>
+          <w:instrText xml:space="preserve"> PAGEREF _Toc229653488 \h </w:instrText>
         </w:r>
         <w:r>
           <w:rPr>
@@ -13574,7 +13130,7 @@
             <w:noProof/>
             <w:webHidden/>
           </w:rPr>
-          <w:t>43</w:t>
+          <w:t>41</w:t>
         </w:r>
         <w:r>
           <w:rPr>
@@ -13601,7 +13157,7 @@
           <w14:ligatures w14:val="standardContextual"/>
         </w:rPr>
       </w:pPr>
-      <w:hyperlink w:anchor="_Toc229310541" w:history="1">
+      <w:hyperlink w:anchor="_Toc229653489" w:history="1">
         <w:r>
           <w:rPr>
             <w:rStyle w:val="Hiperhivatkozs"/>
@@ -13629,7 +13185,7 @@
             <w:noProof/>
             <w:webHidden/>
           </w:rPr>
-          <w:instrText xml:space="preserve"> PAGEREF _Toc229310541 \h </w:instrText>
+          <w:instrText xml:space="preserve"> PAGEREF _Toc229653489 \h </w:instrText>
         </w:r>
         <w:r>
           <w:rPr>
@@ -13649,7 +13205,7 @@
             <w:noProof/>
             <w:webHidden/>
           </w:rPr>
-          <w:t>44</w:t>
+          <w:t>42</w:t>
         </w:r>
         <w:r>
           <w:rPr>
@@ -13676,7 +13232,7 @@
           <w14:ligatures w14:val="standardContextual"/>
         </w:rPr>
       </w:pPr>
-      <w:hyperlink w:anchor="_Toc229310542" w:history="1">
+      <w:hyperlink w:anchor="_Toc229653490" w:history="1">
         <w:r>
           <w:rPr>
             <w:rStyle w:val="Hiperhivatkozs"/>
@@ -13704,7 +13260,7 @@
             <w:noProof/>
             <w:webHidden/>
           </w:rPr>
-          <w:instrText xml:space="preserve"> PAGEREF _Toc229310542 \h </w:instrText>
+          <w:instrText xml:space="preserve"> PAGEREF _Toc229653490 \h </w:instrText>
         </w:r>
         <w:r>
           <w:rPr>
@@ -13724,7 +13280,7 @@
             <w:noProof/>
             <w:webHidden/>
           </w:rPr>
-          <w:t>45</w:t>
+          <w:t>43</w:t>
         </w:r>
         <w:r>
           <w:rPr>
@@ -13751,7 +13307,7 @@
           <w14:ligatures w14:val="standardContextual"/>
         </w:rPr>
       </w:pPr>
-      <w:hyperlink w:anchor="_Toc229310543" w:history="1">
+      <w:hyperlink w:anchor="_Toc229653491" w:history="1">
         <w:r>
           <w:rPr>
             <w:rStyle w:val="Hiperhivatkozs"/>
@@ -13779,7 +13335,7 @@
             <w:noProof/>
             <w:webHidden/>
           </w:rPr>
-          <w:instrText xml:space="preserve"> PAGEREF _Toc229310543 \h </w:instrText>
+          <w:instrText xml:space="preserve"> PAGEREF _Toc229653491 \h </w:instrText>
         </w:r>
         <w:r>
           <w:rPr>
@@ -13799,7 +13355,7 @@
             <w:noProof/>
             <w:webHidden/>
           </w:rPr>
-          <w:t>46</w:t>
+          <w:t>44</w:t>
         </w:r>
         <w:r>
           <w:rPr>
@@ -13826,7 +13382,7 @@
           <w14:ligatures w14:val="standardContextual"/>
         </w:rPr>
       </w:pPr>
-      <w:hyperlink w:anchor="_Toc229310544" w:history="1">
+      <w:hyperlink w:anchor="_Toc229653492" w:history="1">
         <w:r>
           <w:rPr>
             <w:rStyle w:val="Hiperhivatkozs"/>
@@ -13854,7 +13410,7 @@
             <w:noProof/>
             <w:webHidden/>
           </w:rPr>
-          <w:instrText xml:space="preserve"> PAGEREF _Toc229310544 \h </w:instrText>
+          <w:instrText xml:space="preserve"> PAGEREF _Toc229653492 \h </w:instrText>
         </w:r>
         <w:r>
           <w:rPr>
@@ -13874,7 +13430,7 @@
             <w:noProof/>
             <w:webHidden/>
           </w:rPr>
-          <w:t>46</w:t>
+          <w:t>44</w:t>
         </w:r>
         <w:r>
           <w:rPr>
@@ -13901,7 +13457,7 @@
           <w14:ligatures w14:val="standardContextual"/>
         </w:rPr>
       </w:pPr>
-      <w:hyperlink w:anchor="_Toc229310545" w:history="1">
+      <w:hyperlink w:anchor="_Toc229653493" w:history="1">
         <w:r>
           <w:rPr>
             <w:rStyle w:val="Hiperhivatkozs"/>
@@ -13929,7 +13485,7 @@
             <w:noProof/>
             <w:webHidden/>
           </w:rPr>
-          <w:instrText xml:space="preserve"> PAGEREF _Toc229310545 \h </w:instrText>
+          <w:instrText xml:space="preserve"> PAGEREF _Toc229653493 \h </w:instrText>
         </w:r>
         <w:r>
           <w:rPr>
@@ -13949,7 +13505,7 @@
             <w:noProof/>
             <w:webHidden/>
           </w:rPr>
-          <w:t>47</w:t>
+          <w:t>45</w:t>
         </w:r>
         <w:r>
           <w:rPr>
@@ -13976,7 +13532,7 @@
           <w14:ligatures w14:val="standardContextual"/>
         </w:rPr>
       </w:pPr>
-      <w:hyperlink w:anchor="_Toc229310546" w:history="1">
+      <w:hyperlink w:anchor="_Toc229653494" w:history="1">
         <w:r>
           <w:rPr>
             <w:rStyle w:val="Hiperhivatkozs"/>
@@ -14004,7 +13560,7 @@
             <w:noProof/>
             <w:webHidden/>
           </w:rPr>
-          <w:instrText xml:space="preserve"> PAGEREF _Toc229310546 \h </w:instrText>
+          <w:instrText xml:space="preserve"> PAGEREF _Toc229653494 \h </w:instrText>
         </w:r>
         <w:r>
           <w:rPr>
@@ -14024,7 +13580,7 @@
             <w:noProof/>
             <w:webHidden/>
           </w:rPr>
-          <w:t>48</w:t>
+          <w:t>46</w:t>
         </w:r>
         <w:r>
           <w:rPr>
@@ -14051,7 +13607,7 @@
           <w14:ligatures w14:val="standardContextual"/>
         </w:rPr>
       </w:pPr>
-      <w:hyperlink w:anchor="_Toc229310547" w:history="1">
+      <w:hyperlink w:anchor="_Toc229653495" w:history="1">
         <w:r>
           <w:rPr>
             <w:rStyle w:val="Hiperhivatkozs"/>
@@ -14079,7 +13635,7 @@
             <w:noProof/>
             <w:webHidden/>
           </w:rPr>
-          <w:instrText xml:space="preserve"> PAGEREF _Toc229310547 \h </w:instrText>
+          <w:instrText xml:space="preserve"> PAGEREF _Toc229653495 \h </w:instrText>
         </w:r>
         <w:r>
           <w:rPr>
@@ -14099,7 +13655,7 @@
             <w:noProof/>
             <w:webHidden/>
           </w:rPr>
-          <w:t>48</w:t>
+          <w:t>46</w:t>
         </w:r>
         <w:r>
           <w:rPr>
@@ -14126,7 +13682,7 @@
           <w14:ligatures w14:val="standardContextual"/>
         </w:rPr>
       </w:pPr>
-      <w:hyperlink w:anchor="_Toc229310548" w:history="1">
+      <w:hyperlink w:anchor="_Toc229653496" w:history="1">
         <w:r>
           <w:rPr>
             <w:rStyle w:val="Hiperhivatkozs"/>
@@ -14154,7 +13710,7 @@
             <w:noProof/>
             <w:webHidden/>
           </w:rPr>
-          <w:instrText xml:space="preserve"> PAGEREF _Toc229310548 \h </w:instrText>
+          <w:instrText xml:space="preserve"> PAGEREF _Toc229653496 \h </w:instrText>
         </w:r>
         <w:r>
           <w:rPr>
@@ -14174,7 +13730,7 @@
             <w:noProof/>
             <w:webHidden/>
           </w:rPr>
-          <w:t>49</w:t>
+          <w:t>47</w:t>
         </w:r>
         <w:r>
           <w:rPr>
@@ -14201,7 +13757,7 @@
           <w14:ligatures w14:val="standardContextual"/>
         </w:rPr>
       </w:pPr>
-      <w:hyperlink w:anchor="_Toc229310549" w:history="1">
+      <w:hyperlink w:anchor="_Toc229653497" w:history="1">
         <w:r>
           <w:rPr>
             <w:rStyle w:val="Hiperhivatkozs"/>
@@ -14229,7 +13785,7 @@
             <w:noProof/>
             <w:webHidden/>
           </w:rPr>
-          <w:instrText xml:space="preserve"> PAGEREF _Toc229310549 \h </w:instrText>
+          <w:instrText xml:space="preserve"> PAGEREF _Toc229653497 \h </w:instrText>
         </w:r>
         <w:r>
           <w:rPr>
@@ -14249,7 +13805,7 @@
             <w:noProof/>
             <w:webHidden/>
           </w:rPr>
-          <w:t>51</w:t>
+          <w:t>49</w:t>
         </w:r>
         <w:r>
           <w:rPr>
@@ -14276,7 +13832,7 @@
           <w14:ligatures w14:val="standardContextual"/>
         </w:rPr>
       </w:pPr>
-      <w:hyperlink w:anchor="_Toc229310550" w:history="1">
+      <w:hyperlink w:anchor="_Toc229653498" w:history="1">
         <w:r>
           <w:rPr>
             <w:rStyle w:val="Hiperhivatkozs"/>
@@ -14304,7 +13860,7 @@
             <w:noProof/>
             <w:webHidden/>
           </w:rPr>
-          <w:instrText xml:space="preserve"> PAGEREF _Toc229310550 \h </w:instrText>
+          <w:instrText xml:space="preserve"> PAGEREF _Toc229653498 \h </w:instrText>
         </w:r>
         <w:r>
           <w:rPr>
@@ -14324,7 +13880,7 @@
             <w:noProof/>
             <w:webHidden/>
           </w:rPr>
-          <w:t>53</w:t>
+          <w:t>51</w:t>
         </w:r>
         <w:r>
           <w:rPr>
@@ -14351,7 +13907,7 @@
           <w14:ligatures w14:val="standardContextual"/>
         </w:rPr>
       </w:pPr>
-      <w:hyperlink w:anchor="_Toc229310551" w:history="1">
+      <w:hyperlink w:anchor="_Toc229653499" w:history="1">
         <w:r>
           <w:rPr>
             <w:rStyle w:val="Hiperhivatkozs"/>
@@ -14379,7 +13935,7 @@
             <w:noProof/>
             <w:webHidden/>
           </w:rPr>
-          <w:instrText xml:space="preserve"> PAGEREF _Toc229310551 \h </w:instrText>
+          <w:instrText xml:space="preserve"> PAGEREF _Toc229653499 \h </w:instrText>
         </w:r>
         <w:r>
           <w:rPr>
@@ -14399,7 +13955,7 @@
             <w:noProof/>
             <w:webHidden/>
           </w:rPr>
-          <w:t>53</w:t>
+          <w:t>51</w:t>
         </w:r>
         <w:r>
           <w:rPr>
@@ -14426,7 +13982,7 @@
           <w14:ligatures w14:val="standardContextual"/>
         </w:rPr>
       </w:pPr>
-      <w:hyperlink w:anchor="_Toc229310552" w:history="1">
+      <w:hyperlink w:anchor="_Toc229653500" w:history="1">
         <w:r>
           <w:rPr>
             <w:rStyle w:val="Hiperhivatkozs"/>
@@ -14454,7 +14010,7 @@
             <w:noProof/>
             <w:webHidden/>
           </w:rPr>
-          <w:instrText xml:space="preserve"> PAGEREF _Toc229310552 \h </w:instrText>
+          <w:instrText xml:space="preserve"> PAGEREF _Toc229653500 \h </w:instrText>
         </w:r>
         <w:r>
           <w:rPr>
@@ -14474,7 +14030,7 @@
             <w:noProof/>
             <w:webHidden/>
           </w:rPr>
-          <w:t>53</w:t>
+          <w:t>51</w:t>
         </w:r>
         <w:r>
           <w:rPr>
@@ -14501,7 +14057,7 @@
           <w14:ligatures w14:val="standardContextual"/>
         </w:rPr>
       </w:pPr>
-      <w:hyperlink w:anchor="_Toc229310553" w:history="1">
+      <w:hyperlink w:anchor="_Toc229653501" w:history="1">
         <w:r>
           <w:rPr>
             <w:rStyle w:val="Hiperhivatkozs"/>
@@ -14529,7 +14085,7 @@
             <w:noProof/>
             <w:webHidden/>
           </w:rPr>
-          <w:instrText xml:space="preserve"> PAGEREF _Toc229310553 \h </w:instrText>
+          <w:instrText xml:space="preserve"> PAGEREF _Toc229653501 \h </w:instrText>
         </w:r>
         <w:r>
           <w:rPr>
@@ -14549,7 +14105,7 @@
             <w:noProof/>
             <w:webHidden/>
           </w:rPr>
-          <w:t>54</w:t>
+          <w:t>52</w:t>
         </w:r>
         <w:r>
           <w:rPr>
@@ -14576,7 +14132,7 @@
           <w14:ligatures w14:val="standardContextual"/>
         </w:rPr>
       </w:pPr>
-      <w:hyperlink w:anchor="_Toc229310554" w:history="1">
+      <w:hyperlink w:anchor="_Toc229653502" w:history="1">
         <w:r>
           <w:rPr>
             <w:rStyle w:val="Hiperhivatkozs"/>
@@ -14604,7 +14160,7 @@
             <w:noProof/>
             <w:webHidden/>
           </w:rPr>
-          <w:instrText xml:space="preserve"> PAGEREF _Toc229310554 \h </w:instrText>
+          <w:instrText xml:space="preserve"> PAGEREF _Toc229653502 \h </w:instrText>
         </w:r>
         <w:r>
           <w:rPr>
@@ -14624,7 +14180,7 @@
             <w:noProof/>
             <w:webHidden/>
           </w:rPr>
-          <w:t>55</w:t>
+          <w:t>53</w:t>
         </w:r>
         <w:r>
           <w:rPr>
@@ -14651,7 +14207,7 @@
           <w14:ligatures w14:val="standardContextual"/>
         </w:rPr>
       </w:pPr>
-      <w:hyperlink w:anchor="_Toc229310555" w:history="1">
+      <w:hyperlink w:anchor="_Toc229653503" w:history="1">
         <w:r>
           <w:rPr>
             <w:rStyle w:val="Hiperhivatkozs"/>
@@ -14679,7 +14235,7 @@
             <w:noProof/>
             <w:webHidden/>
           </w:rPr>
-          <w:instrText xml:space="preserve"> PAGEREF _Toc229310555 \h </w:instrText>
+          <w:instrText xml:space="preserve"> PAGEREF _Toc229653503 \h </w:instrText>
         </w:r>
         <w:r>
           <w:rPr>
@@ -14699,7 +14255,7 @@
             <w:noProof/>
             <w:webHidden/>
           </w:rPr>
-          <w:t>55</w:t>
+          <w:t>53</w:t>
         </w:r>
         <w:r>
           <w:rPr>
@@ -14726,7 +14282,7 @@
           <w14:ligatures w14:val="standardContextual"/>
         </w:rPr>
       </w:pPr>
-      <w:hyperlink w:anchor="_Toc229310556" w:history="1">
+      <w:hyperlink w:anchor="_Toc229653504" w:history="1">
         <w:r>
           <w:rPr>
             <w:rStyle w:val="Hiperhivatkozs"/>
@@ -14754,7 +14310,7 @@
             <w:noProof/>
             <w:webHidden/>
           </w:rPr>
-          <w:instrText xml:space="preserve"> PAGEREF _Toc229310556 \h </w:instrText>
+          <w:instrText xml:space="preserve"> PAGEREF _Toc229653504 \h </w:instrText>
         </w:r>
         <w:r>
           <w:rPr>
@@ -14774,7 +14330,7 @@
             <w:noProof/>
             <w:webHidden/>
           </w:rPr>
-          <w:t>55</w:t>
+          <w:t>53</w:t>
         </w:r>
         <w:r>
           <w:rPr>
@@ -14801,7 +14357,7 @@
           <w14:ligatures w14:val="standardContextual"/>
         </w:rPr>
       </w:pPr>
-      <w:hyperlink w:anchor="_Toc229310557" w:history="1">
+      <w:hyperlink w:anchor="_Toc229653505" w:history="1">
         <w:r>
           <w:rPr>
             <w:rStyle w:val="Hiperhivatkozs"/>
@@ -14829,7 +14385,7 @@
             <w:noProof/>
             <w:webHidden/>
           </w:rPr>
-          <w:instrText xml:space="preserve"> PAGEREF _Toc229310557 \h </w:instrText>
+          <w:instrText xml:space="preserve"> PAGEREF _Toc229653505 \h </w:instrText>
         </w:r>
         <w:r>
           <w:rPr>
@@ -14849,7 +14405,7 @@
             <w:noProof/>
             <w:webHidden/>
           </w:rPr>
-          <w:t>57</w:t>
+          <w:t>55</w:t>
         </w:r>
         <w:r>
           <w:rPr>
@@ -14876,7 +14432,7 @@
           <w14:ligatures w14:val="standardContextual"/>
         </w:rPr>
       </w:pPr>
-      <w:hyperlink w:anchor="_Toc229310558" w:history="1">
+      <w:hyperlink w:anchor="_Toc229653506" w:history="1">
         <w:r>
           <w:rPr>
             <w:rStyle w:val="Hiperhivatkozs"/>
@@ -14904,7 +14460,7 @@
             <w:noProof/>
             <w:webHidden/>
           </w:rPr>
-          <w:instrText xml:space="preserve"> PAGEREF _Toc229310558 \h </w:instrText>
+          <w:instrText xml:space="preserve"> PAGEREF _Toc229653506 \h </w:instrText>
         </w:r>
         <w:r>
           <w:rPr>
@@ -14924,7 +14480,7 @@
             <w:noProof/>
             <w:webHidden/>
           </w:rPr>
-          <w:t>59</w:t>
+          <w:t>57</w:t>
         </w:r>
         <w:r>
           <w:rPr>
@@ -14951,7 +14507,7 @@
           <w14:ligatures w14:val="standardContextual"/>
         </w:rPr>
       </w:pPr>
-      <w:hyperlink w:anchor="_Toc229310559" w:history="1">
+      <w:hyperlink w:anchor="_Toc229653507" w:history="1">
         <w:r>
           <w:rPr>
             <w:rStyle w:val="Hiperhivatkozs"/>
@@ -14979,7 +14535,7 @@
             <w:noProof/>
             <w:webHidden/>
           </w:rPr>
-          <w:instrText xml:space="preserve"> PAGEREF _Toc229310559 \h </w:instrText>
+          <w:instrText xml:space="preserve"> PAGEREF _Toc229653507 \h </w:instrText>
         </w:r>
         <w:r>
           <w:rPr>
@@ -14999,7 +14555,7 @@
             <w:noProof/>
             <w:webHidden/>
           </w:rPr>
-          <w:t>60</w:t>
+          <w:t>58</w:t>
         </w:r>
         <w:r>
           <w:rPr>
@@ -15026,7 +14582,7 @@
           <w14:ligatures w14:val="standardContextual"/>
         </w:rPr>
       </w:pPr>
-      <w:hyperlink w:anchor="_Toc229310560" w:history="1">
+      <w:hyperlink w:anchor="_Toc229653508" w:history="1">
         <w:r>
           <w:rPr>
             <w:rStyle w:val="Hiperhivatkozs"/>
@@ -15054,7 +14610,7 @@
             <w:noProof/>
             <w:webHidden/>
           </w:rPr>
-          <w:instrText xml:space="preserve"> PAGEREF _Toc229310560 \h </w:instrText>
+          <w:instrText xml:space="preserve"> PAGEREF _Toc229653508 \h </w:instrText>
         </w:r>
         <w:r>
           <w:rPr>
@@ -15074,7 +14630,7 @@
             <w:noProof/>
             <w:webHidden/>
           </w:rPr>
-          <w:t>60</w:t>
+          <w:t>58</w:t>
         </w:r>
         <w:r>
           <w:rPr>
@@ -15101,7 +14657,7 @@
           <w14:ligatures w14:val="standardContextual"/>
         </w:rPr>
       </w:pPr>
-      <w:hyperlink w:anchor="_Toc229310561" w:history="1">
+      <w:hyperlink w:anchor="_Toc229653509" w:history="1">
         <w:r>
           <w:rPr>
             <w:rStyle w:val="Hiperhivatkozs"/>
@@ -15129,7 +14685,7 @@
             <w:noProof/>
             <w:webHidden/>
           </w:rPr>
-          <w:instrText xml:space="preserve"> PAGEREF _Toc229310561 \h </w:instrText>
+          <w:instrText xml:space="preserve"> PAGEREF _Toc229653509 \h </w:instrText>
         </w:r>
         <w:r>
           <w:rPr>
@@ -15149,7 +14705,7 @@
             <w:noProof/>
             <w:webHidden/>
           </w:rPr>
-          <w:t>61</w:t>
+          <w:t>59</w:t>
         </w:r>
         <w:r>
           <w:rPr>
@@ -15176,7 +14732,7 @@
           <w14:ligatures w14:val="standardContextual"/>
         </w:rPr>
       </w:pPr>
-      <w:hyperlink w:anchor="_Toc229310562" w:history="1">
+      <w:hyperlink w:anchor="_Toc229653510" w:history="1">
         <w:r>
           <w:rPr>
             <w:rStyle w:val="Hiperhivatkozs"/>
@@ -15204,7 +14760,7 @@
             <w:noProof/>
             <w:webHidden/>
           </w:rPr>
-          <w:instrText xml:space="preserve"> PAGEREF _Toc229310562 \h </w:instrText>
+          <w:instrText xml:space="preserve"> PAGEREF _Toc229653510 \h </w:instrText>
         </w:r>
         <w:r>
           <w:rPr>
@@ -15224,7 +14780,7 @@
             <w:noProof/>
             <w:webHidden/>
           </w:rPr>
-          <w:t>63</w:t>
+          <w:t>61</w:t>
         </w:r>
         <w:r>
           <w:rPr>
@@ -15251,7 +14807,7 @@
           <w14:ligatures w14:val="standardContextual"/>
         </w:rPr>
       </w:pPr>
-      <w:hyperlink w:anchor="_Toc229310563" w:history="1">
+      <w:hyperlink w:anchor="_Toc229653511" w:history="1">
         <w:r>
           <w:rPr>
             <w:rStyle w:val="Hiperhivatkozs"/>
@@ -15279,7 +14835,7 @@
             <w:noProof/>
             <w:webHidden/>
           </w:rPr>
-          <w:instrText xml:space="preserve"> PAGEREF _Toc229310563 \h </w:instrText>
+          <w:instrText xml:space="preserve"> PAGEREF _Toc229653511 \h </w:instrText>
         </w:r>
         <w:r>
           <w:rPr>
@@ -15299,7 +14855,7 @@
             <w:noProof/>
             <w:webHidden/>
           </w:rPr>
-          <w:t>64</w:t>
+          <w:t>62</w:t>
         </w:r>
         <w:r>
           <w:rPr>
@@ -15326,7 +14882,7 @@
           <w14:ligatures w14:val="standardContextual"/>
         </w:rPr>
       </w:pPr>
-      <w:hyperlink w:anchor="_Toc229310564" w:history="1">
+      <w:hyperlink w:anchor="_Toc229653512" w:history="1">
         <w:r>
           <w:rPr>
             <w:rStyle w:val="Hiperhivatkozs"/>
@@ -15354,7 +14910,7 @@
             <w:noProof/>
             <w:webHidden/>
           </w:rPr>
-          <w:instrText xml:space="preserve"> PAGEREF _Toc229310564 \h </w:instrText>
+          <w:instrText xml:space="preserve"> PAGEREF _Toc229653512 \h </w:instrText>
         </w:r>
         <w:r>
           <w:rPr>
@@ -15374,7 +14930,7 @@
             <w:noProof/>
             <w:webHidden/>
           </w:rPr>
-          <w:t>66</w:t>
+          <w:t>64</w:t>
         </w:r>
         <w:r>
           <w:rPr>
@@ -15401,7 +14957,7 @@
           <w14:ligatures w14:val="standardContextual"/>
         </w:rPr>
       </w:pPr>
-      <w:hyperlink w:anchor="_Toc229310565" w:history="1">
+      <w:hyperlink w:anchor="_Toc229653513" w:history="1">
         <w:r>
           <w:rPr>
             <w:rStyle w:val="Hiperhivatkozs"/>
@@ -15429,7 +14985,7 @@
             <w:noProof/>
             <w:webHidden/>
           </w:rPr>
-          <w:instrText xml:space="preserve"> PAGEREF _Toc229310565 \h </w:instrText>
+          <w:instrText xml:space="preserve"> PAGEREF _Toc229653513 \h </w:instrText>
         </w:r>
         <w:r>
           <w:rPr>
@@ -15449,7 +15005,7 @@
             <w:noProof/>
             <w:webHidden/>
           </w:rPr>
-          <w:t>66</w:t>
+          <w:t>64</w:t>
         </w:r>
         <w:r>
           <w:rPr>
@@ -15476,7 +15032,7 @@
           <w14:ligatures w14:val="standardContextual"/>
         </w:rPr>
       </w:pPr>
-      <w:hyperlink w:anchor="_Toc229310566" w:history="1">
+      <w:hyperlink w:anchor="_Toc229653514" w:history="1">
         <w:r>
           <w:rPr>
             <w:rStyle w:val="Hiperhivatkozs"/>
@@ -15504,7 +15060,7 @@
             <w:noProof/>
             <w:webHidden/>
           </w:rPr>
-          <w:instrText xml:space="preserve"> PAGEREF _Toc229310566 \h </w:instrText>
+          <w:instrText xml:space="preserve"> PAGEREF _Toc229653514 \h </w:instrText>
         </w:r>
         <w:r>
           <w:rPr>
@@ -15524,7 +15080,7 @@
             <w:noProof/>
             <w:webHidden/>
           </w:rPr>
-          <w:t>66</w:t>
+          <w:t>64</w:t>
         </w:r>
         <w:r>
           <w:rPr>
@@ -15551,7 +15107,7 @@
           <w14:ligatures w14:val="standardContextual"/>
         </w:rPr>
       </w:pPr>
-      <w:hyperlink w:anchor="_Toc229310567" w:history="1">
+      <w:hyperlink w:anchor="_Toc229653515" w:history="1">
         <w:r>
           <w:rPr>
             <w:rStyle w:val="Hiperhivatkozs"/>
@@ -15579,7 +15135,7 @@
             <w:noProof/>
             <w:webHidden/>
           </w:rPr>
-          <w:instrText xml:space="preserve"> PAGEREF _Toc229310567 \h </w:instrText>
+          <w:instrText xml:space="preserve"> PAGEREF _Toc229653515 \h </w:instrText>
         </w:r>
         <w:r>
           <w:rPr>
@@ -15599,7 +15155,7 @@
             <w:noProof/>
             <w:webHidden/>
           </w:rPr>
-          <w:t>67</w:t>
+          <w:t>65</w:t>
         </w:r>
         <w:r>
           <w:rPr>
@@ -15626,7 +15182,7 @@
           <w14:ligatures w14:val="standardContextual"/>
         </w:rPr>
       </w:pPr>
-      <w:hyperlink w:anchor="_Toc229310568" w:history="1">
+      <w:hyperlink w:anchor="_Toc229653516" w:history="1">
         <w:r>
           <w:rPr>
             <w:rStyle w:val="Hiperhivatkozs"/>
@@ -15654,7 +15210,7 @@
             <w:noProof/>
             <w:webHidden/>
           </w:rPr>
-          <w:instrText xml:space="preserve"> PAGEREF _Toc229310568 \h </w:instrText>
+          <w:instrText xml:space="preserve"> PAGEREF _Toc229653516 \h </w:instrText>
         </w:r>
         <w:r>
           <w:rPr>
@@ -15674,7 +15230,7 @@
             <w:noProof/>
             <w:webHidden/>
           </w:rPr>
-          <w:t>67</w:t>
+          <w:t>65</w:t>
         </w:r>
         <w:r>
           <w:rPr>
@@ -15701,7 +15257,7 @@
           <w14:ligatures w14:val="standardContextual"/>
         </w:rPr>
       </w:pPr>
-      <w:hyperlink w:anchor="_Toc229310569" w:history="1">
+      <w:hyperlink w:anchor="_Toc229653517" w:history="1">
         <w:r>
           <w:rPr>
             <w:rStyle w:val="Hiperhivatkozs"/>
@@ -15729,7 +15285,7 @@
             <w:noProof/>
             <w:webHidden/>
           </w:rPr>
-          <w:instrText xml:space="preserve"> PAGEREF _Toc229310569 \h </w:instrText>
+          <w:instrText xml:space="preserve"> PAGEREF _Toc229653517 \h </w:instrText>
         </w:r>
         <w:r>
           <w:rPr>
@@ -15749,7 +15305,7 @@
             <w:noProof/>
             <w:webHidden/>
           </w:rPr>
-          <w:t>68</w:t>
+          <w:t>66</w:t>
         </w:r>
         <w:r>
           <w:rPr>
@@ -15776,7 +15332,7 @@
           <w14:ligatures w14:val="standardContextual"/>
         </w:rPr>
       </w:pPr>
-      <w:hyperlink w:anchor="_Toc229310570" w:history="1">
+      <w:hyperlink w:anchor="_Toc229653518" w:history="1">
         <w:r>
           <w:rPr>
             <w:rStyle w:val="Hiperhivatkozs"/>
@@ -15804,7 +15360,7 @@
             <w:noProof/>
             <w:webHidden/>
           </w:rPr>
-          <w:instrText xml:space="preserve"> PAGEREF _Toc229310570 \h </w:instrText>
+          <w:instrText xml:space="preserve"> PAGEREF _Toc229653518 \h </w:instrText>
         </w:r>
         <w:r>
           <w:rPr>
@@ -15824,7 +15380,7 @@
             <w:noProof/>
             <w:webHidden/>
           </w:rPr>
-          <w:t>69</w:t>
+          <w:t>67</w:t>
         </w:r>
         <w:r>
           <w:rPr>
@@ -15851,7 +15407,7 @@
           <w14:ligatures w14:val="standardContextual"/>
         </w:rPr>
       </w:pPr>
-      <w:hyperlink w:anchor="_Toc229310571" w:history="1">
+      <w:hyperlink w:anchor="_Toc229653519" w:history="1">
         <w:r>
           <w:rPr>
             <w:rStyle w:val="Hiperhivatkozs"/>
@@ -15879,7 +15435,7 @@
             <w:noProof/>
             <w:webHidden/>
           </w:rPr>
-          <w:instrText xml:space="preserve"> PAGEREF _Toc229310571 \h </w:instrText>
+          <w:instrText xml:space="preserve"> PAGEREF _Toc229653519 \h </w:instrText>
         </w:r>
         <w:r>
           <w:rPr>
@@ -15899,7 +15455,7 @@
             <w:noProof/>
             <w:webHidden/>
           </w:rPr>
-          <w:t>70</w:t>
+          <w:t>68</w:t>
         </w:r>
         <w:r>
           <w:rPr>
@@ -15926,7 +15482,7 @@
           <w14:ligatures w14:val="standardContextual"/>
         </w:rPr>
       </w:pPr>
-      <w:hyperlink w:anchor="_Toc229310572" w:history="1">
+      <w:hyperlink w:anchor="_Toc229653520" w:history="1">
         <w:r>
           <w:rPr>
             <w:rStyle w:val="Hiperhivatkozs"/>
@@ -15954,7 +15510,7 @@
             <w:noProof/>
             <w:webHidden/>
           </w:rPr>
-          <w:instrText xml:space="preserve"> PAGEREF _Toc229310572 \h </w:instrText>
+          <w:instrText xml:space="preserve"> PAGEREF _Toc229653520 \h </w:instrText>
         </w:r>
         <w:r>
           <w:rPr>
@@ -15974,7 +15530,7 @@
             <w:noProof/>
             <w:webHidden/>
           </w:rPr>
-          <w:t>70</w:t>
+          <w:t>68</w:t>
         </w:r>
         <w:r>
           <w:rPr>
@@ -16001,7 +15557,7 @@
           <w14:ligatures w14:val="standardContextual"/>
         </w:rPr>
       </w:pPr>
-      <w:hyperlink w:anchor="_Toc229310573" w:history="1">
+      <w:hyperlink w:anchor="_Toc229653521" w:history="1">
         <w:r>
           <w:rPr>
             <w:rStyle w:val="Hiperhivatkozs"/>
@@ -16029,7 +15585,7 @@
             <w:noProof/>
             <w:webHidden/>
           </w:rPr>
-          <w:instrText xml:space="preserve"> PAGEREF _Toc229310573 \h </w:instrText>
+          <w:instrText xml:space="preserve"> PAGEREF _Toc229653521 \h </w:instrText>
         </w:r>
         <w:r>
           <w:rPr>
@@ -16049,7 +15605,7 @@
             <w:noProof/>
             <w:webHidden/>
           </w:rPr>
-          <w:t>70</w:t>
+          <w:t>68</w:t>
         </w:r>
         <w:r>
           <w:rPr>
@@ -16076,7 +15632,7 @@
           <w14:ligatures w14:val="standardContextual"/>
         </w:rPr>
       </w:pPr>
-      <w:hyperlink w:anchor="_Toc229310574" w:history="1">
+      <w:hyperlink w:anchor="_Toc229653522" w:history="1">
         <w:r>
           <w:rPr>
             <w:rStyle w:val="Hiperhivatkozs"/>
@@ -16104,7 +15660,7 @@
             <w:noProof/>
             <w:webHidden/>
           </w:rPr>
-          <w:instrText xml:space="preserve"> PAGEREF _Toc229310574 \h </w:instrText>
+          <w:instrText xml:space="preserve"> PAGEREF _Toc229653522 \h </w:instrText>
         </w:r>
         <w:r>
           <w:rPr>
@@ -16124,7 +15680,7 @@
             <w:noProof/>
             <w:webHidden/>
           </w:rPr>
-          <w:t>72</w:t>
+          <w:t>70</w:t>
         </w:r>
         <w:r>
           <w:rPr>
@@ -16151,7 +15707,7 @@
           <w14:ligatures w14:val="standardContextual"/>
         </w:rPr>
       </w:pPr>
-      <w:hyperlink w:anchor="_Toc229310575" w:history="1">
+      <w:hyperlink w:anchor="_Toc229653523" w:history="1">
         <w:r>
           <w:rPr>
             <w:rStyle w:val="Hiperhivatkozs"/>
@@ -16178,7 +15734,7 @@
             <w:noProof/>
             <w:webHidden/>
           </w:rPr>
-          <w:instrText xml:space="preserve"> PAGEREF _Toc229310575 \h </w:instrText>
+          <w:instrText xml:space="preserve"> PAGEREF _Toc229653523 \h </w:instrText>
         </w:r>
         <w:r>
           <w:rPr>
@@ -16198,7 +15754,7 @@
             <w:noProof/>
             <w:webHidden/>
           </w:rPr>
-          <w:t>74</w:t>
+          <w:t>72</w:t>
         </w:r>
         <w:r>
           <w:rPr>
@@ -16225,7 +15781,7 @@
           <w14:ligatures w14:val="standardContextual"/>
         </w:rPr>
       </w:pPr>
-      <w:hyperlink w:anchor="_Toc229310576" w:history="1">
+      <w:hyperlink w:anchor="_Toc229653524" w:history="1">
         <w:r>
           <w:rPr>
             <w:rStyle w:val="Hiperhivatkozs"/>
@@ -16253,7 +15809,7 @@
             <w:noProof/>
             <w:webHidden/>
           </w:rPr>
-          <w:instrText xml:space="preserve"> PAGEREF _Toc229310576 \h </w:instrText>
+          <w:instrText xml:space="preserve"> PAGEREF _Toc229653524 \h </w:instrText>
         </w:r>
         <w:r>
           <w:rPr>
@@ -16273,7 +15829,7 @@
             <w:noProof/>
             <w:webHidden/>
           </w:rPr>
-          <w:t>74</w:t>
+          <w:t>72</w:t>
         </w:r>
         <w:r>
           <w:rPr>
@@ -16300,7 +15856,7 @@
           <w14:ligatures w14:val="standardContextual"/>
         </w:rPr>
       </w:pPr>
-      <w:hyperlink w:anchor="_Toc229310577" w:history="1">
+      <w:hyperlink w:anchor="_Toc229653525" w:history="1">
         <w:r>
           <w:rPr>
             <w:rStyle w:val="Hiperhivatkozs"/>
@@ -16328,7 +15884,7 @@
             <w:noProof/>
             <w:webHidden/>
           </w:rPr>
-          <w:instrText xml:space="preserve"> PAGEREF _Toc229310577 \h </w:instrText>
+          <w:instrText xml:space="preserve"> PAGEREF _Toc229653525 \h </w:instrText>
         </w:r>
         <w:r>
           <w:rPr>
@@ -16348,7 +15904,7 @@
             <w:noProof/>
             <w:webHidden/>
           </w:rPr>
-          <w:t>81</w:t>
+          <w:t>79</w:t>
         </w:r>
         <w:r>
           <w:rPr>
@@ -16390,7 +15946,7 @@
         <w:jc w:val="center"/>
       </w:pPr>
       <w:bookmarkStart w:id="5" w:name="_Toc225426916"/>
-      <w:bookmarkStart w:id="6" w:name="_Toc229310477"/>
+      <w:bookmarkStart w:id="6" w:name="_Toc229653425"/>
       <w:r>
         <w:lastRenderedPageBreak/>
         <w:t>Bevezetés</w:t>
@@ -16414,7 +15970,7 @@
       </w:pPr>
       <w:bookmarkStart w:id="7" w:name="_Toc197713073"/>
       <w:bookmarkStart w:id="8" w:name="_Toc225426917"/>
-      <w:bookmarkStart w:id="9" w:name="_Toc229310478"/>
+      <w:bookmarkStart w:id="9" w:name="_Toc229653426"/>
       <w:r>
         <w:rPr>
           <w:rFonts w:ascii="Times New Roman" w:hAnsi="Times New Roman" w:cs="Times New Roman"/>
@@ -16434,7 +15990,7 @@
       </w:pPr>
       <w:bookmarkStart w:id="10" w:name="_Toc197713074"/>
       <w:bookmarkStart w:id="11" w:name="_Toc225426918"/>
-      <w:bookmarkStart w:id="12" w:name="_Toc229310479"/>
+      <w:bookmarkStart w:id="12" w:name="_Toc229653427"/>
       <w:r>
         <w:rPr>
           <w:rFonts w:ascii="Times New Roman" w:hAnsi="Times New Roman" w:cs="Times New Roman"/>
@@ -16502,7 +16058,7 @@
       </w:pPr>
       <w:bookmarkStart w:id="13" w:name="_Toc197713075"/>
       <w:bookmarkStart w:id="14" w:name="_Toc225426919"/>
-      <w:bookmarkStart w:id="15" w:name="_Toc229310480"/>
+      <w:bookmarkStart w:id="15" w:name="_Toc229653428"/>
       <w:r>
         <w:rPr>
           <w:rFonts w:ascii="Times New Roman" w:hAnsi="Times New Roman" w:cs="Times New Roman"/>
@@ -16621,7 +16177,7 @@
       </w:pPr>
       <w:bookmarkStart w:id="16" w:name="_Toc197713076"/>
       <w:bookmarkStart w:id="17" w:name="_Toc225426920"/>
-      <w:bookmarkStart w:id="18" w:name="_Toc229310481"/>
+      <w:bookmarkStart w:id="18" w:name="_Toc229653429"/>
       <w:r>
         <w:rPr>
           <w:rFonts w:ascii="Times New Roman" w:hAnsi="Times New Roman" w:cs="Times New Roman"/>
@@ -16694,7 +16250,7 @@
       </w:pPr>
       <w:bookmarkStart w:id="19" w:name="_Toc197713077"/>
       <w:bookmarkStart w:id="20" w:name="_Toc225426921"/>
-      <w:bookmarkStart w:id="21" w:name="_Toc229310482"/>
+      <w:bookmarkStart w:id="21" w:name="_Toc229653430"/>
       <w:r>
         <w:rPr>
           <w:rFonts w:ascii="Times New Roman" w:hAnsi="Times New Roman" w:cs="Times New Roman"/>
@@ -16715,7 +16271,7 @@
       </w:pPr>
       <w:bookmarkStart w:id="22" w:name="_Toc197713078"/>
       <w:bookmarkStart w:id="23" w:name="_Toc225426922"/>
-      <w:bookmarkStart w:id="24" w:name="_Toc229310483"/>
+      <w:bookmarkStart w:id="24" w:name="_Toc229653431"/>
       <w:r>
         <w:rPr>
           <w:rFonts w:ascii="Times New Roman" w:hAnsi="Times New Roman" w:cs="Times New Roman"/>
@@ -17328,7 +16884,7 @@
       </w:pPr>
       <w:bookmarkStart w:id="25" w:name="_Toc197713079"/>
       <w:bookmarkStart w:id="26" w:name="_Toc225426923"/>
-      <w:bookmarkStart w:id="27" w:name="_Toc229310484"/>
+      <w:bookmarkStart w:id="27" w:name="_Toc229653432"/>
       <w:r>
         <w:rPr>
           <w:rFonts w:ascii="Times New Roman" w:hAnsi="Times New Roman" w:cs="Times New Roman"/>
@@ -17673,7 +17229,7 @@
       </w:pPr>
       <w:bookmarkStart w:id="28" w:name="_Toc197713080"/>
       <w:bookmarkStart w:id="29" w:name="_Toc225426924"/>
-      <w:bookmarkStart w:id="30" w:name="_Toc229310485"/>
+      <w:bookmarkStart w:id="30" w:name="_Toc229653433"/>
       <w:r>
         <w:rPr>
           <w:rFonts w:ascii="Times New Roman" w:hAnsi="Times New Roman" w:cs="Times New Roman"/>
@@ -17875,7 +17431,7 @@
         </w:rPr>
       </w:pPr>
       <w:bookmarkStart w:id="31" w:name="_Toc225426925"/>
-      <w:bookmarkStart w:id="32" w:name="_Toc229310486"/>
+      <w:bookmarkStart w:id="32" w:name="_Toc229653434"/>
       <w:proofErr w:type="spellStart"/>
       <w:r>
         <w:rPr>
@@ -18070,7 +17626,7 @@
         </w:rPr>
       </w:pPr>
       <w:bookmarkStart w:id="33" w:name="_Toc225426926"/>
-      <w:bookmarkStart w:id="34" w:name="_Toc229310487"/>
+      <w:bookmarkStart w:id="34" w:name="_Toc229653435"/>
       <w:r>
         <w:rPr>
           <w:rFonts w:ascii="Times New Roman" w:hAnsi="Times New Roman" w:cs="Times New Roman"/>
@@ -18179,7 +17735,7 @@
         </w:rPr>
       </w:pPr>
       <w:bookmarkStart w:id="35" w:name="_Toc225426927"/>
-      <w:bookmarkStart w:id="36" w:name="_Toc229310488"/>
+      <w:bookmarkStart w:id="36" w:name="_Toc229653436"/>
       <w:r>
         <w:rPr>
           <w:rFonts w:ascii="Times New Roman" w:hAnsi="Times New Roman" w:cs="Times New Roman"/>
@@ -18291,7 +17847,7 @@
         </w:rPr>
       </w:pPr>
       <w:bookmarkStart w:id="37" w:name="_Toc225426928"/>
-      <w:bookmarkStart w:id="38" w:name="_Toc229310489"/>
+      <w:bookmarkStart w:id="38" w:name="_Toc229653437"/>
       <w:r>
         <w:rPr>
           <w:rFonts w:ascii="Times New Roman" w:hAnsi="Times New Roman" w:cs="Times New Roman"/>
@@ -18461,7 +18017,7 @@
         </w:rPr>
       </w:pPr>
       <w:bookmarkStart w:id="39" w:name="_Toc225426929"/>
-      <w:bookmarkStart w:id="40" w:name="_Toc229310490"/>
+      <w:bookmarkStart w:id="40" w:name="_Toc229653438"/>
       <w:r>
         <w:rPr>
           <w:rFonts w:ascii="Times New Roman" w:hAnsi="Times New Roman" w:cs="Times New Roman"/>
@@ -18511,7 +18067,7 @@
           <w:rFonts w:ascii="Times New Roman" w:hAnsi="Times New Roman" w:cs="Times New Roman"/>
         </w:rPr>
       </w:pPr>
-      <w:bookmarkStart w:id="41" w:name="_Toc229310491"/>
+      <w:bookmarkStart w:id="41" w:name="_Toc229653439"/>
       <w:r>
         <w:rPr>
           <w:rFonts w:ascii="Times New Roman" w:hAnsi="Times New Roman" w:cs="Times New Roman"/>
@@ -18900,7 +18456,7 @@
           <w:rFonts w:ascii="Times New Roman" w:hAnsi="Times New Roman" w:cs="Times New Roman"/>
         </w:rPr>
       </w:pPr>
-      <w:bookmarkStart w:id="42" w:name="_Toc229310492"/>
+      <w:bookmarkStart w:id="42" w:name="_Toc229653440"/>
       <w:r>
         <w:rPr>
           <w:rFonts w:ascii="Times New Roman" w:hAnsi="Times New Roman" w:cs="Times New Roman"/>
@@ -19276,7 +18832,7 @@
           <w:rFonts w:ascii="Times New Roman" w:hAnsi="Times New Roman" w:cs="Times New Roman"/>
         </w:rPr>
       </w:pPr>
-      <w:bookmarkStart w:id="43" w:name="_Toc229310493"/>
+      <w:bookmarkStart w:id="43" w:name="_Toc229653441"/>
       <w:r>
         <w:rPr>
           <w:rFonts w:ascii="Times New Roman" w:hAnsi="Times New Roman" w:cs="Times New Roman"/>
@@ -19607,7 +19163,7 @@
         </w:rPr>
       </w:pPr>
       <w:bookmarkStart w:id="44" w:name="_Toc225426930"/>
-      <w:bookmarkStart w:id="45" w:name="_Toc229310494"/>
+      <w:bookmarkStart w:id="45" w:name="_Toc229653442"/>
       <w:r>
         <w:rPr>
           <w:rFonts w:ascii="Times New Roman" w:hAnsi="Times New Roman" w:cs="Times New Roman"/>
@@ -19665,7 +19221,7 @@
         </w:rPr>
       </w:pPr>
       <w:bookmarkStart w:id="46" w:name="_Toc225426931"/>
-      <w:bookmarkStart w:id="47" w:name="_Toc229310495"/>
+      <w:bookmarkStart w:id="47" w:name="_Toc229653443"/>
       <w:proofErr w:type="spellStart"/>
       <w:r>
         <w:rPr>
@@ -19722,7 +19278,7 @@
       </w:pPr>
       <w:bookmarkStart w:id="48" w:name="_Toc225170902"/>
       <w:bookmarkStart w:id="49" w:name="_Toc225426932"/>
-      <w:bookmarkStart w:id="50" w:name="_Toc229310496"/>
+      <w:bookmarkStart w:id="50" w:name="_Toc229653444"/>
       <w:proofErr w:type="spellStart"/>
       <w:r>
         <w:rPr>
@@ -19821,7 +19377,7 @@
         </w:rPr>
       </w:pPr>
       <w:bookmarkStart w:id="51" w:name="_Toc225426933"/>
-      <w:bookmarkStart w:id="52" w:name="_Toc229310497"/>
+      <w:bookmarkStart w:id="52" w:name="_Toc229653445"/>
       <w:proofErr w:type="spellStart"/>
       <w:r>
         <w:rPr>
@@ -19927,7 +19483,7 @@
         </w:rPr>
       </w:pPr>
       <w:bookmarkStart w:id="53" w:name="_Toc225426934"/>
-      <w:bookmarkStart w:id="54" w:name="_Toc229310498"/>
+      <w:bookmarkStart w:id="54" w:name="_Toc229653446"/>
       <w:proofErr w:type="spellStart"/>
       <w:r>
         <w:rPr>
@@ -20069,7 +19625,7 @@
         </w:rPr>
       </w:pPr>
       <w:bookmarkStart w:id="55" w:name="_Toc225426935"/>
-      <w:bookmarkStart w:id="56" w:name="_Toc229310499"/>
+      <w:bookmarkStart w:id="56" w:name="_Toc229653447"/>
       <w:r>
         <w:rPr>
           <w:rFonts w:ascii="Times New Roman" w:hAnsi="Times New Roman" w:cs="Times New Roman"/>
@@ -20132,7 +19688,7 @@
         </w:rPr>
       </w:pPr>
       <w:bookmarkStart w:id="57" w:name="_Toc225426936"/>
-      <w:bookmarkStart w:id="58" w:name="_Toc229310500"/>
+      <w:bookmarkStart w:id="58" w:name="_Toc229653448"/>
       <w:r>
         <w:rPr>
           <w:rFonts w:ascii="Times New Roman" w:hAnsi="Times New Roman" w:cs="Times New Roman"/>
@@ -20186,7 +19742,7 @@
           <w:rFonts w:ascii="Times New Roman" w:hAnsi="Times New Roman" w:cs="Times New Roman"/>
         </w:rPr>
       </w:pPr>
-      <w:bookmarkStart w:id="59" w:name="_Toc229310501"/>
+      <w:bookmarkStart w:id="59" w:name="_Toc229653449"/>
       <w:r>
         <w:rPr>
           <w:rFonts w:ascii="Times New Roman" w:hAnsi="Times New Roman" w:cs="Times New Roman"/>
@@ -20251,7 +19807,7 @@
         </w:rPr>
       </w:pPr>
       <w:bookmarkStart w:id="60" w:name="_Toc225426977"/>
-      <w:bookmarkStart w:id="61" w:name="_Toc229310502"/>
+      <w:bookmarkStart w:id="61" w:name="_Toc229653450"/>
       <w:r>
         <w:rPr>
           <w:rFonts w:ascii="Times New Roman" w:hAnsi="Times New Roman" w:cs="Times New Roman"/>
@@ -20368,7 +19924,7 @@
         </w:rPr>
       </w:pPr>
       <w:bookmarkStart w:id="62" w:name="_Toc225426978"/>
-      <w:bookmarkStart w:id="63" w:name="_Toc229310503"/>
+      <w:bookmarkStart w:id="63" w:name="_Toc229653451"/>
       <w:r>
         <w:rPr>
           <w:rFonts w:ascii="Times New Roman" w:hAnsi="Times New Roman" w:cs="Times New Roman"/>
@@ -20513,7 +20069,7 @@
         </w:rPr>
       </w:pPr>
       <w:bookmarkStart w:id="64" w:name="_Toc225426979"/>
-      <w:bookmarkStart w:id="65" w:name="_Toc229310504"/>
+      <w:bookmarkStart w:id="65" w:name="_Toc229653452"/>
       <w:r>
         <w:rPr>
           <w:rFonts w:ascii="Times New Roman" w:hAnsi="Times New Roman" w:cs="Times New Roman"/>
@@ -20604,7 +20160,7 @@
         </w:rPr>
       </w:pPr>
       <w:bookmarkStart w:id="66" w:name="_Toc225426980"/>
-      <w:bookmarkStart w:id="67" w:name="_Toc229310505"/>
+      <w:bookmarkStart w:id="67" w:name="_Toc229653453"/>
       <w:r>
         <w:rPr>
           <w:rFonts w:ascii="Times New Roman" w:hAnsi="Times New Roman" w:cs="Times New Roman"/>
@@ -20668,7 +20224,7 @@
         </w:rPr>
       </w:pPr>
       <w:bookmarkStart w:id="68" w:name="_Toc225426981"/>
-      <w:bookmarkStart w:id="69" w:name="_Toc229310506"/>
+      <w:bookmarkStart w:id="69" w:name="_Toc229653454"/>
       <w:r>
         <w:rPr>
           <w:rFonts w:ascii="Times New Roman" w:hAnsi="Times New Roman" w:cs="Times New Roman"/>
@@ -20749,7 +20305,7 @@
       </w:pPr>
       <w:bookmarkStart w:id="70" w:name="_Toc197713081"/>
       <w:bookmarkStart w:id="71" w:name="_Toc225426937"/>
-      <w:bookmarkStart w:id="72" w:name="_Toc229310507"/>
+      <w:bookmarkStart w:id="72" w:name="_Toc229653455"/>
       <w:r>
         <w:rPr>
           <w:rFonts w:ascii="Times New Roman" w:hAnsi="Times New Roman" w:cs="Times New Roman"/>
@@ -20785,7 +20341,7 @@
       </w:pPr>
       <w:bookmarkStart w:id="73" w:name="_Toc197713082"/>
       <w:bookmarkStart w:id="74" w:name="_Toc225426938"/>
-      <w:bookmarkStart w:id="75" w:name="_Toc229310508"/>
+      <w:bookmarkStart w:id="75" w:name="_Toc229653456"/>
       <w:r>
         <w:rPr>
           <w:rFonts w:ascii="Times New Roman" w:hAnsi="Times New Roman" w:cs="Times New Roman"/>
@@ -20811,7 +20367,7 @@
       </w:pPr>
       <w:bookmarkStart w:id="76" w:name="_Toc197713083"/>
       <w:bookmarkStart w:id="77" w:name="_Toc225426939"/>
-      <w:bookmarkStart w:id="78" w:name="_Toc229310509"/>
+      <w:bookmarkStart w:id="78" w:name="_Toc229653457"/>
       <w:r>
         <w:rPr>
           <w:rFonts w:ascii="Times New Roman" w:hAnsi="Times New Roman" w:cs="Times New Roman"/>
@@ -20895,7 +20451,7 @@
       </w:pPr>
       <w:bookmarkStart w:id="79" w:name="_Toc197713084"/>
       <w:bookmarkStart w:id="80" w:name="_Toc225426940"/>
-      <w:bookmarkStart w:id="81" w:name="_Toc229310510"/>
+      <w:bookmarkStart w:id="81" w:name="_Toc229653458"/>
       <w:r>
         <w:rPr>
           <w:rFonts w:ascii="Times New Roman" w:hAnsi="Times New Roman" w:cs="Times New Roman"/>
@@ -21194,7 +20750,7 @@
       </w:pPr>
       <w:bookmarkStart w:id="82" w:name="_Toc197713085"/>
       <w:bookmarkStart w:id="83" w:name="_Toc225426941"/>
-      <w:bookmarkStart w:id="84" w:name="_Toc229310511"/>
+      <w:bookmarkStart w:id="84" w:name="_Toc229653459"/>
       <w:r>
         <w:rPr>
           <w:rFonts w:ascii="Times New Roman" w:hAnsi="Times New Roman" w:cs="Times New Roman"/>
@@ -21221,7 +20777,7 @@
       </w:pPr>
       <w:bookmarkStart w:id="85" w:name="_Toc197713086"/>
       <w:bookmarkStart w:id="86" w:name="_Toc225426942"/>
-      <w:bookmarkStart w:id="87" w:name="_Toc229310512"/>
+      <w:bookmarkStart w:id="87" w:name="_Toc229653460"/>
       <w:r>
         <w:rPr>
           <w:rFonts w:ascii="Times New Roman" w:hAnsi="Times New Roman" w:cs="Times New Roman"/>
@@ -21639,7 +21195,7 @@
       </w:pPr>
       <w:bookmarkStart w:id="88" w:name="_Toc197713087"/>
       <w:bookmarkStart w:id="89" w:name="_Toc225426943"/>
-      <w:bookmarkStart w:id="90" w:name="_Toc229310513"/>
+      <w:bookmarkStart w:id="90" w:name="_Toc229653461"/>
       <w:r>
         <w:rPr>
           <w:rFonts w:ascii="Times New Roman" w:hAnsi="Times New Roman" w:cs="Times New Roman"/>
@@ -21775,7 +21331,7 @@
       </w:pPr>
       <w:bookmarkStart w:id="91" w:name="_Toc197713088"/>
       <w:bookmarkStart w:id="92" w:name="_Toc225426944"/>
-      <w:bookmarkStart w:id="93" w:name="_Toc229310514"/>
+      <w:bookmarkStart w:id="93" w:name="_Toc229653462"/>
       <w:r>
         <w:rPr>
           <w:rFonts w:ascii="Times New Roman" w:hAnsi="Times New Roman" w:cs="Times New Roman"/>
@@ -21810,7 +21366,7 @@
       </w:pPr>
       <w:bookmarkStart w:id="94" w:name="_Toc197713089"/>
       <w:bookmarkStart w:id="95" w:name="_Toc225426945"/>
-      <w:bookmarkStart w:id="96" w:name="_Toc229310515"/>
+      <w:bookmarkStart w:id="96" w:name="_Toc229653463"/>
       <w:r>
         <w:rPr>
           <w:rFonts w:ascii="Times New Roman" w:hAnsi="Times New Roman" w:cs="Times New Roman"/>
@@ -21937,7 +21493,7 @@
       </w:pPr>
       <w:bookmarkStart w:id="97" w:name="_Toc197713090"/>
       <w:bookmarkStart w:id="98" w:name="_Toc225426946"/>
-      <w:bookmarkStart w:id="99" w:name="_Toc229310516"/>
+      <w:bookmarkStart w:id="99" w:name="_Toc229653464"/>
       <w:proofErr w:type="spellStart"/>
       <w:r>
         <w:rPr>
@@ -22080,7 +21636,7 @@
         </w:rPr>
       </w:pPr>
       <w:bookmarkStart w:id="100" w:name="_Toc225426947"/>
-      <w:bookmarkStart w:id="101" w:name="_Toc229310517"/>
+      <w:bookmarkStart w:id="101" w:name="_Toc229653465"/>
       <w:proofErr w:type="spellStart"/>
       <w:r>
         <w:rPr>
@@ -22311,7 +21867,7 @@
       </w:pPr>
       <w:bookmarkStart w:id="104" w:name="_Toc197713091"/>
       <w:bookmarkStart w:id="105" w:name="_Toc225426948"/>
-      <w:bookmarkStart w:id="106" w:name="_Toc229310518"/>
+      <w:bookmarkStart w:id="106" w:name="_Toc229653466"/>
       <w:proofErr w:type="spellStart"/>
       <w:r>
         <w:rPr>
@@ -22400,7 +21956,7 @@
         </w:rPr>
       </w:pPr>
       <w:bookmarkStart w:id="107" w:name="_Toc225426949"/>
-      <w:bookmarkStart w:id="108" w:name="_Toc229310519"/>
+      <w:bookmarkStart w:id="108" w:name="_Toc229653467"/>
       <w:proofErr w:type="spellStart"/>
       <w:r>
         <w:rPr>
@@ -22564,7 +22120,7 @@
       </w:pPr>
       <w:bookmarkStart w:id="110" w:name="_Toc197713092"/>
       <w:bookmarkStart w:id="111" w:name="_Toc225426950"/>
-      <w:bookmarkStart w:id="112" w:name="_Toc229310520"/>
+      <w:bookmarkStart w:id="112" w:name="_Toc229653468"/>
       <w:proofErr w:type="spellStart"/>
       <w:r>
         <w:rPr>
@@ -22659,7 +22215,7 @@
         </w:rPr>
       </w:pPr>
       <w:bookmarkStart w:id="113" w:name="_Toc225426951"/>
-      <w:bookmarkStart w:id="114" w:name="_Toc229310521"/>
+      <w:bookmarkStart w:id="114" w:name="_Toc229653469"/>
       <w:proofErr w:type="spellStart"/>
       <w:r>
         <w:rPr>
@@ -22822,7 +22378,7 @@
       </w:pPr>
       <w:bookmarkStart w:id="116" w:name="_Toc197713093"/>
       <w:bookmarkStart w:id="117" w:name="_Toc225426952"/>
-      <w:bookmarkStart w:id="118" w:name="_Toc229310522"/>
+      <w:bookmarkStart w:id="118" w:name="_Toc229653470"/>
       <w:r>
         <w:rPr>
           <w:rFonts w:ascii="Times New Roman" w:hAnsi="Times New Roman" w:cs="Times New Roman"/>
@@ -22892,7 +22448,7 @@
       </w:pPr>
       <w:bookmarkStart w:id="119" w:name="_Toc197713094"/>
       <w:bookmarkStart w:id="120" w:name="_Toc225426953"/>
-      <w:bookmarkStart w:id="121" w:name="_Toc229310523"/>
+      <w:bookmarkStart w:id="121" w:name="_Toc229653471"/>
       <w:r>
         <w:rPr>
           <w:rFonts w:ascii="Times New Roman" w:hAnsi="Times New Roman" w:cs="Times New Roman"/>
@@ -23004,7 +22560,7 @@
       </w:pPr>
       <w:bookmarkStart w:id="122" w:name="_Toc197713095"/>
       <w:bookmarkStart w:id="123" w:name="_Toc225426954"/>
-      <w:bookmarkStart w:id="124" w:name="_Toc229310524"/>
+      <w:bookmarkStart w:id="124" w:name="_Toc229653472"/>
       <w:proofErr w:type="spellStart"/>
       <w:r>
         <w:rPr>
@@ -23141,7 +22697,7 @@
         </w:rPr>
       </w:pPr>
       <w:bookmarkStart w:id="125" w:name="_Toc225426955"/>
-      <w:bookmarkStart w:id="126" w:name="_Toc229310525"/>
+      <w:bookmarkStart w:id="126" w:name="_Toc229653473"/>
       <w:proofErr w:type="spellStart"/>
       <w:r>
         <w:rPr>
@@ -23321,7 +22877,7 @@
       </w:pPr>
       <w:bookmarkStart w:id="128" w:name="_Toc197713096"/>
       <w:bookmarkStart w:id="129" w:name="_Toc225426956"/>
-      <w:bookmarkStart w:id="130" w:name="_Toc229310526"/>
+      <w:bookmarkStart w:id="130" w:name="_Toc229653474"/>
       <w:proofErr w:type="spellStart"/>
       <w:r>
         <w:rPr>
@@ -23419,7 +22975,7 @@
         </w:rPr>
       </w:pPr>
       <w:bookmarkStart w:id="131" w:name="_Toc225426957"/>
-      <w:bookmarkStart w:id="132" w:name="_Toc229310527"/>
+      <w:bookmarkStart w:id="132" w:name="_Toc229653475"/>
       <w:proofErr w:type="spellStart"/>
       <w:r>
         <w:rPr>
@@ -23593,7 +23149,7 @@
       </w:pPr>
       <w:bookmarkStart w:id="134" w:name="_Toc197713097"/>
       <w:bookmarkStart w:id="135" w:name="_Toc225426958"/>
-      <w:bookmarkStart w:id="136" w:name="_Toc229310528"/>
+      <w:bookmarkStart w:id="136" w:name="_Toc229653476"/>
       <w:proofErr w:type="spellStart"/>
       <w:r>
         <w:rPr>
@@ -23710,7 +23266,7 @@
         </w:rPr>
       </w:pPr>
       <w:bookmarkStart w:id="137" w:name="_Toc225426959"/>
-      <w:bookmarkStart w:id="138" w:name="_Toc229310529"/>
+      <w:bookmarkStart w:id="138" w:name="_Toc229653477"/>
       <w:proofErr w:type="spellStart"/>
       <w:r>
         <w:rPr>
@@ -23873,7 +23429,7 @@
       </w:pPr>
       <w:bookmarkStart w:id="140" w:name="_Toc197713098"/>
       <w:bookmarkStart w:id="141" w:name="_Toc225426960"/>
-      <w:bookmarkStart w:id="142" w:name="_Toc229310530"/>
+      <w:bookmarkStart w:id="142" w:name="_Toc229653478"/>
       <w:r>
         <w:rPr>
           <w:rFonts w:ascii="Times New Roman" w:hAnsi="Times New Roman" w:cs="Times New Roman"/>
@@ -24032,7 +23588,7 @@
       </w:pPr>
       <w:bookmarkStart w:id="143" w:name="_Toc197713099"/>
       <w:bookmarkStart w:id="144" w:name="_Toc225426961"/>
-      <w:bookmarkStart w:id="145" w:name="_Toc229310531"/>
+      <w:bookmarkStart w:id="145" w:name="_Toc229653479"/>
       <w:r>
         <w:rPr>
           <w:rFonts w:ascii="Times New Roman" w:hAnsi="Times New Roman" w:cs="Times New Roman"/>
@@ -24123,7 +23679,7 @@
         </w:rPr>
       </w:pPr>
       <w:bookmarkStart w:id="146" w:name="_Toc225426962"/>
-      <w:bookmarkStart w:id="147" w:name="_Toc229310532"/>
+      <w:bookmarkStart w:id="147" w:name="_Toc229653480"/>
       <w:r>
         <w:rPr>
           <w:rFonts w:ascii="Times New Roman" w:hAnsi="Times New Roman" w:cs="Times New Roman"/>
@@ -24277,7 +23833,7 @@
       </w:pPr>
       <w:bookmarkStart w:id="149" w:name="_Toc197713100"/>
       <w:bookmarkStart w:id="150" w:name="_Toc225426963"/>
-      <w:bookmarkStart w:id="151" w:name="_Toc229310533"/>
+      <w:bookmarkStart w:id="151" w:name="_Toc229653481"/>
       <w:r>
         <w:rPr>
           <w:rFonts w:ascii="Times New Roman" w:hAnsi="Times New Roman" w:cs="Times New Roman"/>
@@ -24378,7 +23934,7 @@
       </w:pPr>
       <w:bookmarkStart w:id="152" w:name="_Toc197713101"/>
       <w:bookmarkStart w:id="153" w:name="_Toc225426964"/>
-      <w:bookmarkStart w:id="154" w:name="_Toc229310534"/>
+      <w:bookmarkStart w:id="154" w:name="_Toc229653482"/>
       <w:r>
         <w:rPr>
           <w:rFonts w:ascii="Times New Roman" w:hAnsi="Times New Roman" w:cs="Times New Roman"/>
@@ -24626,7 +24182,7 @@
       </w:pPr>
       <w:bookmarkStart w:id="155" w:name="_Toc197713102"/>
       <w:bookmarkStart w:id="156" w:name="_Toc225426965"/>
-      <w:bookmarkStart w:id="157" w:name="_Toc229310535"/>
+      <w:bookmarkStart w:id="157" w:name="_Toc229653483"/>
       <w:r>
         <w:rPr>
           <w:rFonts w:ascii="Times New Roman" w:hAnsi="Times New Roman" w:cs="Times New Roman"/>
@@ -24791,7 +24347,7 @@
       </w:pPr>
       <w:bookmarkStart w:id="158" w:name="_Toc197713103"/>
       <w:bookmarkStart w:id="159" w:name="_Toc225426966"/>
-      <w:bookmarkStart w:id="160" w:name="_Toc229310536"/>
+      <w:bookmarkStart w:id="160" w:name="_Toc229653484"/>
       <w:r>
         <w:rPr>
           <w:rFonts w:ascii="Times New Roman" w:hAnsi="Times New Roman" w:cs="Times New Roman"/>
@@ -24909,7 +24465,7 @@
       </w:pPr>
       <w:bookmarkStart w:id="161" w:name="_Toc197713104"/>
       <w:bookmarkStart w:id="162" w:name="_Toc225426967"/>
-      <w:bookmarkStart w:id="163" w:name="_Toc229310537"/>
+      <w:bookmarkStart w:id="163" w:name="_Toc229653485"/>
       <w:r>
         <w:rPr>
           <w:rFonts w:ascii="Times New Roman" w:hAnsi="Times New Roman" w:cs="Times New Roman"/>
@@ -24947,7 +24503,7 @@
       </w:pPr>
       <w:bookmarkStart w:id="164" w:name="_Toc197713105"/>
       <w:bookmarkStart w:id="165" w:name="_Toc225426968"/>
-      <w:bookmarkStart w:id="166" w:name="_Toc229310538"/>
+      <w:bookmarkStart w:id="166" w:name="_Toc229653486"/>
       <w:r>
         <w:rPr>
           <w:rFonts w:ascii="Times New Roman" w:hAnsi="Times New Roman" w:cs="Times New Roman"/>
@@ -24984,7 +24540,7 @@
           <w:rFonts w:ascii="Times New Roman" w:hAnsi="Times New Roman" w:cs="Times New Roman"/>
         </w:rPr>
       </w:pPr>
-      <w:bookmarkStart w:id="167" w:name="_Toc229310539"/>
+      <w:bookmarkStart w:id="167" w:name="_Toc229653487"/>
       <w:r>
         <w:rPr>
           <w:rFonts w:ascii="Times New Roman" w:hAnsi="Times New Roman" w:cs="Times New Roman"/>
@@ -25053,7 +24609,7 @@
         </w:rPr>
       </w:pPr>
       <w:bookmarkStart w:id="168" w:name="_Toc225426970"/>
-      <w:bookmarkStart w:id="169" w:name="_Toc229310540"/>
+      <w:bookmarkStart w:id="169" w:name="_Toc229653488"/>
       <w:r>
         <w:rPr>
           <w:rFonts w:ascii="Times New Roman" w:hAnsi="Times New Roman" w:cs="Times New Roman"/>
@@ -25164,7 +24720,7 @@
         </w:rPr>
       </w:pPr>
       <w:bookmarkStart w:id="170" w:name="_Toc225426971"/>
-      <w:bookmarkStart w:id="171" w:name="_Toc229310541"/>
+      <w:bookmarkStart w:id="171" w:name="_Toc229653489"/>
       <w:r>
         <w:rPr>
           <w:rFonts w:ascii="Times New Roman" w:hAnsi="Times New Roman" w:cs="Times New Roman"/>
@@ -25270,7 +24826,7 @@
         </w:rPr>
       </w:pPr>
       <w:bookmarkStart w:id="172" w:name="_Toc225426972"/>
-      <w:bookmarkStart w:id="173" w:name="_Toc229310542"/>
+      <w:bookmarkStart w:id="173" w:name="_Toc229653490"/>
       <w:r>
         <w:rPr>
           <w:rFonts w:ascii="Times New Roman" w:hAnsi="Times New Roman" w:cs="Times New Roman"/>
@@ -25374,7 +24930,7 @@
           <w:rFonts w:ascii="Times New Roman" w:hAnsi="Times New Roman" w:cs="Times New Roman"/>
         </w:rPr>
       </w:pPr>
-      <w:bookmarkStart w:id="174" w:name="_Toc229310543"/>
+      <w:bookmarkStart w:id="174" w:name="_Toc229653491"/>
       <w:r>
         <w:rPr>
           <w:rFonts w:ascii="Times New Roman" w:hAnsi="Times New Roman" w:cs="Times New Roman"/>
@@ -25444,7 +25000,7 @@
           <w:rFonts w:ascii="Times New Roman" w:hAnsi="Times New Roman" w:cs="Times New Roman"/>
         </w:rPr>
       </w:pPr>
-      <w:bookmarkStart w:id="175" w:name="_Toc229310544"/>
+      <w:bookmarkStart w:id="175" w:name="_Toc229653492"/>
       <w:r>
         <w:rPr>
           <w:rFonts w:ascii="Times New Roman" w:hAnsi="Times New Roman" w:cs="Times New Roman"/>
@@ -25537,7 +25093,7 @@
           <w:rFonts w:ascii="Times New Roman" w:hAnsi="Times New Roman" w:cs="Times New Roman"/>
         </w:rPr>
       </w:pPr>
-      <w:bookmarkStart w:id="176" w:name="_Toc229310545"/>
+      <w:bookmarkStart w:id="176" w:name="_Toc229653493"/>
       <w:r>
         <w:rPr>
           <w:rFonts w:ascii="Times New Roman" w:hAnsi="Times New Roman" w:cs="Times New Roman"/>
@@ -25700,7 +25256,7 @@
           <w:rFonts w:ascii="Times New Roman" w:hAnsi="Times New Roman" w:cs="Times New Roman"/>
         </w:rPr>
       </w:pPr>
-      <w:bookmarkStart w:id="178" w:name="_Toc229310546"/>
+      <w:bookmarkStart w:id="178" w:name="_Toc229653494"/>
       <w:bookmarkStart w:id="179" w:name="_Toc225426973"/>
       <w:r>
         <w:rPr>
@@ -25860,7 +25416,7 @@
           <w:rFonts w:ascii="Times New Roman" w:hAnsi="Times New Roman" w:cs="Times New Roman"/>
         </w:rPr>
       </w:pPr>
-      <w:bookmarkStart w:id="180" w:name="_Toc229310547"/>
+      <w:bookmarkStart w:id="180" w:name="_Toc229653495"/>
       <w:r>
         <w:rPr>
           <w:rFonts w:ascii="Times New Roman" w:hAnsi="Times New Roman" w:cs="Times New Roman"/>
@@ -26029,7 +25585,7 @@
           <w:rFonts w:ascii="Times New Roman" w:hAnsi="Times New Roman" w:cs="Times New Roman"/>
         </w:rPr>
       </w:pPr>
-      <w:bookmarkStart w:id="182" w:name="_Toc229310548"/>
+      <w:bookmarkStart w:id="182" w:name="_Toc229653496"/>
       <w:r>
         <w:rPr>
           <w:rFonts w:ascii="Times New Roman" w:hAnsi="Times New Roman" w:cs="Times New Roman"/>
@@ -29034,7 +28590,7 @@
         </w:rPr>
       </w:pPr>
       <w:bookmarkStart w:id="184" w:name="_Toc225426974"/>
-      <w:bookmarkStart w:id="185" w:name="_Toc229310549"/>
+      <w:bookmarkStart w:id="185" w:name="_Toc229653497"/>
       <w:r>
         <w:rPr>
           <w:rFonts w:ascii="Times New Roman" w:hAnsi="Times New Roman" w:cs="Times New Roman"/>
@@ -30710,7 +30266,7 @@
         </w:rPr>
       </w:pPr>
       <w:bookmarkStart w:id="187" w:name="_Toc225426982"/>
-      <w:bookmarkStart w:id="188" w:name="_Toc229310550"/>
+      <w:bookmarkStart w:id="188" w:name="_Toc229653498"/>
       <w:r>
         <w:rPr>
           <w:rFonts w:ascii="Times New Roman" w:hAnsi="Times New Roman" w:cs="Times New Roman"/>
@@ -30748,7 +30304,13 @@
         <w:t>etem</w:t>
       </w:r>
       <w:r>
-        <w:t xml:space="preserve"> a fontosabb felhasználói felületeket, a kulcsfontosságú kódrészleteket és az adatbázis lekérdezéseket, így áttekinthetővé válik a rendszer belső felépítése és a fejlesztés során alkalmazott megoldások logikája.</w:t>
+        <w:t xml:space="preserve"> a fontosabb felhasználói felületeket, a kulcsfontosságú kódrészleteket és az adatbázis lekérdezéseket</w:t>
+      </w:r>
+      <w:r>
+        <w:t xml:space="preserve"> pedig táblázatok segítségével</w:t>
+      </w:r>
+      <w:r>
+        <w:t>, így áttekinthetővé válik a rendszer belső felépítése és a fejlesztés során alkalmazott megoldások logikája.</w:t>
       </w:r>
     </w:p>
     <w:p>
@@ -30759,7 +30321,7 @@
         </w:rPr>
       </w:pPr>
       <w:bookmarkStart w:id="189" w:name="_Toc225426983"/>
-      <w:bookmarkStart w:id="190" w:name="_Toc229310551"/>
+      <w:bookmarkStart w:id="190" w:name="_Toc229653499"/>
       <w:r>
         <w:rPr>
           <w:rFonts w:ascii="Times New Roman" w:hAnsi="Times New Roman" w:cs="Times New Roman"/>
@@ -30816,7 +30378,7 @@
         </w:rPr>
       </w:pPr>
       <w:bookmarkStart w:id="191" w:name="_Toc225426984"/>
-      <w:bookmarkStart w:id="192" w:name="_Toc229310552"/>
+      <w:bookmarkStart w:id="192" w:name="_Toc229653500"/>
       <w:r>
         <w:rPr>
           <w:rFonts w:ascii="Times New Roman" w:hAnsi="Times New Roman" w:cs="Times New Roman"/>
@@ -31440,7 +31002,7 @@
         </w:rPr>
       </w:pPr>
       <w:bookmarkStart w:id="196" w:name="_Toc225426985"/>
-      <w:bookmarkStart w:id="197" w:name="_Toc229310553"/>
+      <w:bookmarkStart w:id="197" w:name="_Toc229653501"/>
       <w:r>
         <w:rPr>
           <w:rFonts w:ascii="Times New Roman" w:hAnsi="Times New Roman" w:cs="Times New Roman"/>
@@ -32098,7 +31660,7 @@
         </w:rPr>
       </w:pPr>
       <w:bookmarkStart w:id="201" w:name="_Toc225426986"/>
-      <w:bookmarkStart w:id="202" w:name="_Toc229310554"/>
+      <w:bookmarkStart w:id="202" w:name="_Toc229653502"/>
       <w:r>
         <w:rPr>
           <w:rFonts w:ascii="Times New Roman" w:hAnsi="Times New Roman" w:cs="Times New Roman"/>
@@ -32604,7 +32166,7 @@
         </w:rPr>
       </w:pPr>
       <w:bookmarkStart w:id="206" w:name="_Toc225426987"/>
-      <w:bookmarkStart w:id="207" w:name="_Toc229310555"/>
+      <w:bookmarkStart w:id="207" w:name="_Toc229653503"/>
       <w:r>
         <w:rPr>
           <w:rFonts w:ascii="Times New Roman" w:hAnsi="Times New Roman" w:cs="Times New Roman"/>
@@ -32646,7 +32208,7 @@
         </w:rPr>
       </w:pPr>
       <w:bookmarkStart w:id="208" w:name="_Toc225426988"/>
-      <w:bookmarkStart w:id="209" w:name="_Toc229310556"/>
+      <w:bookmarkStart w:id="209" w:name="_Toc229653504"/>
       <w:r>
         <w:rPr>
           <w:rFonts w:ascii="Times New Roman" w:hAnsi="Times New Roman" w:cs="Times New Roman"/>
@@ -34765,7 +34327,7 @@
         </w:rPr>
       </w:pPr>
       <w:bookmarkStart w:id="216" w:name="_Toc225426989"/>
-      <w:bookmarkStart w:id="217" w:name="_Toc229310557"/>
+      <w:bookmarkStart w:id="217" w:name="_Toc229653505"/>
       <w:r>
         <w:rPr>
           <w:rFonts w:ascii="Times New Roman" w:hAnsi="Times New Roman" w:cs="Times New Roman"/>
@@ -36783,7 +36345,7 @@
         </w:rPr>
       </w:pPr>
       <w:bookmarkStart w:id="228" w:name="_Toc225426990"/>
-      <w:bookmarkStart w:id="229" w:name="_Toc229310558"/>
+      <w:bookmarkStart w:id="229" w:name="_Toc229653506"/>
       <w:r>
         <w:rPr>
           <w:rFonts w:ascii="Times New Roman" w:hAnsi="Times New Roman" w:cs="Times New Roman"/>
@@ -38632,7 +38194,7 @@
         </w:rPr>
       </w:pPr>
       <w:bookmarkStart w:id="238" w:name="_Toc225426991"/>
-      <w:bookmarkStart w:id="239" w:name="_Toc229310559"/>
+      <w:bookmarkStart w:id="239" w:name="_Toc229653507"/>
       <w:r>
         <w:rPr>
           <w:rFonts w:ascii="Times New Roman" w:hAnsi="Times New Roman" w:cs="Times New Roman"/>
@@ -38674,7 +38236,7 @@
         </w:rPr>
       </w:pPr>
       <w:bookmarkStart w:id="240" w:name="_Toc225426992"/>
-      <w:bookmarkStart w:id="241" w:name="_Toc229310560"/>
+      <w:bookmarkStart w:id="241" w:name="_Toc229653508"/>
       <w:r>
         <w:rPr>
           <w:rFonts w:ascii="Times New Roman" w:hAnsi="Times New Roman" w:cs="Times New Roman"/>
@@ -38892,7 +38454,7 @@
         </w:rPr>
       </w:pPr>
       <w:bookmarkStart w:id="243" w:name="_Toc225426993"/>
-      <w:bookmarkStart w:id="244" w:name="_Toc229310561"/>
+      <w:bookmarkStart w:id="244" w:name="_Toc229653509"/>
       <w:r>
         <w:rPr>
           <w:rFonts w:ascii="Times New Roman" w:hAnsi="Times New Roman" w:cs="Times New Roman"/>
@@ -39267,7 +38829,7 @@
         </w:rPr>
       </w:pPr>
       <w:bookmarkStart w:id="247" w:name="_Toc225426994"/>
-      <w:bookmarkStart w:id="248" w:name="_Toc229310562"/>
+      <w:bookmarkStart w:id="248" w:name="_Toc229653510"/>
       <w:r>
         <w:rPr>
           <w:rFonts w:ascii="Times New Roman" w:hAnsi="Times New Roman" w:cs="Times New Roman"/>
@@ -39461,7 +39023,7 @@
         </w:rPr>
       </w:pPr>
       <w:bookmarkStart w:id="250" w:name="_Toc225426995"/>
-      <w:bookmarkStart w:id="251" w:name="_Toc229310563"/>
+      <w:bookmarkStart w:id="251" w:name="_Toc229653511"/>
       <w:r>
         <w:rPr>
           <w:rFonts w:ascii="Times New Roman" w:hAnsi="Times New Roman" w:cs="Times New Roman"/>
@@ -39664,7 +39226,7 @@
         </w:rPr>
       </w:pPr>
       <w:bookmarkStart w:id="253" w:name="_Toc225426996"/>
-      <w:bookmarkStart w:id="254" w:name="_Toc229310564"/>
+      <w:bookmarkStart w:id="254" w:name="_Toc229653512"/>
       <w:r>
         <w:rPr>
           <w:rFonts w:ascii="Times New Roman" w:hAnsi="Times New Roman" w:cs="Times New Roman"/>
@@ -39704,7 +39266,7 @@
         </w:rPr>
       </w:pPr>
       <w:bookmarkStart w:id="255" w:name="_Toc225426997"/>
-      <w:bookmarkStart w:id="256" w:name="_Toc229310565"/>
+      <w:bookmarkStart w:id="256" w:name="_Toc229653513"/>
       <w:r>
         <w:rPr>
           <w:rFonts w:ascii="Times New Roman" w:hAnsi="Times New Roman" w:cs="Times New Roman"/>
@@ -39830,7 +39392,7 @@
         </w:rPr>
       </w:pPr>
       <w:bookmarkStart w:id="257" w:name="_Toc225426998"/>
-      <w:bookmarkStart w:id="258" w:name="_Toc229310566"/>
+      <w:bookmarkStart w:id="258" w:name="_Toc229653514"/>
       <w:r>
         <w:rPr>
           <w:rFonts w:ascii="Times New Roman" w:hAnsi="Times New Roman" w:cs="Times New Roman"/>
@@ -39996,7 +39558,7 @@
         </w:rPr>
       </w:pPr>
       <w:bookmarkStart w:id="259" w:name="_Toc225426999"/>
-      <w:bookmarkStart w:id="260" w:name="_Toc229310567"/>
+      <w:bookmarkStart w:id="260" w:name="_Toc229653515"/>
       <w:r>
         <w:rPr>
           <w:rFonts w:ascii="Times New Roman" w:hAnsi="Times New Roman" w:cs="Times New Roman"/>
@@ -40145,7 +39707,7 @@
           <w:rFonts w:ascii="Times New Roman" w:hAnsi="Times New Roman" w:cs="Times New Roman"/>
         </w:rPr>
       </w:pPr>
-      <w:bookmarkStart w:id="261" w:name="_Toc229310568"/>
+      <w:bookmarkStart w:id="261" w:name="_Toc229653516"/>
       <w:r>
         <w:rPr>
           <w:rFonts w:ascii="Times New Roman" w:hAnsi="Times New Roman" w:cs="Times New Roman"/>
@@ -41128,7 +40690,7 @@
         </w:rPr>
       </w:pPr>
       <w:bookmarkStart w:id="263" w:name="_Toc225427000"/>
-      <w:bookmarkStart w:id="264" w:name="_Toc229310569"/>
+      <w:bookmarkStart w:id="264" w:name="_Toc229653517"/>
       <w:r>
         <w:rPr>
           <w:rFonts w:ascii="Times New Roman" w:hAnsi="Times New Roman" w:cs="Times New Roman"/>
@@ -42099,7 +41661,7 @@
         </w:rPr>
       </w:pPr>
       <w:bookmarkStart w:id="266" w:name="_Toc225427001"/>
-      <w:bookmarkStart w:id="267" w:name="_Toc229310570"/>
+      <w:bookmarkStart w:id="267" w:name="_Toc229653518"/>
       <w:r>
         <w:rPr>
           <w:rFonts w:ascii="Times New Roman" w:hAnsi="Times New Roman" w:cs="Times New Roman"/>
@@ -42193,7 +41755,7 @@
         </w:rPr>
       </w:pPr>
       <w:bookmarkStart w:id="268" w:name="_Toc225427002"/>
-      <w:bookmarkStart w:id="269" w:name="_Toc229310571"/>
+      <w:bookmarkStart w:id="269" w:name="_Toc229653519"/>
       <w:r>
         <w:rPr>
           <w:rFonts w:ascii="Times New Roman" w:hAnsi="Times New Roman" w:cs="Times New Roman"/>
@@ -42224,7 +41786,7 @@
         </w:rPr>
       </w:pPr>
       <w:bookmarkStart w:id="270" w:name="_Toc225427003"/>
-      <w:bookmarkStart w:id="271" w:name="_Toc229310572"/>
+      <w:bookmarkStart w:id="271" w:name="_Toc229653520"/>
       <w:r>
         <w:rPr>
           <w:rFonts w:ascii="Times New Roman" w:hAnsi="Times New Roman" w:cs="Times New Roman"/>
@@ -42290,7 +41852,25 @@
       </w:r>
       <w:proofErr w:type="gramEnd"/>
       <w:r>
-        <w:t xml:space="preserve"> unit és integrációs tesztek, valamint a manuális ellenőrzések egyaránt azt igazolták, hogy az alkalmazás megbízhatóan használható.</w:t>
+        <w:t xml:space="preserve"> unit</w:t>
+      </w:r>
+      <w:r>
+        <w:t xml:space="preserve">, </w:t>
+      </w:r>
+      <w:r>
+        <w:t>integrációs</w:t>
+      </w:r>
+      <w:r>
+        <w:t>, valamint terheléses</w:t>
+      </w:r>
+      <w:r>
+        <w:t xml:space="preserve"> tesztek, </w:t>
+      </w:r>
+      <w:r>
+        <w:t>illetve</w:t>
+      </w:r>
+      <w:r>
+        <w:t xml:space="preserve"> a manuális ellenőrzések egyaránt azt igazolták, hogy az alkalmazás megbízhatóan használható.</w:t>
       </w:r>
     </w:p>
     <w:p>
@@ -42310,7 +41890,7 @@
         </w:rPr>
       </w:pPr>
       <w:bookmarkStart w:id="272" w:name="_Toc225427004"/>
-      <w:bookmarkStart w:id="273" w:name="_Toc229310573"/>
+      <w:bookmarkStart w:id="273" w:name="_Toc229653521"/>
       <w:r>
         <w:rPr>
           <w:rFonts w:ascii="Times New Roman" w:hAnsi="Times New Roman" w:cs="Times New Roman"/>
@@ -42440,7 +42020,7 @@
         </w:rPr>
       </w:pPr>
       <w:bookmarkStart w:id="274" w:name="_Toc225427005"/>
-      <w:bookmarkStart w:id="275" w:name="_Toc229310574"/>
+      <w:bookmarkStart w:id="275" w:name="_Toc229653522"/>
       <w:r>
         <w:rPr>
           <w:rFonts w:eastAsia="Arial" w:cs="Arial"/>
@@ -43582,7 +43162,7 @@
         <w:jc w:val="center"/>
       </w:pPr>
       <w:bookmarkStart w:id="276" w:name="_Toc225427006"/>
-      <w:bookmarkStart w:id="277" w:name="_Toc229310575"/>
+      <w:bookmarkStart w:id="277" w:name="_Toc229653523"/>
       <w:r>
         <w:lastRenderedPageBreak/>
         <w:t>Mellékletek</w:t>
@@ -43602,7 +43182,7 @@
           <w:rFonts w:ascii="Times New Roman" w:hAnsi="Times New Roman" w:cs="Times New Roman"/>
         </w:rPr>
       </w:pPr>
-      <w:bookmarkStart w:id="278" w:name="_Toc229310576"/>
+      <w:bookmarkStart w:id="278" w:name="_Toc229653524"/>
       <w:r>
         <w:rPr>
           <w:rFonts w:ascii="Times New Roman" w:hAnsi="Times New Roman" w:cs="Times New Roman"/>
@@ -50003,7 +49583,7 @@
           <w:rFonts w:ascii="Times New Roman" w:hAnsi="Times New Roman" w:cs="Times New Roman"/>
         </w:rPr>
       </w:pPr>
-      <w:bookmarkStart w:id="280" w:name="_Toc229310577"/>
+      <w:bookmarkStart w:id="280" w:name="_Toc229653525"/>
       <w:r>
         <w:rPr>
           <w:rFonts w:ascii="Times New Roman" w:hAnsi="Times New Roman" w:cs="Times New Roman"/>
